--- a/Microservices Project using Spring Boot.docx
+++ b/Microservices Project using Spring Boot.docx
@@ -4,85 +4,44 @@
   <w:body>
     <w:p>
       <w:pPr>
-        <w:jc w:val="center"/>
+        <w:pStyle w:val="Title"/>
         <w:rPr>
-          <w:b/>
-          <w:bCs/>
-          <w:sz w:val="44"/>
-          <w:szCs w:val="44"/>
+          <w:b w:val="0"/>
         </w:rPr>
       </w:pPr>
       <w:r>
-        <w:rPr>
-          <w:b/>
-          <w:bCs/>
-          <w:sz w:val="44"/>
-          <w:szCs w:val="44"/>
-        </w:rPr>
         <w:t>Microservices Project using Spring Boot</w:t>
       </w:r>
     </w:p>
     <w:p>
       <w:pPr>
-        <w:rPr>
-          <w:sz w:val="24"/>
-          <w:szCs w:val="24"/>
-        </w:rPr>
-      </w:pPr>
-      <w:r>
-        <w:rPr>
-          <w:sz w:val="24"/>
-          <w:szCs w:val="24"/>
-        </w:rPr>
+        <w:pStyle w:val="paragraph"/>
+      </w:pPr>
+      <w:r>
         <w:t xml:space="preserve">In this tutorial, we will learn how to build a simple Microservices project using Spring Boot 3, Spring Cloud, and PostgreSQL database. </w:t>
       </w:r>
     </w:p>
     <w:p>
       <w:pPr>
-        <w:rPr>
-          <w:sz w:val="24"/>
-          <w:szCs w:val="24"/>
-        </w:rPr>
-      </w:pPr>
-      <w:r>
-        <w:rPr>
-          <w:sz w:val="24"/>
-          <w:szCs w:val="24"/>
-        </w:rPr>
+        <w:pStyle w:val="paragraph"/>
+      </w:pPr>
+      <w:r>
         <w:t>In this microservices project, you'll explore essential concepts such as API Gateway, Config Server, Discovery Server, and hands-on implementation of two real-world microservices, Student and School.</w:t>
       </w:r>
     </w:p>
     <w:p>
       <w:pPr>
-        <w:rPr>
-          <w:b/>
-          <w:bCs/>
-          <w:sz w:val="40"/>
-          <w:szCs w:val="40"/>
-        </w:rPr>
-      </w:pPr>
-      <w:r>
-        <w:rPr>
-          <w:b/>
-          <w:bCs/>
-          <w:sz w:val="40"/>
-          <w:szCs w:val="40"/>
-        </w:rPr>
+        <w:pStyle w:val="subjects"/>
+      </w:pPr>
+      <w:r>
         <w:t>Prerequisites</w:t>
       </w:r>
     </w:p>
     <w:p>
       <w:pPr>
-        <w:rPr>
-          <w:sz w:val="24"/>
-          <w:szCs w:val="24"/>
-        </w:rPr>
-      </w:pPr>
-      <w:r>
-        <w:rPr>
-          <w:sz w:val="24"/>
-          <w:szCs w:val="24"/>
-        </w:rPr>
+        <w:pStyle w:val="paragraph"/>
+      </w:pPr>
+      <w:r>
         <w:t xml:space="preserve">Ensure you have the following software installed on your system before proceeding: </w:t>
       </w:r>
     </w:p>
@@ -148,35 +107,17 @@
     </w:p>
     <w:p>
       <w:pPr>
-        <w:rPr>
-          <w:b/>
-          <w:bCs/>
-          <w:sz w:val="40"/>
-          <w:szCs w:val="40"/>
-        </w:rPr>
-      </w:pPr>
-      <w:r>
-        <w:rPr>
-          <w:b/>
-          <w:bCs/>
-          <w:sz w:val="40"/>
-          <w:szCs w:val="40"/>
-        </w:rPr>
+        <w:pStyle w:val="subjects"/>
+      </w:pPr>
+      <w:r>
         <w:t>Microservices Architecture</w:t>
       </w:r>
     </w:p>
     <w:p>
       <w:pPr>
-        <w:rPr>
-          <w:sz w:val="24"/>
-          <w:szCs w:val="24"/>
-        </w:rPr>
-      </w:pPr>
-      <w:r>
-        <w:rPr>
-          <w:sz w:val="24"/>
-          <w:szCs w:val="24"/>
-        </w:rPr>
+        <w:pStyle w:val="paragraph"/>
+      </w:pPr>
+      <w:r>
         <w:t>Here is the Microservices Architecture for our Microservices project that we are going to build in this tutorial:</w:t>
       </w:r>
     </w:p>
@@ -242,307 +183,146 @@
     </w:p>
     <w:p>
       <w:pPr>
-        <w:rPr>
-          <w:sz w:val="24"/>
-          <w:szCs w:val="24"/>
-        </w:rPr>
-      </w:pPr>
-      <w:r>
-        <w:rPr>
-          <w:sz w:val="24"/>
-          <w:szCs w:val="24"/>
-        </w:rPr>
+        <w:pStyle w:val="paragraph"/>
+      </w:pPr>
+      <w:r>
         <w:t>Let's understand the Microservices project components:</w:t>
       </w:r>
     </w:p>
     <w:p>
       <w:pPr>
-        <w:rPr>
-          <w:b/>
-          <w:bCs/>
-          <w:sz w:val="40"/>
-          <w:szCs w:val="40"/>
-        </w:rPr>
-      </w:pPr>
-      <w:r>
-        <w:rPr>
-          <w:b/>
-          <w:bCs/>
-          <w:sz w:val="40"/>
-          <w:szCs w:val="40"/>
-        </w:rPr>
+        <w:pStyle w:val="subjects"/>
+      </w:pPr>
+      <w:r>
         <w:t>API Gateway</w:t>
       </w:r>
     </w:p>
     <w:p>
       <w:pPr>
-        <w:rPr>
-          <w:sz w:val="24"/>
-          <w:szCs w:val="24"/>
-        </w:rPr>
-      </w:pPr>
-      <w:r>
-        <w:rPr>
-          <w:sz w:val="24"/>
-          <w:szCs w:val="24"/>
-        </w:rPr>
+        <w:pStyle w:val="paragraph"/>
+      </w:pPr>
+      <w:r>
+        <w:lastRenderedPageBreak/>
         <w:t xml:space="preserve">The API Gateway serves as the </w:t>
       </w:r>
       <w:proofErr w:type="gramStart"/>
       <w:r>
-        <w:rPr>
-          <w:sz w:val="24"/>
-          <w:szCs w:val="24"/>
-        </w:rPr>
         <w:t>single entry</w:t>
       </w:r>
       <w:proofErr w:type="gramEnd"/>
       <w:r>
-        <w:rPr>
-          <w:sz w:val="24"/>
-          <w:szCs w:val="24"/>
-        </w:rPr>
         <w:t xml:space="preserve"> point for all client requests, managing and routing them to the appropriate microservices.</w:t>
       </w:r>
     </w:p>
     <w:p>
       <w:pPr>
-        <w:rPr>
-          <w:b/>
-          <w:bCs/>
-          <w:sz w:val="40"/>
-          <w:szCs w:val="40"/>
-        </w:rPr>
-      </w:pPr>
-      <w:r>
-        <w:rPr>
-          <w:b/>
-          <w:bCs/>
-          <w:sz w:val="40"/>
-          <w:szCs w:val="40"/>
-        </w:rPr>
-        <w:lastRenderedPageBreak/>
+        <w:pStyle w:val="subjects"/>
+      </w:pPr>
+      <w:r>
         <w:t>Config Server</w:t>
       </w:r>
     </w:p>
     <w:p>
       <w:pPr>
-        <w:rPr>
-          <w:sz w:val="24"/>
-          <w:szCs w:val="24"/>
-        </w:rPr>
-      </w:pPr>
-      <w:r>
-        <w:rPr>
-          <w:sz w:val="24"/>
-          <w:szCs w:val="24"/>
-        </w:rPr>
+        <w:pStyle w:val="paragraph"/>
+      </w:pPr>
+      <w:r>
         <w:t>The Config Server centralizes configuration management for all microservices, simplifying application maintenance and consistency across environments.</w:t>
       </w:r>
     </w:p>
     <w:p>
       <w:pPr>
-        <w:rPr>
-          <w:b/>
-          <w:bCs/>
-          <w:sz w:val="40"/>
-          <w:szCs w:val="40"/>
-        </w:rPr>
-      </w:pPr>
-      <w:r>
-        <w:rPr>
-          <w:b/>
-          <w:bCs/>
-          <w:sz w:val="40"/>
-          <w:szCs w:val="40"/>
-        </w:rPr>
+        <w:pStyle w:val="subjects"/>
+      </w:pPr>
+      <w:r>
         <w:t>Discovery Server</w:t>
       </w:r>
     </w:p>
     <w:p>
       <w:pPr>
-        <w:rPr>
-          <w:sz w:val="24"/>
-          <w:szCs w:val="24"/>
-        </w:rPr>
-      </w:pPr>
-      <w:r>
-        <w:rPr>
-          <w:sz w:val="24"/>
-          <w:szCs w:val="24"/>
-        </w:rPr>
+        <w:pStyle w:val="paragraph"/>
+      </w:pPr>
+      <w:r>
         <w:t>The Discovery Server provides service registration and discovery, enabling seamless service-to-service communication within the microservices ecosystem.</w:t>
       </w:r>
     </w:p>
     <w:p>
       <w:pPr>
-        <w:rPr>
-          <w:b/>
-          <w:bCs/>
-          <w:sz w:val="40"/>
-          <w:szCs w:val="40"/>
-        </w:rPr>
-      </w:pPr>
-      <w:r>
-        <w:rPr>
-          <w:b/>
-          <w:bCs/>
-          <w:sz w:val="40"/>
-          <w:szCs w:val="40"/>
-        </w:rPr>
+        <w:pStyle w:val="subjects"/>
+      </w:pPr>
+      <w:r>
         <w:t>Student Microservice</w:t>
       </w:r>
     </w:p>
     <w:p>
       <w:pPr>
-        <w:rPr>
-          <w:sz w:val="24"/>
-          <w:szCs w:val="24"/>
-        </w:rPr>
-      </w:pPr>
-      <w:r>
-        <w:rPr>
-          <w:sz w:val="24"/>
-          <w:szCs w:val="24"/>
-        </w:rPr>
+        <w:pStyle w:val="paragraph"/>
+      </w:pPr>
+      <w:r>
         <w:t>The Student Microservice is responsible for managing student-related data and operations, such as adding, updating, and retrieving student records.</w:t>
       </w:r>
     </w:p>
     <w:p>
       <w:pPr>
-        <w:rPr>
-          <w:b/>
-          <w:bCs/>
-          <w:sz w:val="40"/>
-          <w:szCs w:val="40"/>
-        </w:rPr>
-      </w:pPr>
-      <w:r>
-        <w:rPr>
-          <w:b/>
-          <w:bCs/>
-          <w:sz w:val="40"/>
-          <w:szCs w:val="40"/>
-        </w:rPr>
+        <w:pStyle w:val="subjects"/>
+      </w:pPr>
+      <w:r>
         <w:t>School Microservice</w:t>
       </w:r>
     </w:p>
     <w:p>
       <w:pPr>
-        <w:rPr>
-          <w:sz w:val="24"/>
-          <w:szCs w:val="24"/>
-        </w:rPr>
-      </w:pPr>
-      <w:r>
-        <w:rPr>
-          <w:sz w:val="24"/>
-          <w:szCs w:val="24"/>
-        </w:rPr>
+        <w:pStyle w:val="paragraph"/>
+      </w:pPr>
+      <w:r>
         <w:t>The School Microservice manages school-related data and operations, including adding, updating, and retrieving school records.</w:t>
       </w:r>
     </w:p>
     <w:p>
       <w:pPr>
-        <w:rPr>
-          <w:b/>
-          <w:bCs/>
-          <w:sz w:val="40"/>
-          <w:szCs w:val="40"/>
-        </w:rPr>
-      </w:pPr>
-      <w:r>
-        <w:rPr>
-          <w:b/>
-          <w:bCs/>
-          <w:sz w:val="40"/>
-          <w:szCs w:val="40"/>
-        </w:rPr>
+        <w:pStyle w:val="subjects"/>
+      </w:pPr>
+      <w:r>
         <w:t xml:space="preserve">Using </w:t>
       </w:r>
       <w:proofErr w:type="spellStart"/>
       <w:r>
-        <w:rPr>
-          <w:b/>
-          <w:bCs/>
-          <w:sz w:val="40"/>
-          <w:szCs w:val="40"/>
-        </w:rPr>
         <w:t>OpenFeign</w:t>
       </w:r>
       <w:proofErr w:type="spellEnd"/>
       <w:r>
-        <w:rPr>
-          <w:b/>
-          <w:bCs/>
-          <w:sz w:val="40"/>
-          <w:szCs w:val="40"/>
-        </w:rPr>
         <w:t xml:space="preserve"> - Inter-Service Communication</w:t>
       </w:r>
     </w:p>
     <w:p>
       <w:pPr>
-        <w:rPr>
-          <w:sz w:val="24"/>
-          <w:szCs w:val="24"/>
-        </w:rPr>
-      </w:pPr>
-      <w:r>
-        <w:rPr>
-          <w:sz w:val="24"/>
-          <w:szCs w:val="24"/>
-        </w:rPr>
+        <w:pStyle w:val="paragraph"/>
+      </w:pPr>
+      <w:r>
         <w:t xml:space="preserve">This project demonstrates inter-service communication using </w:t>
       </w:r>
       <w:proofErr w:type="spellStart"/>
       <w:r>
-        <w:rPr>
-          <w:sz w:val="24"/>
-          <w:szCs w:val="24"/>
-        </w:rPr>
         <w:t>OpenFeign</w:t>
       </w:r>
       <w:proofErr w:type="spellEnd"/>
       <w:r>
-        <w:rPr>
-          <w:sz w:val="24"/>
-          <w:szCs w:val="24"/>
-        </w:rPr>
         <w:t>, a declarative REST client that simplifies service-to-service communication within the microservices ecosystem.</w:t>
       </w:r>
     </w:p>
     <w:p>
       <w:pPr>
-        <w:rPr>
-          <w:b/>
-          <w:bCs/>
-          <w:sz w:val="40"/>
-          <w:szCs w:val="40"/>
-        </w:rPr>
-      </w:pPr>
-      <w:r>
-        <w:rPr>
-          <w:b/>
-          <w:bCs/>
-          <w:sz w:val="40"/>
-          <w:szCs w:val="40"/>
-        </w:rPr>
+        <w:pStyle w:val="subjects"/>
+      </w:pPr>
+      <w:r>
         <w:t>Distributed Tracing - Using Zipkin</w:t>
       </w:r>
     </w:p>
     <w:p>
       <w:pPr>
-        <w:rPr>
-          <w:sz w:val="24"/>
-          <w:szCs w:val="24"/>
-        </w:rPr>
-      </w:pPr>
-      <w:r>
-        <w:rPr>
-          <w:sz w:val="24"/>
-          <w:szCs w:val="24"/>
-        </w:rPr>
+        <w:pStyle w:val="paragraph"/>
+      </w:pPr>
+      <w:r>
         <w:t>The project showcases the use of Zipkin for distributed tracing, enhancing application observability and enabling the visualization and troubleshooting of latency issues.</w:t>
       </w:r>
     </w:p>
@@ -567,20 +347,9 @@
     </w:p>
     <w:p>
       <w:pPr>
-        <w:rPr>
-          <w:b/>
-          <w:bCs/>
-          <w:sz w:val="44"/>
-          <w:szCs w:val="44"/>
-        </w:rPr>
-      </w:pPr>
-      <w:r>
-        <w:rPr>
-          <w:b/>
-          <w:bCs/>
-          <w:sz w:val="44"/>
-          <w:szCs w:val="44"/>
-        </w:rPr>
+        <w:pStyle w:val="headersub"/>
+      </w:pPr>
+      <w:r>
         <w:lastRenderedPageBreak/>
         <w:t>Create Student Microservice</w:t>
       </w:r>
@@ -602,43 +371,23 @@
     </w:p>
     <w:p>
       <w:pPr>
-        <w:rPr>
-          <w:b/>
-          <w:bCs/>
-          <w:sz w:val="40"/>
-          <w:szCs w:val="40"/>
-        </w:rPr>
-      </w:pPr>
-      <w:r>
-        <w:rPr>
-          <w:b/>
-          <w:bCs/>
-          <w:sz w:val="40"/>
-          <w:szCs w:val="40"/>
-        </w:rPr>
+        <w:pStyle w:val="subjects"/>
+      </w:pPr>
+      <w:r>
         <w:t>Create Spring Boot Project</w:t>
       </w:r>
     </w:p>
     <w:p>
       <w:pPr>
-        <w:rPr>
-          <w:sz w:val="24"/>
-          <w:szCs w:val="24"/>
-        </w:rPr>
-      </w:pPr>
-      <w:r>
-        <w:rPr>
-          <w:sz w:val="24"/>
-          <w:szCs w:val="24"/>
-        </w:rPr>
+        <w:pStyle w:val="paragraph"/>
+      </w:pPr>
+      <w:r>
         <w:t xml:space="preserve">Let's create a student microservice as a Spring boot project using the </w:t>
       </w:r>
       <w:hyperlink r:id="rId6" w:history="1">
         <w:r>
           <w:rPr>
             <w:rStyle w:val="Hyperlink"/>
-            <w:sz w:val="24"/>
-            <w:szCs w:val="24"/>
           </w:rPr>
           <w:t xml:space="preserve">spring </w:t>
         </w:r>
@@ -646,18 +395,12 @@
         <w:r>
           <w:rPr>
             <w:rStyle w:val="Hyperlink"/>
-            <w:sz w:val="24"/>
-            <w:szCs w:val="24"/>
           </w:rPr>
           <w:t>initializr</w:t>
         </w:r>
         <w:proofErr w:type="spellEnd"/>
       </w:hyperlink>
       <w:r>
-        <w:rPr>
-          <w:sz w:val="24"/>
-          <w:szCs w:val="24"/>
-        </w:rPr>
         <w:t>.</w:t>
       </w:r>
     </w:p>
@@ -724,16 +467,9 @@
     </w:p>
     <w:p>
       <w:pPr>
-        <w:rPr>
-          <w:sz w:val="24"/>
-          <w:szCs w:val="24"/>
-        </w:rPr>
-      </w:pPr>
-      <w:r>
-        <w:rPr>
-          <w:sz w:val="24"/>
-          <w:szCs w:val="24"/>
-        </w:rPr>
+        <w:pStyle w:val="paragraph"/>
+      </w:pPr>
+      <w:r>
         <w:t>Here is the complete pom.xml file for your reference:</w:t>
       </w:r>
     </w:p>
@@ -1089,6 +825,7 @@
         <w:pStyle w:val="Code"/>
       </w:pPr>
       <w:r>
+        <w:lastRenderedPageBreak/>
         <w:tab/>
       </w:r>
       <w:r>
@@ -1101,164 +838,1197 @@
         <w:pStyle w:val="Code"/>
       </w:pPr>
       <w:r>
+        <w:tab/>
+      </w:r>
+      <w:r>
+        <w:tab/>
+      </w:r>
+      <w:r>
+        <w:tab/>
+      </w:r>
+      <w:proofErr w:type="gramStart"/>
+      <w:r>
+        <w:t>&lt;</w:t>
+      </w:r>
+      <w:proofErr w:type="spellStart"/>
+      <w:r>
+        <w:t>groupId</w:t>
+      </w:r>
+      <w:proofErr w:type="spellEnd"/>
+      <w:r>
+        <w:t>&gt;</w:t>
+      </w:r>
+      <w:proofErr w:type="spellStart"/>
+      <w:r>
+        <w:t>org.springframework.boot</w:t>
+      </w:r>
+      <w:proofErr w:type="spellEnd"/>
+      <w:proofErr w:type="gramEnd"/>
+      <w:r>
+        <w:t>&lt;/</w:t>
+      </w:r>
+      <w:proofErr w:type="spellStart"/>
+      <w:r>
+        <w:t>groupId</w:t>
+      </w:r>
+      <w:proofErr w:type="spellEnd"/>
+      <w:r>
+        <w:t>&gt;</w:t>
+      </w:r>
+    </w:p>
+    <w:p>
+      <w:pPr>
+        <w:pStyle w:val="Code"/>
+      </w:pPr>
+      <w:r>
+        <w:tab/>
+      </w:r>
+      <w:r>
+        <w:tab/>
+      </w:r>
+      <w:r>
+        <w:tab/>
+        <w:t>&lt;</w:t>
+      </w:r>
+      <w:proofErr w:type="spellStart"/>
+      <w:r>
+        <w:t>artifactId</w:t>
+      </w:r>
+      <w:proofErr w:type="spellEnd"/>
+      <w:r>
+        <w:t>&gt;spring-boot-starter-actuator&lt;/</w:t>
+      </w:r>
+      <w:proofErr w:type="spellStart"/>
+      <w:r>
+        <w:t>artifactId</w:t>
+      </w:r>
+      <w:proofErr w:type="spellEnd"/>
+      <w:r>
+        <w:t>&gt;</w:t>
+      </w:r>
+    </w:p>
+    <w:p>
+      <w:pPr>
+        <w:pStyle w:val="Code"/>
+      </w:pPr>
+      <w:r>
+        <w:tab/>
+      </w:r>
+      <w:r>
+        <w:tab/>
+        <w:t>&lt;/dependency&gt;</w:t>
+      </w:r>
+    </w:p>
+    <w:p>
+      <w:pPr>
+        <w:pStyle w:val="Code"/>
+      </w:pPr>
+      <w:r>
+        <w:tab/>
+      </w:r>
+      <w:r>
+        <w:tab/>
+        <w:t>&lt;dependency&gt;</w:t>
+      </w:r>
+    </w:p>
+    <w:p>
+      <w:pPr>
+        <w:pStyle w:val="Code"/>
+      </w:pPr>
+      <w:r>
+        <w:tab/>
+      </w:r>
+      <w:r>
+        <w:tab/>
+      </w:r>
+      <w:r>
+        <w:tab/>
+      </w:r>
+      <w:proofErr w:type="gramStart"/>
+      <w:r>
+        <w:t>&lt;</w:t>
+      </w:r>
+      <w:proofErr w:type="spellStart"/>
+      <w:r>
+        <w:t>groupId</w:t>
+      </w:r>
+      <w:proofErr w:type="spellEnd"/>
+      <w:r>
+        <w:t>&gt;</w:t>
+      </w:r>
+      <w:proofErr w:type="spellStart"/>
+      <w:r>
+        <w:t>org.springframework.boot</w:t>
+      </w:r>
+      <w:proofErr w:type="spellEnd"/>
+      <w:proofErr w:type="gramEnd"/>
+      <w:r>
+        <w:t>&lt;/</w:t>
+      </w:r>
+      <w:proofErr w:type="spellStart"/>
+      <w:r>
+        <w:t>groupId</w:t>
+      </w:r>
+      <w:proofErr w:type="spellEnd"/>
+      <w:r>
+        <w:t>&gt;</w:t>
+      </w:r>
+    </w:p>
+    <w:p>
+      <w:pPr>
+        <w:pStyle w:val="Code"/>
+      </w:pPr>
+      <w:r>
+        <w:tab/>
+      </w:r>
+      <w:r>
+        <w:tab/>
+      </w:r>
+      <w:r>
+        <w:tab/>
+        <w:t>&lt;</w:t>
+      </w:r>
+      <w:proofErr w:type="spellStart"/>
+      <w:r>
+        <w:t>artifactId</w:t>
+      </w:r>
+      <w:proofErr w:type="spellEnd"/>
+      <w:r>
+        <w:t>&gt;spring-boot-starter-data-</w:t>
+      </w:r>
+      <w:proofErr w:type="spellStart"/>
+      <w:r>
+        <w:t>jpa</w:t>
+      </w:r>
+      <w:proofErr w:type="spellEnd"/>
+      <w:r>
+        <w:t>&lt;/</w:t>
+      </w:r>
+      <w:proofErr w:type="spellStart"/>
+      <w:r>
+        <w:t>artifactId</w:t>
+      </w:r>
+      <w:proofErr w:type="spellEnd"/>
+      <w:r>
+        <w:t>&gt;</w:t>
+      </w:r>
+    </w:p>
+    <w:p>
+      <w:pPr>
+        <w:pStyle w:val="Code"/>
+      </w:pPr>
+      <w:r>
+        <w:tab/>
+      </w:r>
+      <w:r>
+        <w:tab/>
+        <w:t>&lt;/dependency&gt;</w:t>
+      </w:r>
+    </w:p>
+    <w:p>
+      <w:pPr>
+        <w:pStyle w:val="Code"/>
+      </w:pPr>
+      <w:r>
+        <w:tab/>
+      </w:r>
+      <w:r>
+        <w:tab/>
+        <w:t>&lt;dependency&gt;</w:t>
+      </w:r>
+    </w:p>
+    <w:p>
+      <w:pPr>
+        <w:pStyle w:val="Code"/>
+      </w:pPr>
+      <w:r>
+        <w:tab/>
+      </w:r>
+      <w:r>
+        <w:tab/>
+      </w:r>
+      <w:r>
+        <w:tab/>
+      </w:r>
+      <w:proofErr w:type="gramStart"/>
+      <w:r>
+        <w:t>&lt;</w:t>
+      </w:r>
+      <w:proofErr w:type="spellStart"/>
+      <w:r>
+        <w:t>groupId</w:t>
+      </w:r>
+      <w:proofErr w:type="spellEnd"/>
+      <w:r>
+        <w:t>&gt;</w:t>
+      </w:r>
+      <w:proofErr w:type="spellStart"/>
+      <w:r>
+        <w:t>org.springframework.boot</w:t>
+      </w:r>
+      <w:proofErr w:type="spellEnd"/>
+      <w:proofErr w:type="gramEnd"/>
+      <w:r>
+        <w:t>&lt;/</w:t>
+      </w:r>
+      <w:proofErr w:type="spellStart"/>
+      <w:r>
+        <w:t>groupId</w:t>
+      </w:r>
+      <w:proofErr w:type="spellEnd"/>
+      <w:r>
+        <w:t>&gt;</w:t>
+      </w:r>
+    </w:p>
+    <w:p>
+      <w:pPr>
+        <w:pStyle w:val="Code"/>
+      </w:pPr>
+      <w:r>
+        <w:tab/>
+      </w:r>
+      <w:r>
+        <w:tab/>
+      </w:r>
+      <w:r>
+        <w:tab/>
+        <w:t>&lt;</w:t>
+      </w:r>
+      <w:proofErr w:type="spellStart"/>
+      <w:r>
+        <w:t>artifactId</w:t>
+      </w:r>
+      <w:proofErr w:type="spellEnd"/>
+      <w:r>
+        <w:t>&gt;spring-boot-starter-web&lt;/</w:t>
+      </w:r>
+      <w:proofErr w:type="spellStart"/>
+      <w:r>
+        <w:t>artifactId</w:t>
+      </w:r>
+      <w:proofErr w:type="spellEnd"/>
+      <w:r>
+        <w:t>&gt;</w:t>
+      </w:r>
+    </w:p>
+    <w:p>
+      <w:pPr>
+        <w:pStyle w:val="Code"/>
+      </w:pPr>
+      <w:r>
+        <w:tab/>
+      </w:r>
+      <w:r>
+        <w:tab/>
+        <w:t>&lt;/dependency&gt;</w:t>
+      </w:r>
+    </w:p>
+    <w:p>
+      <w:pPr>
+        <w:pStyle w:val="Code"/>
+      </w:pPr>
+    </w:p>
+    <w:p>
+      <w:pPr>
+        <w:pStyle w:val="Code"/>
+      </w:pPr>
+      <w:r>
+        <w:tab/>
+      </w:r>
+      <w:r>
+        <w:tab/>
+        <w:t>&lt;dependency&gt;</w:t>
+      </w:r>
+    </w:p>
+    <w:p>
+      <w:pPr>
+        <w:pStyle w:val="Code"/>
+      </w:pPr>
+      <w:r>
+        <w:tab/>
+      </w:r>
+      <w:r>
+        <w:tab/>
+      </w:r>
+      <w:r>
+        <w:tab/>
+        <w:t>&lt;</w:t>
+      </w:r>
+      <w:proofErr w:type="spellStart"/>
+      <w:r>
+        <w:t>groupId</w:t>
+      </w:r>
+      <w:proofErr w:type="spellEnd"/>
+      <w:r>
+        <w:t>&gt;</w:t>
+      </w:r>
+      <w:proofErr w:type="spellStart"/>
+      <w:r>
+        <w:t>org.postgresql</w:t>
+      </w:r>
+      <w:proofErr w:type="spellEnd"/>
+      <w:r>
+        <w:t>&lt;/</w:t>
+      </w:r>
+      <w:proofErr w:type="spellStart"/>
+      <w:r>
+        <w:t>groupId</w:t>
+      </w:r>
+      <w:proofErr w:type="spellEnd"/>
+      <w:r>
+        <w:t>&gt;</w:t>
+      </w:r>
+    </w:p>
+    <w:p>
+      <w:pPr>
+        <w:pStyle w:val="Code"/>
+      </w:pPr>
+      <w:r>
+        <w:tab/>
+      </w:r>
+      <w:r>
+        <w:tab/>
+      </w:r>
+      <w:r>
+        <w:tab/>
+        <w:t>&lt;</w:t>
+      </w:r>
+      <w:proofErr w:type="spellStart"/>
+      <w:r>
+        <w:t>artifactId</w:t>
+      </w:r>
+      <w:proofErr w:type="spellEnd"/>
+      <w:r>
+        <w:t>&gt;</w:t>
+      </w:r>
+      <w:proofErr w:type="spellStart"/>
+      <w:r>
+        <w:t>postgresql</w:t>
+      </w:r>
+      <w:proofErr w:type="spellEnd"/>
+      <w:r>
+        <w:t>&lt;/</w:t>
+      </w:r>
+      <w:proofErr w:type="spellStart"/>
+      <w:r>
+        <w:t>artifactId</w:t>
+      </w:r>
+      <w:proofErr w:type="spellEnd"/>
+      <w:r>
+        <w:t>&gt;</w:t>
+      </w:r>
+    </w:p>
+    <w:p>
+      <w:pPr>
+        <w:pStyle w:val="Code"/>
+      </w:pPr>
+      <w:r>
+        <w:tab/>
+      </w:r>
+      <w:r>
+        <w:tab/>
+      </w:r>
+      <w:r>
+        <w:tab/>
+        <w:t>&lt;scope&gt;runtime&lt;/scope&gt;</w:t>
+      </w:r>
+    </w:p>
+    <w:p>
+      <w:pPr>
+        <w:pStyle w:val="Code"/>
+      </w:pPr>
+      <w:r>
+        <w:tab/>
+      </w:r>
+      <w:r>
+        <w:tab/>
+        <w:t>&lt;/dependency&gt;</w:t>
+      </w:r>
+    </w:p>
+    <w:p>
+      <w:pPr>
+        <w:pStyle w:val="Code"/>
+      </w:pPr>
+      <w:r>
+        <w:tab/>
+      </w:r>
+      <w:r>
+        <w:tab/>
+        <w:t>&lt;dependency&gt;</w:t>
+      </w:r>
+    </w:p>
+    <w:p>
+      <w:pPr>
+        <w:pStyle w:val="Code"/>
+      </w:pPr>
+      <w:r>
+        <w:tab/>
+      </w:r>
+      <w:r>
+        <w:tab/>
+      </w:r>
+      <w:r>
+        <w:tab/>
+        <w:t>&lt;</w:t>
+      </w:r>
+      <w:proofErr w:type="spellStart"/>
+      <w:r>
+        <w:t>groupId</w:t>
+      </w:r>
+      <w:proofErr w:type="spellEnd"/>
+      <w:r>
+        <w:t>&gt;</w:t>
+      </w:r>
+      <w:proofErr w:type="spellStart"/>
+      <w:r>
+        <w:t>org.projectlombok</w:t>
+      </w:r>
+      <w:proofErr w:type="spellEnd"/>
+      <w:r>
+        <w:t>&lt;/</w:t>
+      </w:r>
+      <w:proofErr w:type="spellStart"/>
+      <w:r>
+        <w:t>groupId</w:t>
+      </w:r>
+      <w:proofErr w:type="spellEnd"/>
+      <w:r>
+        <w:t>&gt;</w:t>
+      </w:r>
+    </w:p>
+    <w:p>
+      <w:pPr>
+        <w:pStyle w:val="Code"/>
+      </w:pPr>
+      <w:r>
+        <w:tab/>
+      </w:r>
+      <w:r>
+        <w:tab/>
+      </w:r>
+      <w:r>
+        <w:tab/>
+        <w:t>&lt;</w:t>
+      </w:r>
+      <w:proofErr w:type="spellStart"/>
+      <w:r>
+        <w:t>artifactId</w:t>
+      </w:r>
+      <w:proofErr w:type="spellEnd"/>
+      <w:r>
+        <w:t>&gt;</w:t>
+      </w:r>
+      <w:proofErr w:type="spellStart"/>
+      <w:r>
+        <w:t>lombok</w:t>
+      </w:r>
+      <w:proofErr w:type="spellEnd"/>
+      <w:r>
+        <w:t>&lt;/</w:t>
+      </w:r>
+      <w:proofErr w:type="spellStart"/>
+      <w:r>
+        <w:t>artifactId</w:t>
+      </w:r>
+      <w:proofErr w:type="spellEnd"/>
+      <w:r>
+        <w:t>&gt;</w:t>
+      </w:r>
+    </w:p>
+    <w:p>
+      <w:pPr>
+        <w:pStyle w:val="Code"/>
+      </w:pPr>
+      <w:r>
+        <w:tab/>
+      </w:r>
+      <w:r>
+        <w:tab/>
+      </w:r>
+      <w:r>
+        <w:tab/>
+        <w:t>&lt;optional&gt;true&lt;/optional&gt;</w:t>
+      </w:r>
+    </w:p>
+    <w:p>
+      <w:pPr>
+        <w:pStyle w:val="Code"/>
+      </w:pPr>
+      <w:r>
+        <w:tab/>
+      </w:r>
+      <w:r>
+        <w:tab/>
+        <w:t>&lt;/dependency&gt;</w:t>
+      </w:r>
+    </w:p>
+    <w:p>
+      <w:pPr>
+        <w:pStyle w:val="Code"/>
+      </w:pPr>
+      <w:r>
+        <w:tab/>
+      </w:r>
+      <w:r>
+        <w:tab/>
+        <w:t>&lt;dependency&gt;</w:t>
+      </w:r>
+    </w:p>
+    <w:p>
+      <w:pPr>
+        <w:pStyle w:val="Code"/>
+      </w:pPr>
+      <w:r>
+        <w:tab/>
+      </w:r>
+      <w:r>
+        <w:tab/>
+      </w:r>
+      <w:r>
+        <w:tab/>
+      </w:r>
+      <w:proofErr w:type="gramStart"/>
+      <w:r>
+        <w:t>&lt;</w:t>
+      </w:r>
+      <w:proofErr w:type="spellStart"/>
+      <w:r>
+        <w:t>groupId</w:t>
+      </w:r>
+      <w:proofErr w:type="spellEnd"/>
+      <w:r>
+        <w:t>&gt;</w:t>
+      </w:r>
+      <w:proofErr w:type="spellStart"/>
+      <w:r>
+        <w:t>org.springframework.boot</w:t>
+      </w:r>
+      <w:proofErr w:type="spellEnd"/>
+      <w:proofErr w:type="gramEnd"/>
+      <w:r>
+        <w:t>&lt;/</w:t>
+      </w:r>
+      <w:proofErr w:type="spellStart"/>
+      <w:r>
+        <w:t>groupId</w:t>
+      </w:r>
+      <w:proofErr w:type="spellEnd"/>
+      <w:r>
+        <w:t>&gt;</w:t>
+      </w:r>
+    </w:p>
+    <w:p>
+      <w:pPr>
+        <w:pStyle w:val="Code"/>
+      </w:pPr>
+      <w:r>
+        <w:tab/>
+      </w:r>
+      <w:r>
+        <w:tab/>
+      </w:r>
+      <w:r>
+        <w:tab/>
+        <w:t>&lt;</w:t>
+      </w:r>
+      <w:proofErr w:type="spellStart"/>
+      <w:r>
+        <w:t>artifactId</w:t>
+      </w:r>
+      <w:proofErr w:type="spellEnd"/>
+      <w:r>
+        <w:t>&gt;spring-boot-starter-test&lt;/</w:t>
+      </w:r>
+      <w:proofErr w:type="spellStart"/>
+      <w:r>
+        <w:t>artifactId</w:t>
+      </w:r>
+      <w:proofErr w:type="spellEnd"/>
+      <w:r>
+        <w:t>&gt;</w:t>
+      </w:r>
+    </w:p>
+    <w:p>
+      <w:pPr>
+        <w:pStyle w:val="Code"/>
+      </w:pPr>
+      <w:r>
+        <w:tab/>
+      </w:r>
+      <w:r>
+        <w:tab/>
+      </w:r>
+      <w:r>
+        <w:tab/>
+        <w:t>&lt;scope&gt;test&lt;/scope&gt;</w:t>
+      </w:r>
+    </w:p>
+    <w:p>
+      <w:pPr>
+        <w:pStyle w:val="Code"/>
+      </w:pPr>
+      <w:r>
+        <w:tab/>
+      </w:r>
+      <w:r>
+        <w:tab/>
+        <w:t>&lt;/dependency&gt;</w:t>
+      </w:r>
+    </w:p>
+    <w:p>
+      <w:pPr>
+        <w:pStyle w:val="Code"/>
+      </w:pPr>
+      <w:r>
+        <w:tab/>
+        <w:t>&lt;/dependencies&gt;</w:t>
+      </w:r>
+    </w:p>
+    <w:p>
+      <w:pPr>
+        <w:pStyle w:val="Code"/>
+      </w:pPr>
+    </w:p>
+    <w:p>
+      <w:pPr>
+        <w:pStyle w:val="Code"/>
+      </w:pPr>
+      <w:r>
+        <w:tab/>
+        <w:t>&lt;build&gt;</w:t>
+      </w:r>
+    </w:p>
+    <w:p>
+      <w:pPr>
+        <w:pStyle w:val="Code"/>
+      </w:pPr>
+      <w:r>
+        <w:tab/>
+      </w:r>
+      <w:r>
+        <w:tab/>
+        <w:t>&lt;plugins&gt;</w:t>
+      </w:r>
+    </w:p>
+    <w:p>
+      <w:pPr>
+        <w:pStyle w:val="Code"/>
+      </w:pPr>
+      <w:r>
+        <w:tab/>
+      </w:r>
+      <w:r>
+        <w:tab/>
+      </w:r>
+      <w:r>
+        <w:tab/>
+        <w:t>&lt;plugin&gt;</w:t>
+      </w:r>
+    </w:p>
+    <w:p>
+      <w:pPr>
+        <w:pStyle w:val="Code"/>
+      </w:pPr>
+      <w:r>
+        <w:tab/>
+      </w:r>
+      <w:r>
+        <w:tab/>
+      </w:r>
+      <w:r>
+        <w:tab/>
+      </w:r>
+      <w:r>
+        <w:tab/>
+      </w:r>
+      <w:proofErr w:type="gramStart"/>
+      <w:r>
+        <w:t>&lt;</w:t>
+      </w:r>
+      <w:proofErr w:type="spellStart"/>
+      <w:r>
+        <w:t>groupId</w:t>
+      </w:r>
+      <w:proofErr w:type="spellEnd"/>
+      <w:r>
+        <w:t>&gt;</w:t>
+      </w:r>
+      <w:proofErr w:type="spellStart"/>
+      <w:r>
+        <w:t>org.springframework.boot</w:t>
+      </w:r>
+      <w:proofErr w:type="spellEnd"/>
+      <w:proofErr w:type="gramEnd"/>
+      <w:r>
+        <w:t>&lt;/</w:t>
+      </w:r>
+      <w:proofErr w:type="spellStart"/>
+      <w:r>
+        <w:t>groupId</w:t>
+      </w:r>
+      <w:proofErr w:type="spellEnd"/>
+      <w:r>
+        <w:t>&gt;</w:t>
+      </w:r>
+    </w:p>
+    <w:p>
+      <w:pPr>
+        <w:pStyle w:val="Code"/>
+      </w:pPr>
+      <w:r>
+        <w:tab/>
+      </w:r>
+      <w:r>
+        <w:tab/>
+      </w:r>
+      <w:r>
+        <w:tab/>
+      </w:r>
+      <w:r>
+        <w:tab/>
+        <w:t>&lt;</w:t>
+      </w:r>
+      <w:proofErr w:type="spellStart"/>
+      <w:r>
+        <w:t>artifactId</w:t>
+      </w:r>
+      <w:proofErr w:type="spellEnd"/>
+      <w:r>
+        <w:t>&gt;spring-boot-maven-plugin&lt;/</w:t>
+      </w:r>
+      <w:proofErr w:type="spellStart"/>
+      <w:r>
+        <w:t>artifactId</w:t>
+      </w:r>
+      <w:proofErr w:type="spellEnd"/>
+      <w:r>
+        <w:t>&gt;</w:t>
+      </w:r>
+    </w:p>
+    <w:p>
+      <w:pPr>
+        <w:pStyle w:val="Code"/>
+      </w:pPr>
+      <w:r>
+        <w:tab/>
+      </w:r>
+      <w:r>
+        <w:tab/>
+      </w:r>
+      <w:r>
+        <w:tab/>
+      </w:r>
+      <w:r>
+        <w:tab/>
+        <w:t>&lt;configuration&gt;</w:t>
+      </w:r>
+    </w:p>
+    <w:p>
+      <w:pPr>
+        <w:pStyle w:val="Code"/>
+      </w:pPr>
+      <w:r>
+        <w:tab/>
+      </w:r>
+      <w:r>
+        <w:tab/>
+      </w:r>
+      <w:r>
+        <w:tab/>
+      </w:r>
+      <w:r>
+        <w:tab/>
+      </w:r>
+      <w:r>
+        <w:tab/>
+        <w:t>&lt;excludes&gt;</w:t>
+      </w:r>
+    </w:p>
+    <w:p>
+      <w:pPr>
+        <w:pStyle w:val="Code"/>
+      </w:pPr>
+      <w:r>
+        <w:tab/>
+      </w:r>
+      <w:r>
+        <w:tab/>
+      </w:r>
+      <w:r>
+        <w:tab/>
+      </w:r>
+      <w:r>
+        <w:tab/>
+      </w:r>
+      <w:r>
+        <w:tab/>
+      </w:r>
+      <w:r>
+        <w:tab/>
+        <w:t>&lt;exclude&gt;</w:t>
+      </w:r>
+    </w:p>
+    <w:p>
+      <w:pPr>
+        <w:pStyle w:val="Code"/>
+      </w:pPr>
+      <w:r>
+        <w:tab/>
+      </w:r>
+      <w:r>
+        <w:tab/>
+      </w:r>
+      <w:r>
+        <w:tab/>
+      </w:r>
+      <w:r>
+        <w:tab/>
+      </w:r>
+      <w:r>
+        <w:tab/>
+      </w:r>
+      <w:r>
+        <w:tab/>
+      </w:r>
+      <w:r>
+        <w:tab/>
+        <w:t>&lt;</w:t>
+      </w:r>
+      <w:proofErr w:type="spellStart"/>
+      <w:r>
+        <w:t>groupId</w:t>
+      </w:r>
+      <w:proofErr w:type="spellEnd"/>
+      <w:r>
+        <w:t>&gt;</w:t>
+      </w:r>
+      <w:proofErr w:type="spellStart"/>
+      <w:r>
+        <w:t>org.projectlombok</w:t>
+      </w:r>
+      <w:proofErr w:type="spellEnd"/>
+      <w:r>
+        <w:t>&lt;/</w:t>
+      </w:r>
+      <w:proofErr w:type="spellStart"/>
+      <w:r>
+        <w:t>groupId</w:t>
+      </w:r>
+      <w:proofErr w:type="spellEnd"/>
+      <w:r>
+        <w:t>&gt;</w:t>
+      </w:r>
+    </w:p>
+    <w:p>
+      <w:pPr>
+        <w:pStyle w:val="Code"/>
+      </w:pPr>
+      <w:r>
+        <w:tab/>
+      </w:r>
+      <w:r>
+        <w:tab/>
+      </w:r>
+      <w:r>
+        <w:tab/>
+      </w:r>
+      <w:r>
+        <w:tab/>
+      </w:r>
+      <w:r>
+        <w:tab/>
+      </w:r>
+      <w:r>
+        <w:tab/>
+      </w:r>
+      <w:r>
+        <w:tab/>
+        <w:t>&lt;</w:t>
+      </w:r>
+      <w:proofErr w:type="spellStart"/>
+      <w:r>
+        <w:t>artifactId</w:t>
+      </w:r>
+      <w:proofErr w:type="spellEnd"/>
+      <w:r>
+        <w:t>&gt;</w:t>
+      </w:r>
+      <w:proofErr w:type="spellStart"/>
+      <w:r>
+        <w:t>lombok</w:t>
+      </w:r>
+      <w:proofErr w:type="spellEnd"/>
+      <w:r>
+        <w:t>&lt;/</w:t>
+      </w:r>
+      <w:proofErr w:type="spellStart"/>
+      <w:r>
+        <w:t>artifactId</w:t>
+      </w:r>
+      <w:proofErr w:type="spellEnd"/>
+      <w:r>
+        <w:t>&gt;</w:t>
+      </w:r>
+    </w:p>
+    <w:p>
+      <w:pPr>
+        <w:pStyle w:val="Code"/>
+      </w:pPr>
+      <w:r>
+        <w:tab/>
+      </w:r>
+      <w:r>
+        <w:tab/>
+      </w:r>
+      <w:r>
+        <w:tab/>
+      </w:r>
+      <w:r>
+        <w:tab/>
+      </w:r>
+      <w:r>
+        <w:tab/>
+      </w:r>
+      <w:r>
+        <w:tab/>
+        <w:t>&lt;/exclude&gt;</w:t>
+      </w:r>
+    </w:p>
+    <w:p>
+      <w:pPr>
+        <w:pStyle w:val="Code"/>
+      </w:pPr>
+      <w:r>
+        <w:tab/>
+      </w:r>
+      <w:r>
+        <w:tab/>
+      </w:r>
+      <w:r>
+        <w:tab/>
+      </w:r>
+      <w:r>
+        <w:tab/>
+      </w:r>
+      <w:r>
+        <w:tab/>
+        <w:t>&lt;/excludes&gt;</w:t>
+      </w:r>
+    </w:p>
+    <w:p>
+      <w:pPr>
+        <w:pStyle w:val="Code"/>
+      </w:pPr>
+      <w:r>
+        <w:tab/>
+      </w:r>
+      <w:r>
+        <w:tab/>
+      </w:r>
+      <w:r>
+        <w:tab/>
+      </w:r>
+      <w:r>
+        <w:tab/>
+        <w:t>&lt;/configuration&gt;</w:t>
+      </w:r>
+    </w:p>
+    <w:p>
+      <w:pPr>
+        <w:pStyle w:val="Code"/>
+      </w:pPr>
+      <w:r>
+        <w:tab/>
+      </w:r>
+      <w:r>
+        <w:tab/>
+      </w:r>
+      <w:r>
+        <w:tab/>
+        <w:t>&lt;/plugin&gt;</w:t>
+      </w:r>
+    </w:p>
+    <w:p>
+      <w:pPr>
+        <w:pStyle w:val="Code"/>
+      </w:pPr>
+      <w:r>
+        <w:tab/>
+      </w:r>
+      <w:r>
+        <w:tab/>
+        <w:t>&lt;/plugins&gt;</w:t>
+      </w:r>
+    </w:p>
+    <w:p>
+      <w:pPr>
+        <w:pStyle w:val="Code"/>
+      </w:pPr>
+      <w:r>
+        <w:tab/>
+        <w:t>&lt;/build&gt;</w:t>
+      </w:r>
+    </w:p>
+    <w:p>
+      <w:pPr>
+        <w:pStyle w:val="Code"/>
+      </w:pPr>
+    </w:p>
+    <w:p>
+      <w:pPr>
+        <w:pStyle w:val="Code"/>
+      </w:pPr>
+      <w:r>
+        <w:t>&lt;/project</w:t>
+      </w:r>
+      <w:r>
+        <w:t>&gt;</w:t>
+      </w:r>
+    </w:p>
+    <w:p>
+      <w:pPr>
+        <w:pStyle w:val="Code"/>
+      </w:pPr>
+    </w:p>
+    <w:p>
+      <w:pPr>
+        <w:pStyle w:val="subjects"/>
+      </w:pPr>
+      <w:r>
+        <w:t>Configure PostgreSQL Database</w:t>
+      </w:r>
+    </w:p>
+    <w:p>
+      <w:pPr>
+        <w:pStyle w:val="paragraph"/>
+      </w:pPr>
+      <w:r>
         <w:lastRenderedPageBreak/>
-        <w:tab/>
-      </w:r>
-      <w:r>
-        <w:tab/>
-      </w:r>
-      <w:r>
-        <w:tab/>
-      </w:r>
-      <w:proofErr w:type="gramStart"/>
-      <w:r>
-        <w:t>&lt;</w:t>
-      </w:r>
-      <w:proofErr w:type="spellStart"/>
-      <w:r>
-        <w:t>groupId</w:t>
-      </w:r>
-      <w:proofErr w:type="spellEnd"/>
-      <w:r>
-        <w:t>&gt;</w:t>
-      </w:r>
-      <w:proofErr w:type="spellStart"/>
-      <w:r>
-        <w:t>org.springframework.boot</w:t>
-      </w:r>
-      <w:proofErr w:type="spellEnd"/>
-      <w:proofErr w:type="gramEnd"/>
-      <w:r>
-        <w:t>&lt;/</w:t>
-      </w:r>
-      <w:proofErr w:type="spellStart"/>
-      <w:r>
-        <w:t>groupId</w:t>
-      </w:r>
-      <w:proofErr w:type="spellEnd"/>
-      <w:r>
-        <w:t>&gt;</w:t>
-      </w:r>
-    </w:p>
-    <w:p>
-      <w:pPr>
-        <w:pStyle w:val="Code"/>
-      </w:pPr>
-      <w:r>
-        <w:tab/>
-      </w:r>
-      <w:r>
-        <w:tab/>
-      </w:r>
-      <w:r>
-        <w:tab/>
-        <w:t>&lt;</w:t>
-      </w:r>
-      <w:proofErr w:type="spellStart"/>
-      <w:r>
-        <w:t>artifactId</w:t>
-      </w:r>
-      <w:proofErr w:type="spellEnd"/>
-      <w:r>
-        <w:t>&gt;spring-boot-starter-actuator&lt;/</w:t>
-      </w:r>
-      <w:proofErr w:type="spellStart"/>
-      <w:r>
-        <w:t>artifactId</w:t>
-      </w:r>
-      <w:proofErr w:type="spellEnd"/>
-      <w:r>
-        <w:t>&gt;</w:t>
-      </w:r>
-    </w:p>
-    <w:p>
-      <w:pPr>
-        <w:pStyle w:val="Code"/>
-      </w:pPr>
-      <w:r>
-        <w:tab/>
-      </w:r>
-      <w:r>
-        <w:tab/>
-        <w:t>&lt;/dependency&gt;</w:t>
-      </w:r>
-    </w:p>
-    <w:p>
-      <w:pPr>
-        <w:pStyle w:val="Code"/>
-      </w:pPr>
-      <w:r>
-        <w:tab/>
-      </w:r>
-      <w:r>
-        <w:tab/>
-        <w:t>&lt;dependency&gt;</w:t>
-      </w:r>
-    </w:p>
-    <w:p>
-      <w:pPr>
-        <w:pStyle w:val="Code"/>
-      </w:pPr>
-      <w:r>
-        <w:tab/>
-      </w:r>
-      <w:r>
-        <w:tab/>
-      </w:r>
-      <w:r>
-        <w:tab/>
-      </w:r>
-      <w:proofErr w:type="gramStart"/>
-      <w:r>
-        <w:t>&lt;</w:t>
-      </w:r>
-      <w:proofErr w:type="spellStart"/>
-      <w:r>
-        <w:t>groupId</w:t>
-      </w:r>
-      <w:proofErr w:type="spellEnd"/>
-      <w:r>
-        <w:t>&gt;</w:t>
-      </w:r>
-      <w:proofErr w:type="spellStart"/>
-      <w:r>
-        <w:t>org.springframework.boot</w:t>
-      </w:r>
-      <w:proofErr w:type="spellEnd"/>
-      <w:proofErr w:type="gramEnd"/>
-      <w:r>
-        <w:t>&lt;/</w:t>
-      </w:r>
-      <w:proofErr w:type="spellStart"/>
-      <w:r>
-        <w:t>groupId</w:t>
-      </w:r>
-      <w:proofErr w:type="spellEnd"/>
-      <w:r>
-        <w:t>&gt;</w:t>
-      </w:r>
-    </w:p>
-    <w:p>
-      <w:pPr>
-        <w:pStyle w:val="Code"/>
-      </w:pPr>
-      <w:r>
-        <w:tab/>
-      </w:r>
-      <w:r>
-        <w:tab/>
-      </w:r>
-      <w:r>
-        <w:tab/>
-        <w:t>&lt;</w:t>
-      </w:r>
-      <w:proofErr w:type="spellStart"/>
-      <w:r>
-        <w:t>artifactId</w:t>
-      </w:r>
-      <w:proofErr w:type="spellEnd"/>
-      <w:r>
-        <w:t>&gt;spring-boot-starter-data-</w:t>
+        <w:t xml:space="preserve">Create an </w:t>
+      </w:r>
+      <w:proofErr w:type="spellStart"/>
+      <w:r>
+        <w:t>application.yml</w:t>
+      </w:r>
+      <w:proofErr w:type="spellEnd"/>
+      <w:r>
+        <w:t xml:space="preserve"> file under /resources folder and add the following content:</w:t>
+      </w:r>
+    </w:p>
+    <w:p>
+      <w:pPr>
+        <w:pStyle w:val="Code"/>
+      </w:pPr>
+      <w:r>
+        <w:t>server:</w:t>
+      </w:r>
+    </w:p>
+    <w:p>
+      <w:pPr>
+        <w:pStyle w:val="Code"/>
+      </w:pPr>
+      <w:r>
+        <w:t xml:space="preserve">  port: 8090</w:t>
+      </w:r>
+    </w:p>
+    <w:p>
+      <w:pPr>
+        <w:pStyle w:val="Code"/>
+      </w:pPr>
+      <w:r>
+        <w:t>spring:</w:t>
+      </w:r>
+    </w:p>
+    <w:p>
+      <w:pPr>
+        <w:pStyle w:val="Code"/>
+      </w:pPr>
+      <w:r>
+        <w:t xml:space="preserve">  application:</w:t>
+      </w:r>
+    </w:p>
+    <w:p>
+      <w:pPr>
+        <w:pStyle w:val="Code"/>
+      </w:pPr>
+      <w:r>
+        <w:t xml:space="preserve">    name: students</w:t>
+      </w:r>
+    </w:p>
+    <w:p>
+      <w:pPr>
+        <w:pStyle w:val="Code"/>
+      </w:pPr>
+      <w:r>
+        <w:t xml:space="preserve">  </w:t>
+      </w:r>
+      <w:proofErr w:type="spellStart"/>
+      <w:r>
+        <w:t>datasource</w:t>
+      </w:r>
+      <w:proofErr w:type="spellEnd"/>
+      <w:r>
+        <w:t>:</w:t>
+      </w:r>
+    </w:p>
+    <w:p>
+      <w:pPr>
+        <w:pStyle w:val="Code"/>
+      </w:pPr>
+      <w:r>
+        <w:t xml:space="preserve">    driver-class-name: </w:t>
+      </w:r>
+      <w:proofErr w:type="spellStart"/>
+      <w:proofErr w:type="gramStart"/>
+      <w:r>
+        <w:t>org.postgresql</w:t>
+      </w:r>
+      <w:proofErr w:type="gramEnd"/>
+      <w:r>
+        <w:t>.Driver</w:t>
+      </w:r>
+      <w:proofErr w:type="spellEnd"/>
+    </w:p>
+    <w:p>
+      <w:pPr>
+        <w:pStyle w:val="Code"/>
+      </w:pPr>
+      <w:r>
+        <w:t xml:space="preserve">    url: </w:t>
+      </w:r>
+      <w:proofErr w:type="spellStart"/>
+      <w:proofErr w:type="gramStart"/>
+      <w:r>
+        <w:t>jdbc:postgresql</w:t>
+      </w:r>
+      <w:proofErr w:type="spellEnd"/>
+      <w:r>
+        <w:t>://localhost:5432/students</w:t>
+      </w:r>
+      <w:proofErr w:type="gramEnd"/>
+    </w:p>
+    <w:p>
+      <w:pPr>
+        <w:pStyle w:val="Code"/>
+      </w:pPr>
+      <w:r>
+        <w:t xml:space="preserve">    username: username</w:t>
+      </w:r>
+    </w:p>
+    <w:p>
+      <w:pPr>
+        <w:pStyle w:val="Code"/>
+      </w:pPr>
+      <w:r>
+        <w:t xml:space="preserve">    password: password</w:t>
+      </w:r>
+    </w:p>
+    <w:p>
+      <w:pPr>
+        <w:pStyle w:val="Code"/>
+      </w:pPr>
+      <w:r>
+        <w:t xml:space="preserve">  </w:t>
       </w:r>
       <w:proofErr w:type="spellStart"/>
       <w:r>
@@ -1266,943 +2036,397 @@
       </w:r>
       <w:proofErr w:type="spellEnd"/>
       <w:r>
-        <w:t>&lt;/</w:t>
-      </w:r>
-      <w:proofErr w:type="spellStart"/>
-      <w:r>
-        <w:t>artifactId</w:t>
-      </w:r>
-      <w:proofErr w:type="spellEnd"/>
-      <w:r>
-        <w:t>&gt;</w:t>
-      </w:r>
-    </w:p>
-    <w:p>
-      <w:pPr>
-        <w:pStyle w:val="Code"/>
-      </w:pPr>
-      <w:r>
-        <w:tab/>
-      </w:r>
-      <w:r>
-        <w:tab/>
-        <w:t>&lt;/dependency&gt;</w:t>
-      </w:r>
-    </w:p>
-    <w:p>
-      <w:pPr>
-        <w:pStyle w:val="Code"/>
-      </w:pPr>
-      <w:r>
-        <w:tab/>
-      </w:r>
-      <w:r>
-        <w:tab/>
-        <w:t>&lt;dependency&gt;</w:t>
-      </w:r>
-    </w:p>
-    <w:p>
-      <w:pPr>
-        <w:pStyle w:val="Code"/>
-      </w:pPr>
-      <w:r>
-        <w:tab/>
-      </w:r>
-      <w:r>
-        <w:tab/>
-      </w:r>
-      <w:r>
-        <w:tab/>
-      </w:r>
-      <w:proofErr w:type="gramStart"/>
-      <w:r>
-        <w:t>&lt;</w:t>
-      </w:r>
-      <w:proofErr w:type="spellStart"/>
-      <w:r>
-        <w:t>groupId</w:t>
-      </w:r>
-      <w:proofErr w:type="spellEnd"/>
-      <w:r>
-        <w:t>&gt;</w:t>
-      </w:r>
-      <w:proofErr w:type="spellStart"/>
-      <w:r>
-        <w:t>org.springframework.boot</w:t>
-      </w:r>
-      <w:proofErr w:type="spellEnd"/>
-      <w:proofErr w:type="gramEnd"/>
-      <w:r>
-        <w:t>&lt;/</w:t>
-      </w:r>
-      <w:proofErr w:type="spellStart"/>
-      <w:r>
-        <w:t>groupId</w:t>
-      </w:r>
-      <w:proofErr w:type="spellEnd"/>
-      <w:r>
-        <w:t>&gt;</w:t>
-      </w:r>
-    </w:p>
-    <w:p>
-      <w:pPr>
-        <w:pStyle w:val="Code"/>
-      </w:pPr>
-      <w:r>
-        <w:tab/>
-      </w:r>
-      <w:r>
-        <w:tab/>
-      </w:r>
-      <w:r>
-        <w:tab/>
-        <w:t>&lt;</w:t>
-      </w:r>
-      <w:proofErr w:type="spellStart"/>
-      <w:r>
-        <w:t>artifactId</w:t>
-      </w:r>
-      <w:proofErr w:type="spellEnd"/>
-      <w:r>
-        <w:t>&gt;spring-boot-starter-web&lt;/</w:t>
-      </w:r>
-      <w:proofErr w:type="spellStart"/>
-      <w:r>
-        <w:t>artifactId</w:t>
-      </w:r>
-      <w:proofErr w:type="spellEnd"/>
-      <w:r>
-        <w:t>&gt;</w:t>
-      </w:r>
-    </w:p>
-    <w:p>
-      <w:pPr>
-        <w:pStyle w:val="Code"/>
-      </w:pPr>
-      <w:r>
-        <w:tab/>
-      </w:r>
-      <w:r>
-        <w:tab/>
-        <w:t>&lt;/dependency&gt;</w:t>
-      </w:r>
-    </w:p>
-    <w:p>
-      <w:pPr>
-        <w:pStyle w:val="Code"/>
-      </w:pPr>
-    </w:p>
-    <w:p>
-      <w:pPr>
-        <w:pStyle w:val="Code"/>
-      </w:pPr>
-      <w:r>
-        <w:tab/>
-      </w:r>
-      <w:r>
-        <w:tab/>
-        <w:t>&lt;dependency&gt;</w:t>
-      </w:r>
-    </w:p>
-    <w:p>
-      <w:pPr>
-        <w:pStyle w:val="Code"/>
-      </w:pPr>
-      <w:r>
-        <w:tab/>
-      </w:r>
-      <w:r>
-        <w:tab/>
-      </w:r>
-      <w:r>
-        <w:tab/>
-        <w:t>&lt;</w:t>
-      </w:r>
-      <w:proofErr w:type="spellStart"/>
-      <w:r>
-        <w:t>groupId</w:t>
-      </w:r>
-      <w:proofErr w:type="spellEnd"/>
-      <w:r>
-        <w:t>&gt;</w:t>
-      </w:r>
-      <w:proofErr w:type="spellStart"/>
-      <w:r>
-        <w:t>org.postgresql</w:t>
-      </w:r>
-      <w:proofErr w:type="spellEnd"/>
-      <w:r>
-        <w:t>&lt;/</w:t>
-      </w:r>
-      <w:proofErr w:type="spellStart"/>
-      <w:r>
-        <w:t>groupId</w:t>
-      </w:r>
-      <w:proofErr w:type="spellEnd"/>
-      <w:r>
-        <w:t>&gt;</w:t>
-      </w:r>
-    </w:p>
-    <w:p>
-      <w:pPr>
-        <w:pStyle w:val="Code"/>
-      </w:pPr>
-      <w:r>
-        <w:tab/>
-      </w:r>
-      <w:r>
-        <w:tab/>
-      </w:r>
-      <w:r>
-        <w:tab/>
-        <w:t>&lt;</w:t>
-      </w:r>
-      <w:proofErr w:type="spellStart"/>
-      <w:r>
-        <w:t>artifactId</w:t>
-      </w:r>
-      <w:proofErr w:type="spellEnd"/>
-      <w:r>
-        <w:t>&gt;</w:t>
+        <w:t>:</w:t>
+      </w:r>
+    </w:p>
+    <w:p>
+      <w:pPr>
+        <w:pStyle w:val="Code"/>
+      </w:pPr>
+      <w:r>
+        <w:t xml:space="preserve">    hibernate:</w:t>
+      </w:r>
+    </w:p>
+    <w:p>
+      <w:pPr>
+        <w:pStyle w:val="Code"/>
+      </w:pPr>
+      <w:r>
+        <w:t xml:space="preserve">      </w:t>
+      </w:r>
+      <w:proofErr w:type="spellStart"/>
+      <w:r>
+        <w:t>ddl</w:t>
+      </w:r>
+      <w:proofErr w:type="spellEnd"/>
+      <w:r>
+        <w:t>-auto: create</w:t>
+      </w:r>
+    </w:p>
+    <w:p>
+      <w:pPr>
+        <w:pStyle w:val="Code"/>
+      </w:pPr>
+      <w:r>
+        <w:t xml:space="preserve">    database: </w:t>
       </w:r>
       <w:proofErr w:type="spellStart"/>
       <w:r>
         <w:t>postgresql</w:t>
       </w:r>
       <w:proofErr w:type="spellEnd"/>
-      <w:r>
-        <w:t>&lt;/</w:t>
-      </w:r>
-      <w:proofErr w:type="spellStart"/>
-      <w:r>
-        <w:t>artifactId</w:t>
-      </w:r>
-      <w:proofErr w:type="spellEnd"/>
-      <w:r>
-        <w:t>&gt;</w:t>
-      </w:r>
-    </w:p>
-    <w:p>
-      <w:pPr>
-        <w:pStyle w:val="Code"/>
-      </w:pPr>
-      <w:r>
-        <w:tab/>
-      </w:r>
-      <w:r>
-        <w:tab/>
-      </w:r>
-      <w:r>
-        <w:tab/>
-        <w:t>&lt;scope&gt;runtime&lt;/scope&gt;</w:t>
-      </w:r>
-    </w:p>
-    <w:p>
-      <w:pPr>
-        <w:pStyle w:val="Code"/>
-      </w:pPr>
-      <w:r>
-        <w:tab/>
-      </w:r>
-      <w:r>
-        <w:tab/>
-        <w:t>&lt;/dependency&gt;</w:t>
-      </w:r>
-    </w:p>
-    <w:p>
-      <w:pPr>
-        <w:pStyle w:val="Code"/>
-      </w:pPr>
-      <w:r>
-        <w:tab/>
-      </w:r>
-      <w:r>
-        <w:tab/>
-        <w:t>&lt;dependency&gt;</w:t>
-      </w:r>
-    </w:p>
-    <w:p>
-      <w:pPr>
-        <w:pStyle w:val="Code"/>
-      </w:pPr>
-      <w:r>
-        <w:tab/>
-      </w:r>
-      <w:r>
-        <w:tab/>
-      </w:r>
-      <w:r>
-        <w:tab/>
-        <w:t>&lt;</w:t>
-      </w:r>
-      <w:proofErr w:type="spellStart"/>
-      <w:r>
-        <w:t>groupId</w:t>
-      </w:r>
-      <w:proofErr w:type="spellEnd"/>
-      <w:r>
-        <w:t>&gt;</w:t>
-      </w:r>
-      <w:proofErr w:type="spellStart"/>
-      <w:r>
-        <w:t>org.projectlombok</w:t>
-      </w:r>
-      <w:proofErr w:type="spellEnd"/>
-      <w:r>
-        <w:t>&lt;/</w:t>
-      </w:r>
-      <w:proofErr w:type="spellStart"/>
-      <w:r>
-        <w:t>groupId</w:t>
-      </w:r>
-      <w:proofErr w:type="spellEnd"/>
-      <w:r>
-        <w:t>&gt;</w:t>
-      </w:r>
-    </w:p>
-    <w:p>
-      <w:pPr>
-        <w:pStyle w:val="Code"/>
-      </w:pPr>
-      <w:r>
-        <w:tab/>
-      </w:r>
-      <w:r>
-        <w:tab/>
-      </w:r>
-      <w:r>
-        <w:tab/>
-        <w:t>&lt;</w:t>
-      </w:r>
-      <w:proofErr w:type="spellStart"/>
-      <w:r>
-        <w:t>artifactId</w:t>
-      </w:r>
-      <w:proofErr w:type="spellEnd"/>
-      <w:r>
-        <w:t>&gt;</w:t>
-      </w:r>
-      <w:proofErr w:type="spellStart"/>
+    </w:p>
+    <w:p>
+      <w:pPr>
+        <w:pStyle w:val="Code"/>
+      </w:pPr>
+      <w:r>
+        <w:t xml:space="preserve">    database-platform: </w:t>
+      </w:r>
+      <w:proofErr w:type="spellStart"/>
+      <w:proofErr w:type="gramStart"/>
+      <w:r>
+        <w:t>org.hibernate</w:t>
+      </w:r>
+      <w:proofErr w:type="gramEnd"/>
+      <w:r>
+        <w:t>.</w:t>
+      </w:r>
+      <w:proofErr w:type="gramStart"/>
+      <w:r>
+        <w:t>dialect.PostgreSQLDialect</w:t>
+      </w:r>
+      <w:proofErr w:type="spellEnd"/>
+      <w:proofErr w:type="gramEnd"/>
+    </w:p>
+    <w:p>
+      <w:pPr>
+        <w:pStyle w:val="paragraph"/>
+      </w:pPr>
+      <w:r>
+        <w:t xml:space="preserve">Don’t forget to change the </w:t>
+      </w:r>
+      <w:proofErr w:type="spellStart"/>
+      <w:proofErr w:type="gramStart"/>
+      <w:r>
+        <w:t>spring.datasource</w:t>
+      </w:r>
+      <w:proofErr w:type="gramEnd"/>
+      <w:r>
+        <w:t>.username</w:t>
+      </w:r>
+      <w:proofErr w:type="spellEnd"/>
+      <w:r>
+        <w:t xml:space="preserve"> and </w:t>
+      </w:r>
+      <w:proofErr w:type="spellStart"/>
+      <w:proofErr w:type="gramStart"/>
+      <w:r>
+        <w:t>spring.datasource</w:t>
+      </w:r>
+      <w:proofErr w:type="gramEnd"/>
+      <w:r>
+        <w:t>.password</w:t>
+      </w:r>
+      <w:proofErr w:type="spellEnd"/>
+      <w:r>
+        <w:t xml:space="preserve"> as per your PostgreSQL installation. Also, create a database named students in PostgreSQL before proceeding to the next section.</w:t>
+      </w:r>
+    </w:p>
+    <w:p>
+      <w:pPr>
+        <w:pStyle w:val="paragraph"/>
+      </w:pPr>
+      <w:r>
+        <w:t xml:space="preserve">You don’t need to create any tables. The tables will automatically be created by Hibernate from the Student entity that we will define in the next step. This is made possible by the property </w:t>
+      </w:r>
+      <w:proofErr w:type="spellStart"/>
+      <w:r>
+        <w:t>spring.jpa.hibernate.ddl</w:t>
+      </w:r>
+      <w:proofErr w:type="spellEnd"/>
+      <w:r>
+        <w:t>-auto = create.</w:t>
+      </w:r>
+    </w:p>
+    <w:p>
+      <w:pPr>
+        <w:pStyle w:val="subjects"/>
+      </w:pPr>
+      <w:r>
+        <w:t xml:space="preserve">JPA Entity </w:t>
+      </w:r>
+      <w:r>
+        <w:t>–</w:t>
+      </w:r>
+      <w:r>
+        <w:t xml:space="preserve"> Student</w:t>
+      </w:r>
+    </w:p>
+    <w:p>
+      <w:pPr>
+        <w:pStyle w:val="paragraph"/>
+      </w:pPr>
+      <w:r>
+        <w:t>Let's create a Student JPA entity and add the following code to it:</w:t>
+      </w:r>
+    </w:p>
+    <w:p>
+      <w:pPr>
+        <w:pStyle w:val="Code"/>
+      </w:pPr>
+      <w:r>
+        <w:t xml:space="preserve">import </w:t>
+      </w:r>
+      <w:proofErr w:type="spellStart"/>
+      <w:proofErr w:type="gramStart"/>
+      <w:r>
+        <w:t>jakarta.persistence</w:t>
+      </w:r>
+      <w:proofErr w:type="gramEnd"/>
+      <w:r>
+        <w:t>.Entity</w:t>
+      </w:r>
+      <w:proofErr w:type="spellEnd"/>
+      <w:r>
+        <w:t>;</w:t>
+      </w:r>
+    </w:p>
+    <w:p>
+      <w:pPr>
+        <w:pStyle w:val="Code"/>
+      </w:pPr>
+      <w:r>
+        <w:t xml:space="preserve">import </w:t>
+      </w:r>
+      <w:proofErr w:type="spellStart"/>
+      <w:proofErr w:type="gramStart"/>
+      <w:r>
+        <w:t>jakarta.persistence</w:t>
+      </w:r>
+      <w:proofErr w:type="gramEnd"/>
+      <w:r>
+        <w:t>.GeneratedValue</w:t>
+      </w:r>
+      <w:proofErr w:type="spellEnd"/>
+      <w:r>
+        <w:t>;</w:t>
+      </w:r>
+    </w:p>
+    <w:p>
+      <w:pPr>
+        <w:pStyle w:val="Code"/>
+      </w:pPr>
+      <w:r>
+        <w:t xml:space="preserve">import </w:t>
+      </w:r>
+      <w:proofErr w:type="spellStart"/>
+      <w:proofErr w:type="gramStart"/>
+      <w:r>
+        <w:t>jakarta.persistence</w:t>
+      </w:r>
+      <w:proofErr w:type="gramEnd"/>
+      <w:r>
+        <w:t>.Id</w:t>
+      </w:r>
+      <w:proofErr w:type="spellEnd"/>
+      <w:r>
+        <w:t>;</w:t>
+      </w:r>
+    </w:p>
+    <w:p>
+      <w:pPr>
+        <w:pStyle w:val="Code"/>
+      </w:pPr>
+      <w:r>
+        <w:t xml:space="preserve">import </w:t>
+      </w:r>
+      <w:proofErr w:type="spellStart"/>
+      <w:proofErr w:type="gramStart"/>
       <w:r>
         <w:t>lombok</w:t>
       </w:r>
       <w:proofErr w:type="spellEnd"/>
       <w:r>
-        <w:t>&lt;/</w:t>
-      </w:r>
-      <w:proofErr w:type="spellStart"/>
-      <w:r>
-        <w:t>artifactId</w:t>
-      </w:r>
-      <w:proofErr w:type="spellEnd"/>
-      <w:r>
-        <w:t>&gt;</w:t>
-      </w:r>
-    </w:p>
-    <w:p>
-      <w:pPr>
-        <w:pStyle w:val="Code"/>
-      </w:pPr>
-      <w:r>
-        <w:tab/>
-      </w:r>
-      <w:r>
-        <w:tab/>
-      </w:r>
-      <w:r>
-        <w:tab/>
-        <w:t>&lt;optional&gt;true&lt;/optional&gt;</w:t>
-      </w:r>
-    </w:p>
-    <w:p>
-      <w:pPr>
-        <w:pStyle w:val="Code"/>
-      </w:pPr>
-      <w:r>
-        <w:tab/>
-      </w:r>
-      <w:r>
-        <w:tab/>
-        <w:t>&lt;/dependency&gt;</w:t>
-      </w:r>
-    </w:p>
-    <w:p>
-      <w:pPr>
-        <w:pStyle w:val="Code"/>
-      </w:pPr>
-      <w:r>
-        <w:tab/>
-      </w:r>
-      <w:r>
-        <w:tab/>
-        <w:t>&lt;dependency&gt;</w:t>
-      </w:r>
-    </w:p>
-    <w:p>
-      <w:pPr>
-        <w:pStyle w:val="Code"/>
-      </w:pPr>
-      <w:r>
-        <w:tab/>
-      </w:r>
-      <w:r>
-        <w:tab/>
-      </w:r>
-      <w:r>
-        <w:tab/>
-      </w:r>
-      <w:proofErr w:type="gramStart"/>
-      <w:r>
-        <w:t>&lt;</w:t>
-      </w:r>
-      <w:proofErr w:type="spellStart"/>
-      <w:r>
-        <w:t>groupId</w:t>
-      </w:r>
-      <w:proofErr w:type="spellEnd"/>
-      <w:r>
-        <w:t>&gt;</w:t>
-      </w:r>
-      <w:proofErr w:type="spellStart"/>
-      <w:r>
-        <w:t>org.springframework.boot</w:t>
-      </w:r>
-      <w:proofErr w:type="spellEnd"/>
-      <w:proofErr w:type="gramEnd"/>
-      <w:r>
-        <w:t>&lt;/</w:t>
-      </w:r>
-      <w:proofErr w:type="spellStart"/>
-      <w:r>
-        <w:t>groupId</w:t>
-      </w:r>
-      <w:proofErr w:type="spellEnd"/>
-      <w:r>
-        <w:t>&gt;</w:t>
-      </w:r>
-    </w:p>
-    <w:p>
-      <w:pPr>
-        <w:pStyle w:val="Code"/>
-      </w:pPr>
-      <w:r>
-        <w:tab/>
-      </w:r>
-      <w:r>
-        <w:tab/>
-      </w:r>
-      <w:r>
-        <w:tab/>
-        <w:t>&lt;</w:t>
-      </w:r>
-      <w:proofErr w:type="spellStart"/>
-      <w:r>
-        <w:t>artifactId</w:t>
-      </w:r>
-      <w:proofErr w:type="spellEnd"/>
-      <w:r>
-        <w:t>&gt;spring-boot-starter-test&lt;/</w:t>
-      </w:r>
-      <w:proofErr w:type="spellStart"/>
-      <w:r>
-        <w:t>artifactId</w:t>
-      </w:r>
-      <w:proofErr w:type="spellEnd"/>
-      <w:r>
-        <w:t>&gt;</w:t>
-      </w:r>
-    </w:p>
-    <w:p>
-      <w:pPr>
-        <w:pStyle w:val="Code"/>
-      </w:pPr>
-      <w:r>
-        <w:tab/>
-      </w:r>
-      <w:r>
-        <w:tab/>
-      </w:r>
-      <w:r>
-        <w:tab/>
-        <w:t>&lt;scope&gt;test&lt;/scope&gt;</w:t>
-      </w:r>
-    </w:p>
-    <w:p>
-      <w:pPr>
-        <w:pStyle w:val="Code"/>
-      </w:pPr>
-      <w:r>
-        <w:tab/>
-      </w:r>
-      <w:r>
-        <w:tab/>
-        <w:t>&lt;/dependency&gt;</w:t>
-      </w:r>
-    </w:p>
-    <w:p>
-      <w:pPr>
-        <w:pStyle w:val="Code"/>
-      </w:pPr>
-      <w:r>
-        <w:tab/>
-        <w:t>&lt;/dependencies&gt;</w:t>
-      </w:r>
-    </w:p>
-    <w:p>
-      <w:pPr>
-        <w:pStyle w:val="Code"/>
-      </w:pPr>
-    </w:p>
-    <w:p>
-      <w:pPr>
-        <w:pStyle w:val="Code"/>
-      </w:pPr>
-      <w:r>
-        <w:tab/>
-        <w:t>&lt;build&gt;</w:t>
-      </w:r>
-    </w:p>
-    <w:p>
-      <w:pPr>
-        <w:pStyle w:val="Code"/>
-      </w:pPr>
-      <w:r>
-        <w:tab/>
-      </w:r>
-      <w:r>
-        <w:tab/>
-        <w:t>&lt;plugins&gt;</w:t>
-      </w:r>
-    </w:p>
-    <w:p>
-      <w:pPr>
-        <w:pStyle w:val="Code"/>
-      </w:pPr>
-      <w:r>
-        <w:tab/>
-      </w:r>
-      <w:r>
-        <w:tab/>
-      </w:r>
-      <w:r>
-        <w:tab/>
-        <w:t>&lt;plugin&gt;</w:t>
-      </w:r>
-    </w:p>
-    <w:p>
-      <w:pPr>
-        <w:pStyle w:val="Code"/>
-      </w:pPr>
-      <w:r>
-        <w:tab/>
-      </w:r>
-      <w:r>
-        <w:tab/>
-      </w:r>
-      <w:r>
-        <w:tab/>
-      </w:r>
-      <w:r>
-        <w:tab/>
-      </w:r>
-      <w:proofErr w:type="gramStart"/>
-      <w:r>
-        <w:t>&lt;</w:t>
-      </w:r>
-      <w:proofErr w:type="spellStart"/>
-      <w:r>
-        <w:t>groupId</w:t>
-      </w:r>
-      <w:proofErr w:type="spellEnd"/>
-      <w:r>
-        <w:t>&gt;</w:t>
-      </w:r>
-      <w:proofErr w:type="spellStart"/>
-      <w:r>
-        <w:t>org.springframework.boot</w:t>
-      </w:r>
-      <w:proofErr w:type="spellEnd"/>
-      <w:proofErr w:type="gramEnd"/>
-      <w:r>
-        <w:t>&lt;/</w:t>
-      </w:r>
-      <w:proofErr w:type="spellStart"/>
-      <w:r>
-        <w:t>groupId</w:t>
-      </w:r>
-      <w:proofErr w:type="spellEnd"/>
-      <w:r>
-        <w:t>&gt;</w:t>
-      </w:r>
-    </w:p>
-    <w:p>
-      <w:pPr>
-        <w:pStyle w:val="Code"/>
-      </w:pPr>
-      <w:r>
-        <w:tab/>
-      </w:r>
-      <w:r>
-        <w:tab/>
-      </w:r>
-      <w:r>
-        <w:tab/>
-      </w:r>
-      <w:r>
-        <w:tab/>
-        <w:t>&lt;</w:t>
-      </w:r>
-      <w:proofErr w:type="spellStart"/>
-      <w:r>
-        <w:t>artifactId</w:t>
-      </w:r>
-      <w:proofErr w:type="spellEnd"/>
-      <w:r>
-        <w:t>&gt;spring-boot-maven-plugin&lt;/</w:t>
-      </w:r>
-      <w:proofErr w:type="spellStart"/>
-      <w:r>
-        <w:t>artifactId</w:t>
-      </w:r>
-      <w:proofErr w:type="spellEnd"/>
-      <w:r>
-        <w:t>&gt;</w:t>
-      </w:r>
-    </w:p>
-    <w:p>
-      <w:pPr>
-        <w:pStyle w:val="Code"/>
-      </w:pPr>
-      <w:r>
-        <w:tab/>
-      </w:r>
-      <w:r>
-        <w:tab/>
-      </w:r>
-      <w:r>
-        <w:tab/>
-      </w:r>
-      <w:r>
-        <w:tab/>
-        <w:t>&lt;configuration&gt;</w:t>
-      </w:r>
-    </w:p>
-    <w:p>
-      <w:pPr>
-        <w:pStyle w:val="Code"/>
-      </w:pPr>
-      <w:r>
-        <w:tab/>
-      </w:r>
-      <w:r>
-        <w:tab/>
-      </w:r>
-      <w:r>
-        <w:tab/>
-      </w:r>
-      <w:r>
-        <w:tab/>
-      </w:r>
-      <w:r>
-        <w:tab/>
-        <w:t>&lt;excludes&gt;</w:t>
-      </w:r>
-    </w:p>
-    <w:p>
-      <w:pPr>
-        <w:pStyle w:val="Code"/>
-      </w:pPr>
-      <w:r>
-        <w:tab/>
-      </w:r>
-      <w:r>
-        <w:tab/>
-      </w:r>
-      <w:r>
-        <w:tab/>
-      </w:r>
-      <w:r>
-        <w:tab/>
-      </w:r>
-      <w:r>
-        <w:tab/>
-      </w:r>
-      <w:r>
-        <w:tab/>
-        <w:t>&lt;exclude&gt;</w:t>
-      </w:r>
-    </w:p>
-    <w:p>
-      <w:pPr>
-        <w:pStyle w:val="Code"/>
-      </w:pPr>
-      <w:r>
-        <w:tab/>
-      </w:r>
-      <w:r>
-        <w:tab/>
-      </w:r>
-      <w:r>
-        <w:tab/>
-      </w:r>
-      <w:r>
-        <w:tab/>
-      </w:r>
-      <w:r>
-        <w:tab/>
-      </w:r>
-      <w:r>
-        <w:tab/>
-      </w:r>
-      <w:r>
-        <w:tab/>
-        <w:t>&lt;</w:t>
-      </w:r>
-      <w:proofErr w:type="spellStart"/>
-      <w:r>
-        <w:t>groupId</w:t>
-      </w:r>
-      <w:proofErr w:type="spellEnd"/>
-      <w:r>
-        <w:t>&gt;</w:t>
-      </w:r>
-      <w:proofErr w:type="spellStart"/>
-      <w:r>
-        <w:t>org.projectlombok</w:t>
-      </w:r>
-      <w:proofErr w:type="spellEnd"/>
-      <w:r>
-        <w:t>&lt;/</w:t>
-      </w:r>
-      <w:proofErr w:type="spellStart"/>
-      <w:r>
-        <w:t>groupId</w:t>
-      </w:r>
-      <w:proofErr w:type="spellEnd"/>
-      <w:r>
-        <w:t>&gt;</w:t>
-      </w:r>
-    </w:p>
-    <w:p>
-      <w:pPr>
-        <w:pStyle w:val="Code"/>
-      </w:pPr>
-      <w:r>
-        <w:tab/>
-      </w:r>
-      <w:r>
-        <w:tab/>
-      </w:r>
-      <w:r>
-        <w:tab/>
-      </w:r>
-      <w:r>
-        <w:tab/>
-      </w:r>
-      <w:r>
-        <w:tab/>
-      </w:r>
-      <w:r>
-        <w:tab/>
-      </w:r>
-      <w:r>
-        <w:tab/>
-        <w:t>&lt;</w:t>
-      </w:r>
-      <w:proofErr w:type="spellStart"/>
-      <w:r>
-        <w:t>artifactId</w:t>
-      </w:r>
-      <w:proofErr w:type="spellEnd"/>
-      <w:r>
-        <w:t>&gt;</w:t>
-      </w:r>
-      <w:proofErr w:type="spellStart"/>
-      <w:r>
-        <w:t>lombok</w:t>
-      </w:r>
-      <w:proofErr w:type="spellEnd"/>
-      <w:r>
-        <w:t>&lt;/</w:t>
-      </w:r>
-      <w:proofErr w:type="spellStart"/>
-      <w:r>
-        <w:t>artifactId</w:t>
-      </w:r>
-      <w:proofErr w:type="spellEnd"/>
-      <w:r>
-        <w:t>&gt;</w:t>
-      </w:r>
-    </w:p>
-    <w:p>
-      <w:pPr>
-        <w:pStyle w:val="Code"/>
-      </w:pPr>
-      <w:r>
-        <w:tab/>
-      </w:r>
-      <w:r>
-        <w:tab/>
-      </w:r>
-      <w:r>
-        <w:tab/>
-      </w:r>
-      <w:r>
-        <w:tab/>
-      </w:r>
-      <w:r>
-        <w:tab/>
-      </w:r>
-      <w:r>
-        <w:tab/>
-        <w:t>&lt;/exclude&gt;</w:t>
-      </w:r>
-    </w:p>
-    <w:p>
-      <w:pPr>
-        <w:pStyle w:val="Code"/>
-      </w:pPr>
-      <w:r>
-        <w:tab/>
-      </w:r>
-      <w:r>
-        <w:tab/>
-      </w:r>
-      <w:r>
-        <w:tab/>
-      </w:r>
-      <w:r>
-        <w:tab/>
-      </w:r>
-      <w:r>
-        <w:tab/>
-        <w:t>&lt;/excludes&gt;</w:t>
-      </w:r>
-    </w:p>
-    <w:p>
-      <w:pPr>
-        <w:pStyle w:val="Code"/>
-      </w:pPr>
-      <w:r>
-        <w:tab/>
-      </w:r>
-      <w:r>
-        <w:tab/>
-      </w:r>
-      <w:r>
-        <w:tab/>
-      </w:r>
-      <w:r>
-        <w:tab/>
-        <w:t>&lt;/configuration&gt;</w:t>
-      </w:r>
-    </w:p>
-    <w:p>
-      <w:pPr>
-        <w:pStyle w:val="Code"/>
-      </w:pPr>
-      <w:r>
-        <w:tab/>
-      </w:r>
-      <w:r>
-        <w:tab/>
-      </w:r>
-      <w:r>
-        <w:tab/>
-        <w:t>&lt;/plugin&gt;</w:t>
-      </w:r>
-    </w:p>
-    <w:p>
-      <w:pPr>
-        <w:pStyle w:val="Code"/>
-      </w:pPr>
-      <w:r>
-        <w:tab/>
-      </w:r>
-      <w:r>
-        <w:tab/>
-        <w:t>&lt;/plugins&gt;</w:t>
-      </w:r>
-    </w:p>
-    <w:p>
-      <w:pPr>
-        <w:pStyle w:val="Code"/>
-      </w:pPr>
-      <w:r>
-        <w:tab/>
-        <w:t>&lt;/build&gt;</w:t>
-      </w:r>
-    </w:p>
-    <w:p>
-      <w:pPr>
-        <w:pStyle w:val="Code"/>
-      </w:pPr>
-    </w:p>
-    <w:p>
-      <w:pPr>
-        <w:pStyle w:val="Code"/>
-      </w:pPr>
-      <w:r>
-        <w:t>&lt;/project</w:t>
-      </w:r>
-      <w:r>
-        <w:t>&gt;</w:t>
-      </w:r>
-    </w:p>
-    <w:p>
-      <w:pPr>
-        <w:pStyle w:val="Code"/>
-      </w:pPr>
-    </w:p>
-    <w:p>
-      <w:pPr>
-        <w:rPr>
-          <w:b/>
-          <w:bCs/>
-          <w:sz w:val="40"/>
-          <w:szCs w:val="40"/>
-        </w:rPr>
-      </w:pPr>
-      <w:r>
-        <w:rPr>
-          <w:b/>
-          <w:bCs/>
-          <w:sz w:val="40"/>
-          <w:szCs w:val="40"/>
-        </w:rPr>
-        <w:t>Configure PostgreSQL Database</w:t>
-      </w:r>
-    </w:p>
-    <w:p>
-      <w:pPr>
-        <w:rPr>
-          <w:sz w:val="24"/>
-          <w:szCs w:val="24"/>
-        </w:rPr>
-      </w:pPr>
-      <w:r>
-        <w:rPr>
-          <w:sz w:val="24"/>
-          <w:szCs w:val="24"/>
-        </w:rPr>
-        <w:t xml:space="preserve">Create an </w:t>
-      </w:r>
-      <w:proofErr w:type="spellStart"/>
-      <w:r>
-        <w:rPr>
-          <w:sz w:val="24"/>
-          <w:szCs w:val="24"/>
-        </w:rPr>
-        <w:t>application.yml</w:t>
-      </w:r>
-      <w:proofErr w:type="spellEnd"/>
-      <w:r>
-        <w:rPr>
-          <w:sz w:val="24"/>
-          <w:szCs w:val="24"/>
-        </w:rPr>
-        <w:t xml:space="preserve"> file under /resources folder and add the following content:</w:t>
-      </w:r>
+        <w:t>.*</w:t>
+      </w:r>
+      <w:proofErr w:type="gramEnd"/>
+      <w:r>
+        <w:t>;</w:t>
+      </w:r>
+    </w:p>
+    <w:p>
+      <w:pPr>
+        <w:pStyle w:val="Code"/>
+      </w:pPr>
+    </w:p>
+    <w:p>
+      <w:pPr>
+        <w:pStyle w:val="Code"/>
+      </w:pPr>
+      <w:r>
+        <w:t>@Entity</w:t>
+      </w:r>
+    </w:p>
+    <w:p>
+      <w:pPr>
+        <w:pStyle w:val="Code"/>
+      </w:pPr>
+      <w:r>
+        <w:t>@Getter</w:t>
+      </w:r>
+    </w:p>
+    <w:p>
+      <w:pPr>
+        <w:pStyle w:val="Code"/>
+      </w:pPr>
+      <w:r>
+        <w:t>@Setter</w:t>
+      </w:r>
+    </w:p>
+    <w:p>
+      <w:pPr>
+        <w:pStyle w:val="Code"/>
+      </w:pPr>
+      <w:r>
+        <w:t>@AllArgsConstructor</w:t>
+      </w:r>
+    </w:p>
+    <w:p>
+      <w:pPr>
+        <w:pStyle w:val="Code"/>
+      </w:pPr>
+      <w:r>
+        <w:t>@NoArgsConstructor</w:t>
+      </w:r>
+    </w:p>
+    <w:p>
+      <w:pPr>
+        <w:pStyle w:val="Code"/>
+      </w:pPr>
+      <w:r>
+        <w:t>@Builder</w:t>
+      </w:r>
+    </w:p>
+    <w:p>
+      <w:pPr>
+        <w:pStyle w:val="Code"/>
+      </w:pPr>
+      <w:r>
+        <w:t>public class Student {</w:t>
+      </w:r>
+    </w:p>
+    <w:p>
+      <w:pPr>
+        <w:pStyle w:val="Code"/>
+      </w:pPr>
+    </w:p>
+    <w:p>
+      <w:pPr>
+        <w:pStyle w:val="Code"/>
+      </w:pPr>
+      <w:r>
+        <w:t xml:space="preserve">    @Id</w:t>
+      </w:r>
+    </w:p>
+    <w:p>
+      <w:pPr>
+        <w:pStyle w:val="Code"/>
+      </w:pPr>
+      <w:r>
+        <w:t xml:space="preserve">    @GeneratedValue</w:t>
+      </w:r>
+    </w:p>
+    <w:p>
+      <w:pPr>
+        <w:pStyle w:val="Code"/>
+      </w:pPr>
+      <w:r>
+        <w:t xml:space="preserve">    private Integer id;</w:t>
+      </w:r>
+    </w:p>
+    <w:p>
+      <w:pPr>
+        <w:pStyle w:val="Code"/>
+      </w:pPr>
+      <w:r>
+        <w:t xml:space="preserve">    private String </w:t>
+      </w:r>
+      <w:proofErr w:type="spellStart"/>
+      <w:r>
+        <w:t>firstname</w:t>
+      </w:r>
+      <w:proofErr w:type="spellEnd"/>
+      <w:r>
+        <w:t>;</w:t>
+      </w:r>
+    </w:p>
+    <w:p>
+      <w:pPr>
+        <w:pStyle w:val="Code"/>
+      </w:pPr>
+      <w:r>
+        <w:t xml:space="preserve">    private String </w:t>
+      </w:r>
+      <w:proofErr w:type="spellStart"/>
+      <w:r>
+        <w:t>lastname</w:t>
+      </w:r>
+      <w:proofErr w:type="spellEnd"/>
+      <w:r>
+        <w:t>;</w:t>
+      </w:r>
+    </w:p>
+    <w:p>
+      <w:pPr>
+        <w:pStyle w:val="Code"/>
+      </w:pPr>
+      <w:r>
+        <w:t xml:space="preserve">    private String email;</w:t>
+      </w:r>
+    </w:p>
+    <w:p>
+      <w:pPr>
+        <w:pStyle w:val="Code"/>
+      </w:pPr>
+      <w:r>
+        <w:t xml:space="preserve">    private Integer </w:t>
+      </w:r>
+      <w:proofErr w:type="spellStart"/>
+      <w:r>
+        <w:t>schoolId</w:t>
+      </w:r>
+      <w:proofErr w:type="spellEnd"/>
+      <w:r>
+        <w:t>;</w:t>
+      </w:r>
+    </w:p>
+    <w:p>
+      <w:pPr>
+        <w:pStyle w:val="Code"/>
+      </w:pPr>
+      <w:r>
+        <w:t>}</w:t>
+      </w:r>
+    </w:p>
+    <w:p>
+      <w:pPr>
+        <w:pStyle w:val="subjects"/>
+      </w:pPr>
+      <w:r>
+        <w:t xml:space="preserve">Repository Layer </w:t>
+      </w:r>
+      <w:r>
+        <w:t>–</w:t>
+      </w:r>
+      <w:r>
+        <w:t xml:space="preserve"> </w:t>
+      </w:r>
+      <w:proofErr w:type="spellStart"/>
+      <w:r>
+        <w:t>StudentRepository</w:t>
+      </w:r>
+      <w:proofErr w:type="spellEnd"/>
     </w:p>
     <w:p>
       <w:pPr>
@@ -2210,173 +2434,162 @@
       </w:pPr>
       <w:r>
         <w:lastRenderedPageBreak/>
-        <w:t>server:</w:t>
-      </w:r>
-    </w:p>
-    <w:p>
-      <w:pPr>
-        <w:pStyle w:val="Code"/>
-      </w:pPr>
-      <w:r>
-        <w:t xml:space="preserve">  port: 8090</w:t>
-      </w:r>
-    </w:p>
-    <w:p>
-      <w:pPr>
-        <w:pStyle w:val="Code"/>
-      </w:pPr>
-      <w:r>
-        <w:t>spring:</w:t>
-      </w:r>
-    </w:p>
-    <w:p>
-      <w:pPr>
-        <w:pStyle w:val="Code"/>
-      </w:pPr>
-      <w:r>
-        <w:t xml:space="preserve">  application:</w:t>
-      </w:r>
-    </w:p>
-    <w:p>
-      <w:pPr>
-        <w:pStyle w:val="Code"/>
-      </w:pPr>
-      <w:r>
-        <w:t xml:space="preserve">    name: students</w:t>
-      </w:r>
-    </w:p>
-    <w:p>
-      <w:pPr>
-        <w:pStyle w:val="Code"/>
-      </w:pPr>
-      <w:r>
-        <w:t xml:space="preserve">  </w:t>
-      </w:r>
-      <w:proofErr w:type="spellStart"/>
-      <w:r>
-        <w:t>datasource</w:t>
-      </w:r>
-      <w:proofErr w:type="spellEnd"/>
-      <w:r>
-        <w:t>:</w:t>
-      </w:r>
-    </w:p>
-    <w:p>
-      <w:pPr>
-        <w:pStyle w:val="Code"/>
-      </w:pPr>
-      <w:r>
-        <w:t xml:space="preserve">    driver-class-name: </w:t>
-      </w:r>
-      <w:proofErr w:type="spellStart"/>
-      <w:proofErr w:type="gramStart"/>
-      <w:r>
-        <w:t>org.postgresql</w:t>
-      </w:r>
-      <w:proofErr w:type="gramEnd"/>
-      <w:r>
-        <w:t>.Driver</w:t>
-      </w:r>
-      <w:proofErr w:type="spellEnd"/>
-    </w:p>
-    <w:p>
-      <w:pPr>
-        <w:pStyle w:val="Code"/>
-      </w:pPr>
-      <w:r>
-        <w:t xml:space="preserve">    url: </w:t>
-      </w:r>
-      <w:proofErr w:type="spellStart"/>
-      <w:proofErr w:type="gramStart"/>
-      <w:r>
-        <w:t>jdbc:postgresql</w:t>
-      </w:r>
-      <w:proofErr w:type="spellEnd"/>
-      <w:r>
-        <w:t>://localhost:5432/students</w:t>
-      </w:r>
-      <w:proofErr w:type="gramEnd"/>
-    </w:p>
-    <w:p>
-      <w:pPr>
-        <w:pStyle w:val="Code"/>
-      </w:pPr>
-      <w:r>
-        <w:t xml:space="preserve">    username: username</w:t>
-      </w:r>
-    </w:p>
-    <w:p>
-      <w:pPr>
-        <w:pStyle w:val="Code"/>
-      </w:pPr>
-      <w:r>
-        <w:t xml:space="preserve">    password: password</w:t>
-      </w:r>
-    </w:p>
-    <w:p>
-      <w:pPr>
-        <w:pStyle w:val="Code"/>
-      </w:pPr>
-      <w:r>
-        <w:t xml:space="preserve">  </w:t>
-      </w:r>
-      <w:proofErr w:type="spellStart"/>
-      <w:r>
-        <w:t>jpa</w:t>
-      </w:r>
-      <w:proofErr w:type="spellEnd"/>
-      <w:r>
-        <w:t>:</w:t>
-      </w:r>
-    </w:p>
-    <w:p>
-      <w:pPr>
-        <w:pStyle w:val="Code"/>
-      </w:pPr>
-      <w:r>
-        <w:t xml:space="preserve">    hibernate:</w:t>
-      </w:r>
-    </w:p>
-    <w:p>
-      <w:pPr>
-        <w:pStyle w:val="Code"/>
-      </w:pPr>
-      <w:r>
-        <w:t xml:space="preserve">      </w:t>
-      </w:r>
-      <w:proofErr w:type="spellStart"/>
-      <w:r>
-        <w:t>ddl</w:t>
-      </w:r>
-      <w:proofErr w:type="spellEnd"/>
-      <w:r>
-        <w:t>-auto: create</w:t>
-      </w:r>
-    </w:p>
-    <w:p>
-      <w:pPr>
-        <w:pStyle w:val="Code"/>
-      </w:pPr>
-      <w:r>
-        <w:t xml:space="preserve">    database: </w:t>
-      </w:r>
-      <w:proofErr w:type="spellStart"/>
-      <w:r>
-        <w:t>postgresql</w:t>
-      </w:r>
-      <w:proofErr w:type="spellEnd"/>
-    </w:p>
-    <w:p>
-      <w:pPr>
-        <w:pStyle w:val="Code"/>
-      </w:pPr>
-      <w:r>
-        <w:t xml:space="preserve">    database-platform: </w:t>
-      </w:r>
-      <w:proofErr w:type="spellStart"/>
-      <w:proofErr w:type="gramStart"/>
-      <w:r>
-        <w:t>org.hibernate</w:t>
+        <w:t xml:space="preserve">import </w:t>
+      </w:r>
+      <w:proofErr w:type="spellStart"/>
+      <w:proofErr w:type="gramStart"/>
+      <w:r>
+        <w:t>org.springframework.data.jpa.repository</w:t>
+      </w:r>
+      <w:proofErr w:type="gramEnd"/>
+      <w:r>
+        <w:t>.JpaRepository</w:t>
+      </w:r>
+      <w:proofErr w:type="spellEnd"/>
+      <w:r>
+        <w:t>;</w:t>
+      </w:r>
+    </w:p>
+    <w:p>
+      <w:pPr>
+        <w:pStyle w:val="Code"/>
+      </w:pPr>
+    </w:p>
+    <w:p>
+      <w:pPr>
+        <w:pStyle w:val="Code"/>
+      </w:pPr>
+      <w:r>
+        <w:t xml:space="preserve">import </w:t>
+      </w:r>
+      <w:proofErr w:type="spellStart"/>
+      <w:proofErr w:type="gramStart"/>
+      <w:r>
+        <w:t>java.util</w:t>
+      </w:r>
+      <w:proofErr w:type="gramEnd"/>
+      <w:r>
+        <w:t>.List</w:t>
+      </w:r>
+      <w:proofErr w:type="spellEnd"/>
+      <w:r>
+        <w:t>;</w:t>
+      </w:r>
+    </w:p>
+    <w:p>
+      <w:pPr>
+        <w:pStyle w:val="Code"/>
+      </w:pPr>
+    </w:p>
+    <w:p>
+      <w:pPr>
+        <w:pStyle w:val="Code"/>
+      </w:pPr>
+      <w:r>
+        <w:t xml:space="preserve">public interface </w:t>
+      </w:r>
+      <w:proofErr w:type="spellStart"/>
+      <w:r>
+        <w:t>StudentRepository</w:t>
+      </w:r>
+      <w:proofErr w:type="spellEnd"/>
+      <w:r>
+        <w:t xml:space="preserve"> extends </w:t>
+      </w:r>
+      <w:proofErr w:type="spellStart"/>
+      <w:r>
+        <w:t>JpaRepository</w:t>
+      </w:r>
+      <w:proofErr w:type="spellEnd"/>
+      <w:r>
+        <w:t>&lt;Student, Integer&gt; {</w:t>
+      </w:r>
+    </w:p>
+    <w:p>
+      <w:pPr>
+        <w:pStyle w:val="Code"/>
+      </w:pPr>
+      <w:r>
+        <w:t xml:space="preserve">    List&lt;Student&gt; </w:t>
+      </w:r>
+      <w:proofErr w:type="spellStart"/>
+      <w:proofErr w:type="gramStart"/>
+      <w:r>
+        <w:t>findAllBySchoolId</w:t>
+      </w:r>
+      <w:proofErr w:type="spellEnd"/>
+      <w:r>
+        <w:t>(</w:t>
+      </w:r>
+      <w:proofErr w:type="gramEnd"/>
+      <w:r>
+        <w:t xml:space="preserve">Integer </w:t>
+      </w:r>
+      <w:proofErr w:type="spellStart"/>
+      <w:r>
+        <w:t>schoolId</w:t>
+      </w:r>
+      <w:proofErr w:type="spellEnd"/>
+      <w:r>
+        <w:t>);</w:t>
+      </w:r>
+    </w:p>
+    <w:p>
+      <w:pPr>
+        <w:pStyle w:val="Code"/>
+      </w:pPr>
+      <w:r>
+        <w:t>}</w:t>
+      </w:r>
+    </w:p>
+    <w:p>
+      <w:pPr>
+        <w:pStyle w:val="subjects"/>
+      </w:pPr>
+      <w:r>
+        <w:t xml:space="preserve">Service Layer </w:t>
+      </w:r>
+      <w:r>
+        <w:t>–</w:t>
+      </w:r>
+      <w:r>
+        <w:t xml:space="preserve"> </w:t>
+      </w:r>
+      <w:proofErr w:type="spellStart"/>
+      <w:r>
+        <w:t>StudentService</w:t>
+      </w:r>
+      <w:proofErr w:type="spellEnd"/>
+    </w:p>
+    <w:p>
+      <w:pPr>
+        <w:pStyle w:val="Code"/>
+      </w:pPr>
+      <w:r>
+        <w:t xml:space="preserve">import </w:t>
+      </w:r>
+      <w:proofErr w:type="spellStart"/>
+      <w:proofErr w:type="gramStart"/>
+      <w:r>
+        <w:t>lombok.RequiredArgsConstructor</w:t>
+      </w:r>
+      <w:proofErr w:type="spellEnd"/>
+      <w:proofErr w:type="gramEnd"/>
+      <w:r>
+        <w:t>;</w:t>
+      </w:r>
+    </w:p>
+    <w:p>
+      <w:pPr>
+        <w:pStyle w:val="Code"/>
+      </w:pPr>
+      <w:r>
+        <w:t xml:space="preserve">import </w:t>
+      </w:r>
+      <w:proofErr w:type="spellStart"/>
+      <w:proofErr w:type="gramStart"/>
+      <w:r>
+        <w:t>org.springframework</w:t>
       </w:r>
       <w:proofErr w:type="gramEnd"/>
       <w:r>
@@ -2384,107 +2597,18 @@
       </w:r>
       <w:proofErr w:type="gramStart"/>
       <w:r>
-        <w:t>dialect.PostgreSQLDialect</w:t>
-      </w:r>
-      <w:proofErr w:type="spellEnd"/>
-      <w:proofErr w:type="gramEnd"/>
-    </w:p>
-    <w:p>
-      <w:r>
-        <w:t xml:space="preserve">Don’t forget to change the </w:t>
-      </w:r>
-      <w:proofErr w:type="spellStart"/>
-      <w:proofErr w:type="gramStart"/>
-      <w:r>
-        <w:t>spring.datasource</w:t>
-      </w:r>
-      <w:proofErr w:type="gramEnd"/>
-      <w:r>
-        <w:t>.username</w:t>
-      </w:r>
-      <w:proofErr w:type="spellEnd"/>
-      <w:r>
-        <w:t xml:space="preserve"> and </w:t>
-      </w:r>
-      <w:proofErr w:type="spellStart"/>
-      <w:proofErr w:type="gramStart"/>
-      <w:r>
-        <w:t>spring.datasource</w:t>
-      </w:r>
-      <w:proofErr w:type="gramEnd"/>
-      <w:r>
-        <w:t>.password</w:t>
-      </w:r>
-      <w:proofErr w:type="spellEnd"/>
-      <w:r>
-        <w:t xml:space="preserve"> as per your PostgreSQL installation. Also, create a database named students in PostgreSQL before proceeding to the next section.</w:t>
-      </w:r>
-    </w:p>
-    <w:p/>
-    <w:p>
-      <w:r>
-        <w:t xml:space="preserve">You don’t need to create any tables. The tables will automatically be created by Hibernate from the Student entity that we will define in the next step. This is made possible by the property </w:t>
-      </w:r>
-      <w:proofErr w:type="spellStart"/>
-      <w:r>
-        <w:t>spring.jpa.hibernate.ddl</w:t>
-      </w:r>
-      <w:proofErr w:type="spellEnd"/>
-      <w:r>
-        <w:t>-auto = create.</w:t>
-      </w:r>
-    </w:p>
-    <w:p>
-      <w:pPr>
-        <w:rPr>
-          <w:b/>
-          <w:bCs/>
-          <w:sz w:val="40"/>
-          <w:szCs w:val="40"/>
-        </w:rPr>
-      </w:pPr>
-      <w:r>
-        <w:rPr>
-          <w:b/>
-          <w:bCs/>
-          <w:sz w:val="40"/>
-          <w:szCs w:val="40"/>
-        </w:rPr>
-        <w:t xml:space="preserve">JPA Entity </w:t>
-      </w:r>
-      <w:r>
-        <w:rPr>
-          <w:b/>
-          <w:bCs/>
-          <w:sz w:val="40"/>
-          <w:szCs w:val="40"/>
-        </w:rPr>
-        <w:t>–</w:t>
-      </w:r>
-      <w:r>
-        <w:rPr>
-          <w:b/>
-          <w:bCs/>
-          <w:sz w:val="40"/>
-          <w:szCs w:val="40"/>
-        </w:rPr>
-        <w:t xml:space="preserve"> Student</w:t>
-      </w:r>
-    </w:p>
-    <w:p>
-      <w:pPr>
-        <w:rPr>
-          <w:sz w:val="24"/>
-          <w:szCs w:val="24"/>
-        </w:rPr>
-      </w:pPr>
-      <w:r>
-        <w:rPr>
-          <w:sz w:val="24"/>
-          <w:szCs w:val="24"/>
-        </w:rPr>
-        <w:t>Let's create a Student JPA entity and add the following code to it:</w:t>
-      </w:r>
+        <w:t>stereotype.Service</w:t>
+      </w:r>
+      <w:proofErr w:type="spellEnd"/>
+      <w:proofErr w:type="gramEnd"/>
+      <w:r>
+        <w:t>;</w:t>
+      </w:r>
+    </w:p>
+    <w:p>
+      <w:pPr>
+        <w:pStyle w:val="Code"/>
+      </w:pPr>
     </w:p>
     <w:p>
       <w:pPr>
@@ -2496,11 +2620,11 @@
       <w:proofErr w:type="spellStart"/>
       <w:proofErr w:type="gramStart"/>
       <w:r>
-        <w:t>jakarta.persistence</w:t>
-      </w:r>
-      <w:proofErr w:type="gramEnd"/>
-      <w:r>
-        <w:t>.Entity</w:t>
+        <w:t>java.util</w:t>
+      </w:r>
+      <w:proofErr w:type="gramEnd"/>
+      <w:r>
+        <w:t>.List</w:t>
       </w:r>
       <w:proofErr w:type="spellEnd"/>
       <w:r>
@@ -2511,19 +2635,267 @@
       <w:pPr>
         <w:pStyle w:val="Code"/>
       </w:pPr>
+    </w:p>
+    <w:p>
+      <w:pPr>
+        <w:pStyle w:val="Code"/>
+      </w:pPr>
+      <w:r>
+        <w:t>@Service</w:t>
+      </w:r>
+    </w:p>
+    <w:p>
+      <w:pPr>
+        <w:pStyle w:val="Code"/>
+      </w:pPr>
+      <w:r>
+        <w:t>@RequiredArgsConstructor</w:t>
+      </w:r>
+    </w:p>
+    <w:p>
+      <w:pPr>
+        <w:pStyle w:val="Code"/>
+      </w:pPr>
+      <w:r>
+        <w:t xml:space="preserve">public class </w:t>
+      </w:r>
+      <w:proofErr w:type="spellStart"/>
+      <w:r>
+        <w:t>StudentService</w:t>
+      </w:r>
+      <w:proofErr w:type="spellEnd"/>
+      <w:r>
+        <w:t xml:space="preserve"> {</w:t>
+      </w:r>
+    </w:p>
+    <w:p>
+      <w:pPr>
+        <w:pStyle w:val="Code"/>
+      </w:pPr>
+    </w:p>
+    <w:p>
+      <w:pPr>
+        <w:pStyle w:val="Code"/>
+      </w:pPr>
+      <w:r>
+        <w:t xml:space="preserve">    private final </w:t>
+      </w:r>
+      <w:proofErr w:type="spellStart"/>
+      <w:r>
+        <w:t>StudentRepository</w:t>
+      </w:r>
+      <w:proofErr w:type="spellEnd"/>
+      <w:r>
+        <w:t xml:space="preserve"> repository;</w:t>
+      </w:r>
+    </w:p>
+    <w:p>
+      <w:pPr>
+        <w:pStyle w:val="Code"/>
+      </w:pPr>
+    </w:p>
+    <w:p>
+      <w:pPr>
+        <w:pStyle w:val="Code"/>
+      </w:pPr>
+      <w:r>
+        <w:t xml:space="preserve">    public void </w:t>
+      </w:r>
+      <w:proofErr w:type="spellStart"/>
+      <w:proofErr w:type="gramStart"/>
+      <w:r>
+        <w:t>saveStudent</w:t>
+      </w:r>
+      <w:proofErr w:type="spellEnd"/>
+      <w:r>
+        <w:t>(</w:t>
+      </w:r>
+      <w:proofErr w:type="gramEnd"/>
+      <w:r>
+        <w:t>Student student) {</w:t>
+      </w:r>
+    </w:p>
+    <w:p>
+      <w:pPr>
+        <w:pStyle w:val="Code"/>
+      </w:pPr>
+      <w:r>
+        <w:t xml:space="preserve">        </w:t>
+      </w:r>
+      <w:proofErr w:type="spellStart"/>
+      <w:proofErr w:type="gramStart"/>
+      <w:r>
+        <w:t>repository.save</w:t>
+      </w:r>
+      <w:proofErr w:type="spellEnd"/>
+      <w:proofErr w:type="gramEnd"/>
+      <w:r>
+        <w:t>(student);</w:t>
+      </w:r>
+    </w:p>
+    <w:p>
+      <w:pPr>
+        <w:pStyle w:val="Code"/>
+      </w:pPr>
+      <w:r>
+        <w:t xml:space="preserve">    }</w:t>
+      </w:r>
+    </w:p>
+    <w:p>
+      <w:pPr>
+        <w:pStyle w:val="Code"/>
+      </w:pPr>
+    </w:p>
+    <w:p>
+      <w:pPr>
+        <w:pStyle w:val="Code"/>
+      </w:pPr>
+      <w:r>
+        <w:t xml:space="preserve">    public List&lt;Student&gt; </w:t>
+      </w:r>
+      <w:proofErr w:type="spellStart"/>
+      <w:proofErr w:type="gramStart"/>
+      <w:r>
+        <w:t>findAllStudents</w:t>
+      </w:r>
+      <w:proofErr w:type="spellEnd"/>
+      <w:r>
+        <w:t>(</w:t>
+      </w:r>
+      <w:proofErr w:type="gramEnd"/>
+      <w:r>
+        <w:t>) {</w:t>
+      </w:r>
+    </w:p>
+    <w:p>
+      <w:pPr>
+        <w:pStyle w:val="Code"/>
+      </w:pPr>
+      <w:r>
+        <w:t xml:space="preserve">        return </w:t>
+      </w:r>
+      <w:proofErr w:type="spellStart"/>
+      <w:proofErr w:type="gramStart"/>
+      <w:r>
+        <w:t>repository.findAll</w:t>
+      </w:r>
+      <w:proofErr w:type="spellEnd"/>
+      <w:proofErr w:type="gramEnd"/>
+      <w:r>
+        <w:t>();</w:t>
+      </w:r>
+    </w:p>
+    <w:p>
+      <w:pPr>
+        <w:pStyle w:val="Code"/>
+      </w:pPr>
+      <w:r>
+        <w:t xml:space="preserve">    }</w:t>
+      </w:r>
+    </w:p>
+    <w:p>
+      <w:pPr>
+        <w:pStyle w:val="Code"/>
+      </w:pPr>
+    </w:p>
+    <w:p>
+      <w:pPr>
+        <w:pStyle w:val="Code"/>
+      </w:pPr>
+      <w:r>
+        <w:t xml:space="preserve">    public List&lt;Student&gt; </w:t>
+      </w:r>
+      <w:proofErr w:type="spellStart"/>
+      <w:proofErr w:type="gramStart"/>
+      <w:r>
+        <w:t>findAllStudentsBySchool</w:t>
+      </w:r>
+      <w:proofErr w:type="spellEnd"/>
+      <w:r>
+        <w:t>(</w:t>
+      </w:r>
+      <w:proofErr w:type="gramEnd"/>
+      <w:r>
+        <w:t xml:space="preserve">Integer </w:t>
+      </w:r>
+      <w:proofErr w:type="spellStart"/>
+      <w:r>
+        <w:t>schoolId</w:t>
+      </w:r>
+      <w:proofErr w:type="spellEnd"/>
+      <w:r>
+        <w:t>) {</w:t>
+      </w:r>
+    </w:p>
+    <w:p>
+      <w:pPr>
+        <w:pStyle w:val="Code"/>
+      </w:pPr>
+      <w:r>
+        <w:t xml:space="preserve">        return </w:t>
+      </w:r>
+      <w:proofErr w:type="spellStart"/>
+      <w:proofErr w:type="gramStart"/>
+      <w:r>
+        <w:t>repository.findAllBySchoolId</w:t>
+      </w:r>
+      <w:proofErr w:type="spellEnd"/>
+      <w:proofErr w:type="gramEnd"/>
+      <w:r>
+        <w:t>(</w:t>
+      </w:r>
+      <w:proofErr w:type="spellStart"/>
+      <w:r>
+        <w:t>schoolId</w:t>
+      </w:r>
+      <w:proofErr w:type="spellEnd"/>
+      <w:r>
+        <w:t>);</w:t>
+      </w:r>
+    </w:p>
+    <w:p>
+      <w:pPr>
+        <w:pStyle w:val="Code"/>
+      </w:pPr>
+      <w:r>
+        <w:t xml:space="preserve">    }</w:t>
+      </w:r>
+    </w:p>
+    <w:p>
+      <w:pPr>
+        <w:pStyle w:val="Code"/>
+      </w:pPr>
+      <w:r>
+        <w:t>}</w:t>
+      </w:r>
+    </w:p>
+    <w:p>
+      <w:pPr>
+        <w:pStyle w:val="subjects"/>
+      </w:pPr>
+      <w:r>
+        <w:t xml:space="preserve">Controller Layer - </w:t>
+      </w:r>
+      <w:proofErr w:type="spellStart"/>
+      <w:r>
+        <w:t>StudentController</w:t>
+      </w:r>
+      <w:proofErr w:type="spellEnd"/>
+    </w:p>
+    <w:p>
+      <w:pPr>
+        <w:pStyle w:val="Code"/>
+      </w:pPr>
       <w:r>
         <w:t xml:space="preserve">import </w:t>
       </w:r>
       <w:proofErr w:type="spellStart"/>
       <w:proofErr w:type="gramStart"/>
       <w:r>
-        <w:t>jakarta.persistence</w:t>
-      </w:r>
-      <w:proofErr w:type="gramEnd"/>
-      <w:r>
-        <w:t>.GeneratedValue</w:t>
-      </w:r>
-      <w:proofErr w:type="spellEnd"/>
+        <w:t>lombok.RequiredArgsConstructor</w:t>
+      </w:r>
+      <w:proofErr w:type="spellEnd"/>
+      <w:proofErr w:type="gramEnd"/>
       <w:r>
         <w:t>;</w:t>
       </w:r>
@@ -2538,13 +2910,18 @@
       <w:proofErr w:type="spellStart"/>
       <w:proofErr w:type="gramStart"/>
       <w:r>
-        <w:t>jakarta.persistence</w:t>
-      </w:r>
-      <w:proofErr w:type="gramEnd"/>
-      <w:r>
-        <w:t>.Id</w:t>
-      </w:r>
-      <w:proofErr w:type="spellEnd"/>
+        <w:t>org.springframework</w:t>
+      </w:r>
+      <w:proofErr w:type="gramEnd"/>
+      <w:r>
+        <w:t>.</w:t>
+      </w:r>
+      <w:proofErr w:type="gramStart"/>
+      <w:r>
+        <w:t>http.HttpStatus</w:t>
+      </w:r>
+      <w:proofErr w:type="spellEnd"/>
+      <w:proofErr w:type="gramEnd"/>
       <w:r>
         <w:t>;</w:t>
       </w:r>
@@ -2559,7 +2936,41 @@
       <w:proofErr w:type="spellStart"/>
       <w:proofErr w:type="gramStart"/>
       <w:r>
-        <w:t>lombok</w:t>
+        <w:t>org.springframework</w:t>
+      </w:r>
+      <w:proofErr w:type="gramEnd"/>
+      <w:r>
+        <w:t>.</w:t>
+      </w:r>
+      <w:proofErr w:type="gramStart"/>
+      <w:r>
+        <w:t>http.ResponseEntity</w:t>
+      </w:r>
+      <w:proofErr w:type="spellEnd"/>
+      <w:proofErr w:type="gramEnd"/>
+      <w:r>
+        <w:t>;</w:t>
+      </w:r>
+    </w:p>
+    <w:p>
+      <w:pPr>
+        <w:pStyle w:val="Code"/>
+      </w:pPr>
+      <w:r>
+        <w:t xml:space="preserve">import </w:t>
+      </w:r>
+      <w:proofErr w:type="spellStart"/>
+      <w:proofErr w:type="gramStart"/>
+      <w:r>
+        <w:t>org.springframework.web.bind</w:t>
+      </w:r>
+      <w:proofErr w:type="gramEnd"/>
+      <w:r>
+        <w:t>.</w:t>
+      </w:r>
+      <w:proofErr w:type="gramStart"/>
+      <w:r>
+        <w:t>annotation</w:t>
       </w:r>
       <w:proofErr w:type="spellEnd"/>
       <w:r>
@@ -2580,96 +2991,16 @@
         <w:pStyle w:val="Code"/>
       </w:pPr>
       <w:r>
-        <w:t>@Entity</w:t>
-      </w:r>
-    </w:p>
-    <w:p>
-      <w:pPr>
-        <w:pStyle w:val="Code"/>
-      </w:pPr>
-      <w:r>
-        <w:t>@Getter</w:t>
-      </w:r>
-    </w:p>
-    <w:p>
-      <w:pPr>
-        <w:pStyle w:val="Code"/>
-      </w:pPr>
-      <w:r>
-        <w:t>@Setter</w:t>
-      </w:r>
-    </w:p>
-    <w:p>
-      <w:pPr>
-        <w:pStyle w:val="Code"/>
-      </w:pPr>
-      <w:r>
-        <w:t>@AllArgsConstructor</w:t>
-      </w:r>
-    </w:p>
-    <w:p>
-      <w:pPr>
-        <w:pStyle w:val="Code"/>
-      </w:pPr>
-      <w:r>
-        <w:t>@NoArgsConstructor</w:t>
-      </w:r>
-    </w:p>
-    <w:p>
-      <w:pPr>
-        <w:pStyle w:val="Code"/>
-      </w:pPr>
-      <w:r>
-        <w:t>@Builder</w:t>
-      </w:r>
-    </w:p>
-    <w:p>
-      <w:pPr>
-        <w:pStyle w:val="Code"/>
-      </w:pPr>
-      <w:r>
-        <w:t>public class Student {</w:t>
-      </w:r>
-    </w:p>
-    <w:p>
-      <w:pPr>
-        <w:pStyle w:val="Code"/>
-      </w:pPr>
-    </w:p>
-    <w:p>
-      <w:pPr>
-        <w:pStyle w:val="Code"/>
-      </w:pPr>
-      <w:r>
-        <w:t xml:space="preserve">    @Id</w:t>
-      </w:r>
-    </w:p>
-    <w:p>
-      <w:pPr>
-        <w:pStyle w:val="Code"/>
-      </w:pPr>
-      <w:r>
-        <w:t xml:space="preserve">    @GeneratedValue</w:t>
-      </w:r>
-    </w:p>
-    <w:p>
-      <w:pPr>
-        <w:pStyle w:val="Code"/>
-      </w:pPr>
-      <w:r>
-        <w:t xml:space="preserve">    private Integer id;</w:t>
-      </w:r>
-    </w:p>
-    <w:p>
-      <w:pPr>
-        <w:pStyle w:val="Code"/>
-      </w:pPr>
-      <w:r>
-        <w:t xml:space="preserve">    private String </w:t>
-      </w:r>
-      <w:proofErr w:type="spellStart"/>
-      <w:r>
-        <w:t>firstname</w:t>
+        <w:t xml:space="preserve">import </w:t>
+      </w:r>
+      <w:proofErr w:type="spellStart"/>
+      <w:proofErr w:type="gramStart"/>
+      <w:r>
+        <w:t>java.util</w:t>
+      </w:r>
+      <w:proofErr w:type="gramEnd"/>
+      <w:r>
+        <w:t>.List</w:t>
       </w:r>
       <w:proofErr w:type="spellEnd"/>
       <w:r>
@@ -2680,40 +3011,334 @@
       <w:pPr>
         <w:pStyle w:val="Code"/>
       </w:pPr>
-      <w:r>
-        <w:t xml:space="preserve">    private String </w:t>
-      </w:r>
-      <w:proofErr w:type="spellStart"/>
-      <w:r>
-        <w:t>lastname</w:t>
-      </w:r>
-      <w:proofErr w:type="spellEnd"/>
-      <w:r>
-        <w:t>;</w:t>
-      </w:r>
-    </w:p>
-    <w:p>
-      <w:pPr>
-        <w:pStyle w:val="Code"/>
-      </w:pPr>
-      <w:r>
-        <w:t xml:space="preserve">    private String email;</w:t>
-      </w:r>
-    </w:p>
-    <w:p>
-      <w:pPr>
-        <w:pStyle w:val="Code"/>
-      </w:pPr>
-      <w:r>
-        <w:t xml:space="preserve">    private Integer </w:t>
+    </w:p>
+    <w:p>
+      <w:pPr>
+        <w:pStyle w:val="Code"/>
+      </w:pPr>
+      <w:r>
+        <w:t>@RestController</w:t>
+      </w:r>
+    </w:p>
+    <w:p>
+      <w:pPr>
+        <w:pStyle w:val="Code"/>
+      </w:pPr>
+      <w:r>
+        <w:t>@RequestMapping("/api/v1/students")</w:t>
+      </w:r>
+    </w:p>
+    <w:p>
+      <w:pPr>
+        <w:pStyle w:val="Code"/>
+      </w:pPr>
+      <w:r>
+        <w:t>@RequiredArgsConstructor</w:t>
+      </w:r>
+    </w:p>
+    <w:p>
+      <w:pPr>
+        <w:pStyle w:val="Code"/>
+      </w:pPr>
+      <w:r>
+        <w:t xml:space="preserve">public class </w:t>
+      </w:r>
+      <w:proofErr w:type="spellStart"/>
+      <w:r>
+        <w:t>StudentController</w:t>
+      </w:r>
+      <w:proofErr w:type="spellEnd"/>
+      <w:r>
+        <w:t xml:space="preserve"> {</w:t>
+      </w:r>
+    </w:p>
+    <w:p>
+      <w:pPr>
+        <w:pStyle w:val="Code"/>
+      </w:pPr>
+    </w:p>
+    <w:p>
+      <w:pPr>
+        <w:pStyle w:val="Code"/>
+      </w:pPr>
+      <w:r>
+        <w:t xml:space="preserve">    private final </w:t>
+      </w:r>
+      <w:proofErr w:type="spellStart"/>
+      <w:r>
+        <w:t>StudentService</w:t>
+      </w:r>
+      <w:proofErr w:type="spellEnd"/>
+      <w:r>
+        <w:t xml:space="preserve"> service;</w:t>
+      </w:r>
+    </w:p>
+    <w:p>
+      <w:pPr>
+        <w:pStyle w:val="Code"/>
+      </w:pPr>
+    </w:p>
+    <w:p>
+      <w:pPr>
+        <w:pStyle w:val="Code"/>
+      </w:pPr>
+      <w:r>
+        <w:t xml:space="preserve">    @PostMapping</w:t>
+      </w:r>
+    </w:p>
+    <w:p>
+      <w:pPr>
+        <w:pStyle w:val="Code"/>
+      </w:pPr>
+      <w:r>
+        <w:t xml:space="preserve">    @</w:t>
+      </w:r>
+      <w:proofErr w:type="gramStart"/>
+      <w:r>
+        <w:t>ResponseStatus(</w:t>
+      </w:r>
+      <w:proofErr w:type="gramEnd"/>
+      <w:r>
+        <w:t>HttpStatus.CREATED)</w:t>
+      </w:r>
+    </w:p>
+    <w:p>
+      <w:pPr>
+        <w:pStyle w:val="Code"/>
+      </w:pPr>
+      <w:r>
+        <w:lastRenderedPageBreak/>
+        <w:t xml:space="preserve">    public void </w:t>
+      </w:r>
+      <w:proofErr w:type="gramStart"/>
+      <w:r>
+        <w:t>save(</w:t>
+      </w:r>
+      <w:proofErr w:type="gramEnd"/>
+    </w:p>
+    <w:p>
+      <w:pPr>
+        <w:pStyle w:val="Code"/>
+      </w:pPr>
+      <w:r>
+        <w:t xml:space="preserve">            @RequestBody Student </w:t>
+      </w:r>
+      <w:proofErr w:type="spellStart"/>
+      <w:r>
+        <w:t>student</w:t>
+      </w:r>
+      <w:proofErr w:type="spellEnd"/>
+    </w:p>
+    <w:p>
+      <w:pPr>
+        <w:pStyle w:val="Code"/>
+      </w:pPr>
+      <w:r>
+        <w:t xml:space="preserve">    ) {</w:t>
+      </w:r>
+    </w:p>
+    <w:p>
+      <w:pPr>
+        <w:pStyle w:val="Code"/>
+      </w:pPr>
+      <w:r>
+        <w:t xml:space="preserve">        </w:t>
+      </w:r>
+      <w:proofErr w:type="spellStart"/>
+      <w:proofErr w:type="gramStart"/>
+      <w:r>
+        <w:t>service.saveStudent</w:t>
+      </w:r>
+      <w:proofErr w:type="spellEnd"/>
+      <w:proofErr w:type="gramEnd"/>
+      <w:r>
+        <w:t>(student);</w:t>
+      </w:r>
+    </w:p>
+    <w:p>
+      <w:pPr>
+        <w:pStyle w:val="Code"/>
+      </w:pPr>
+      <w:r>
+        <w:t xml:space="preserve">    }</w:t>
+      </w:r>
+    </w:p>
+    <w:p>
+      <w:pPr>
+        <w:pStyle w:val="Code"/>
+      </w:pPr>
+    </w:p>
+    <w:p>
+      <w:pPr>
+        <w:pStyle w:val="Code"/>
+      </w:pPr>
+      <w:r>
+        <w:t xml:space="preserve">    @GetMapping</w:t>
+      </w:r>
+    </w:p>
+    <w:p>
+      <w:pPr>
+        <w:pStyle w:val="Code"/>
+      </w:pPr>
+      <w:r>
+        <w:t xml:space="preserve">    public </w:t>
+      </w:r>
+      <w:proofErr w:type="spellStart"/>
+      <w:r>
+        <w:t>ResponseEntity</w:t>
+      </w:r>
+      <w:proofErr w:type="spellEnd"/>
+      <w:r>
+        <w:t xml:space="preserve">&lt;List&lt;Student&gt;&gt; </w:t>
+      </w:r>
+      <w:proofErr w:type="spellStart"/>
+      <w:proofErr w:type="gramStart"/>
+      <w:r>
+        <w:t>findAllStudents</w:t>
+      </w:r>
+      <w:proofErr w:type="spellEnd"/>
+      <w:r>
+        <w:t>(</w:t>
+      </w:r>
+      <w:proofErr w:type="gramEnd"/>
+      <w:r>
+        <w:t>) {</w:t>
+      </w:r>
+    </w:p>
+    <w:p>
+      <w:pPr>
+        <w:pStyle w:val="Code"/>
+      </w:pPr>
+      <w:r>
+        <w:t xml:space="preserve">        return </w:t>
+      </w:r>
+      <w:proofErr w:type="spellStart"/>
+      <w:r>
+        <w:t>ResponseEntity.ok</w:t>
+      </w:r>
+      <w:proofErr w:type="spellEnd"/>
+      <w:r>
+        <w:t>(</w:t>
+      </w:r>
+      <w:proofErr w:type="spellStart"/>
+      <w:proofErr w:type="gramStart"/>
+      <w:r>
+        <w:t>service.findAllStudents</w:t>
+      </w:r>
+      <w:proofErr w:type="spellEnd"/>
+      <w:proofErr w:type="gramEnd"/>
+      <w:r>
+        <w:t>());</w:t>
+      </w:r>
+    </w:p>
+    <w:p>
+      <w:pPr>
+        <w:pStyle w:val="Code"/>
+      </w:pPr>
+      <w:r>
+        <w:t xml:space="preserve">    }</w:t>
+      </w:r>
+    </w:p>
+    <w:p>
+      <w:pPr>
+        <w:pStyle w:val="Code"/>
+      </w:pPr>
+    </w:p>
+    <w:p>
+      <w:pPr>
+        <w:pStyle w:val="Code"/>
+      </w:pPr>
+      <w:r>
+        <w:t xml:space="preserve">    @GetMapping("/school/{school-id}")</w:t>
+      </w:r>
+    </w:p>
+    <w:p>
+      <w:pPr>
+        <w:pStyle w:val="Code"/>
+      </w:pPr>
+      <w:r>
+        <w:t xml:space="preserve">    public </w:t>
+      </w:r>
+      <w:proofErr w:type="spellStart"/>
+      <w:r>
+        <w:t>ResponseEntity</w:t>
+      </w:r>
+      <w:proofErr w:type="spellEnd"/>
+      <w:r>
+        <w:t xml:space="preserve">&lt;List&lt;Student&gt;&gt; </w:t>
+      </w:r>
+      <w:proofErr w:type="spellStart"/>
+      <w:proofErr w:type="gramStart"/>
+      <w:r>
+        <w:t>findAllStudents</w:t>
+      </w:r>
+      <w:proofErr w:type="spellEnd"/>
+      <w:r>
+        <w:t>(</w:t>
+      </w:r>
+      <w:proofErr w:type="gramEnd"/>
+    </w:p>
+    <w:p>
+      <w:pPr>
+        <w:pStyle w:val="Code"/>
+      </w:pPr>
+      <w:r>
+        <w:t xml:space="preserve">            @PathVariable("school-id") Integer </w:t>
       </w:r>
       <w:proofErr w:type="spellStart"/>
       <w:r>
         <w:t>schoolId</w:t>
       </w:r>
       <w:proofErr w:type="spellEnd"/>
-      <w:r>
-        <w:t>;</w:t>
+    </w:p>
+    <w:p>
+      <w:pPr>
+        <w:pStyle w:val="Code"/>
+      </w:pPr>
+      <w:r>
+        <w:t xml:space="preserve">    ) {</w:t>
+      </w:r>
+    </w:p>
+    <w:p>
+      <w:pPr>
+        <w:pStyle w:val="Code"/>
+      </w:pPr>
+      <w:r>
+        <w:t xml:space="preserve">        return </w:t>
+      </w:r>
+      <w:proofErr w:type="spellStart"/>
+      <w:r>
+        <w:t>ResponseEntity.ok</w:t>
+      </w:r>
+      <w:proofErr w:type="spellEnd"/>
+      <w:r>
+        <w:t>(</w:t>
+      </w:r>
+      <w:proofErr w:type="spellStart"/>
+      <w:proofErr w:type="gramStart"/>
+      <w:r>
+        <w:t>service.findAllStudentsBySchool</w:t>
+      </w:r>
+      <w:proofErr w:type="spellEnd"/>
+      <w:proofErr w:type="gramEnd"/>
+      <w:r>
+        <w:t>(</w:t>
+      </w:r>
+      <w:proofErr w:type="spellStart"/>
+      <w:r>
+        <w:t>schoolId</w:t>
+      </w:r>
+      <w:proofErr w:type="spellEnd"/>
+      <w:r>
+        <w:t>));</w:t>
+      </w:r>
+    </w:p>
+    <w:p>
+      <w:pPr>
+        <w:pStyle w:val="Code"/>
+      </w:pPr>
+      <w:r>
+        <w:t xml:space="preserve">    }</w:t>
       </w:r>
     </w:p>
     <w:p>
@@ -2722,6 +3347,14 @@
       </w:pPr>
       <w:r>
         <w:t>}</w:t>
+      </w:r>
+    </w:p>
+    <w:p>
+      <w:pPr>
+        <w:pStyle w:val="paragraph"/>
+      </w:pPr>
+      <w:r>
+        <w:t>That's completed our student microservice development.</w:t>
       </w:r>
     </w:p>
     <w:sectPr>
@@ -3601,13 +4234,14 @@
     <w:link w:val="TitleChar"/>
     <w:uiPriority w:val="10"/>
     <w:qFormat/>
-    <w:rsid w:val="00C0397B"/>
+    <w:rsid w:val="00E32584"/>
     <w:pPr>
-      <w:spacing w:after="80" w:line="240" w:lineRule="auto"/>
+      <w:spacing w:before="480" w:after="720" w:line="240" w:lineRule="auto"/>
       <w:contextualSpacing/>
     </w:pPr>
     <w:rPr>
       <w:rFonts w:asciiTheme="majorHAnsi" w:eastAsiaTheme="majorEastAsia" w:hAnsiTheme="majorHAnsi" w:cstheme="majorBidi"/>
+      <w:b/>
       <w:spacing w:val="-10"/>
       <w:kern w:val="28"/>
       <w:sz w:val="56"/>
@@ -3619,9 +4253,10 @@
     <w:basedOn w:val="DefaultParagraphFont"/>
     <w:link w:val="Title"/>
     <w:uiPriority w:val="10"/>
-    <w:rsid w:val="00C0397B"/>
+    <w:rsid w:val="00E32584"/>
     <w:rPr>
       <w:rFonts w:asciiTheme="majorHAnsi" w:eastAsiaTheme="majorEastAsia" w:hAnsiTheme="majorHAnsi" w:cstheme="majorBidi"/>
+      <w:b/>
       <w:spacing w:val="-10"/>
       <w:kern w:val="28"/>
       <w:sz w:val="56"/>
@@ -3806,6 +4441,104 @@
     <w:rPr>
       <w:rFonts w:ascii="Consolas" w:hAnsi="Consolas"/>
       <w:szCs w:val="24"/>
+    </w:rPr>
+  </w:style>
+  <w:style w:type="paragraph" w:customStyle="1" w:styleId="subjects">
+    <w:name w:val="subjects"/>
+    <w:basedOn w:val="Normal"/>
+    <w:link w:val="subjectsChar"/>
+    <w:qFormat/>
+    <w:rsid w:val="00E32584"/>
+    <w:pPr>
+      <w:spacing w:before="120" w:after="120"/>
+    </w:pPr>
+    <w:rPr>
+      <w:b/>
+      <w:bCs/>
+      <w:sz w:val="40"/>
+    </w:rPr>
+  </w:style>
+  <w:style w:type="character" w:customStyle="1" w:styleId="subjectsChar">
+    <w:name w:val="subjects Char"/>
+    <w:basedOn w:val="DefaultParagraphFont"/>
+    <w:link w:val="subjects"/>
+    <w:rsid w:val="00E32584"/>
+    <w:rPr>
+      <w:b/>
+      <w:bCs/>
+      <w:sz w:val="40"/>
+    </w:rPr>
+  </w:style>
+  <w:style w:type="paragraph" w:customStyle="1" w:styleId="subjectsheader">
+    <w:name w:val="subjects header"/>
+    <w:basedOn w:val="Normal"/>
+    <w:link w:val="subjectsheaderChar"/>
+    <w:rsid w:val="00E32584"/>
+    <w:rPr>
+      <w:b/>
+      <w:bCs/>
+      <w:sz w:val="44"/>
+      <w:szCs w:val="44"/>
+    </w:rPr>
+  </w:style>
+  <w:style w:type="character" w:customStyle="1" w:styleId="subjectsheaderChar">
+    <w:name w:val="subjects header Char"/>
+    <w:basedOn w:val="DefaultParagraphFont"/>
+    <w:link w:val="subjectsheader"/>
+    <w:rsid w:val="00E32584"/>
+    <w:rPr>
+      <w:b/>
+      <w:bCs/>
+      <w:sz w:val="44"/>
+      <w:szCs w:val="44"/>
+    </w:rPr>
+  </w:style>
+  <w:style w:type="paragraph" w:customStyle="1" w:styleId="paragraph">
+    <w:name w:val="paragraph"/>
+    <w:basedOn w:val="Normal"/>
+    <w:link w:val="paragraphChar"/>
+    <w:qFormat/>
+    <w:rsid w:val="000D68ED"/>
+    <w:pPr>
+      <w:ind w:left="170" w:right="170"/>
+    </w:pPr>
+    <w:rPr>
+      <w:sz w:val="24"/>
+      <w:szCs w:val="24"/>
+    </w:rPr>
+  </w:style>
+  <w:style w:type="character" w:customStyle="1" w:styleId="paragraphChar">
+    <w:name w:val="paragraph Char"/>
+    <w:basedOn w:val="DefaultParagraphFont"/>
+    <w:link w:val="paragraph"/>
+    <w:rsid w:val="000D68ED"/>
+    <w:rPr>
+      <w:sz w:val="24"/>
+      <w:szCs w:val="24"/>
+    </w:rPr>
+  </w:style>
+  <w:style w:type="paragraph" w:customStyle="1" w:styleId="headersub">
+    <w:name w:val="header sub"/>
+    <w:basedOn w:val="subjects"/>
+    <w:link w:val="headersubChar"/>
+    <w:qFormat/>
+    <w:rsid w:val="000D68ED"/>
+    <w:pPr>
+      <w:spacing w:after="360"/>
+    </w:pPr>
+    <w:rPr>
+      <w:sz w:val="52"/>
+    </w:rPr>
+  </w:style>
+  <w:style w:type="character" w:customStyle="1" w:styleId="headersubChar">
+    <w:name w:val="header sub Char"/>
+    <w:basedOn w:val="subjectsChar"/>
+    <w:link w:val="headersub"/>
+    <w:rsid w:val="000D68ED"/>
+    <w:rPr>
+      <w:b/>
+      <w:bCs/>
+      <w:sz w:val="52"/>
     </w:rPr>
   </w:style>
 </w:styles>

--- a/Microservices Project using Spring Boot.docx
+++ b/Microservices Project using Spring Boot.docx
@@ -152,7 +152,7 @@
                     </pic:cNvPicPr>
                   </pic:nvPicPr>
                   <pic:blipFill>
-                    <a:blip r:embed="rId5" cstate="print">
+                    <a:blip r:embed="rId6" cstate="print">
                       <a:extLst>
                         <a:ext uri="{28A0092B-C50C-407E-A947-70E740481C1C}">
                           <a14:useLocalDpi xmlns:a14="http://schemas.microsoft.com/office/drawing/2010/main" val="0"/>
@@ -384,7 +384,7 @@
       <w:r>
         <w:t xml:space="preserve">Let's create a student microservice as a Spring boot project using the </w:t>
       </w:r>
-      <w:hyperlink r:id="rId6" w:history="1">
+      <w:hyperlink r:id="rId7" w:history="1">
         <w:r>
           <w:rPr>
             <w:rStyle w:val="Hyperlink"/>
@@ -433,7 +433,7 @@
                     </pic:cNvPicPr>
                   </pic:nvPicPr>
                   <pic:blipFill>
-                    <a:blip r:embed="rId7" cstate="print">
+                    <a:blip r:embed="rId8" cstate="print">
                       <a:extLst>
                         <a:ext uri="{28A0092B-C50C-407E-A947-70E740481C1C}">
                           <a14:useLocalDpi xmlns:a14="http://schemas.microsoft.com/office/drawing/2010/main" val="0"/>
@@ -3355,6 +3355,2909 @@
       </w:pPr>
       <w:r>
         <w:t>That's completed our student microservice development.</w:t>
+      </w:r>
+    </w:p>
+    <w:p>
+      <w:pPr>
+        <w:rPr>
+          <w:sz w:val="24"/>
+          <w:szCs w:val="24"/>
+        </w:rPr>
+      </w:pPr>
+      <w:r>
+        <w:br w:type="page"/>
+      </w:r>
+    </w:p>
+    <w:p>
+      <w:pPr>
+        <w:pStyle w:val="headersub"/>
+      </w:pPr>
+      <w:r>
+        <w:lastRenderedPageBreak/>
+        <w:t>Create School Microservice</w:t>
+      </w:r>
+    </w:p>
+    <w:p>
+      <w:pPr>
+        <w:pStyle w:val="paragraph"/>
+      </w:pPr>
+      <w:r>
+        <w:t>Let's build a school microservice step by step.</w:t>
+      </w:r>
+    </w:p>
+    <w:p>
+      <w:pPr>
+        <w:pStyle w:val="subjects"/>
+      </w:pPr>
+      <w:r>
+        <w:t>Create Spring Boot Project</w:t>
+      </w:r>
+    </w:p>
+    <w:p>
+      <w:pPr>
+        <w:pStyle w:val="paragraph"/>
+      </w:pPr>
+      <w:r>
+        <w:t xml:space="preserve">Let's create a school microservice as a Spring boot project using the spring </w:t>
+      </w:r>
+      <w:proofErr w:type="spellStart"/>
+      <w:r>
+        <w:t>initializr</w:t>
+      </w:r>
+      <w:proofErr w:type="spellEnd"/>
+      <w:r>
+        <w:t>.</w:t>
+      </w:r>
+    </w:p>
+    <w:p>
+      <w:pPr>
+        <w:pStyle w:val="paragraph"/>
+      </w:pPr>
+      <w:r>
+        <w:t xml:space="preserve">Refer to the below screenshot to enter details while creating the spring boot application using the spring </w:t>
+      </w:r>
+      <w:proofErr w:type="spellStart"/>
+      <w:r>
+        <w:t>initializr</w:t>
+      </w:r>
+      <w:proofErr w:type="spellEnd"/>
+      <w:r>
+        <w:t>:</w:t>
+      </w:r>
+    </w:p>
+    <w:p>
+      <w:r>
+        <w:rPr>
+          <w:noProof/>
+        </w:rPr>
+        <w:drawing>
+          <wp:inline distT="0" distB="0" distL="0" distR="0" wp14:anchorId="06117E77" wp14:editId="62F58A35">
+            <wp:extent cx="5731510" cy="3289347"/>
+            <wp:effectExtent l="0" t="0" r="2540" b="6350"/>
+            <wp:docPr id="1" name="Picture 1"/>
+            <wp:cNvGraphicFramePr>
+              <a:graphicFrameLocks xmlns:a="http://schemas.openxmlformats.org/drawingml/2006/main" noChangeAspect="1"/>
+            </wp:cNvGraphicFramePr>
+            <a:graphic xmlns:a="http://schemas.openxmlformats.org/drawingml/2006/main">
+              <a:graphicData uri="http://schemas.openxmlformats.org/drawingml/2006/picture">
+                <pic:pic xmlns:pic="http://schemas.openxmlformats.org/drawingml/2006/picture">
+                  <pic:nvPicPr>
+                    <pic:cNvPr id="0" name="Picture 1"/>
+                    <pic:cNvPicPr>
+                      <a:picLocks noChangeAspect="1" noChangeArrowheads="1"/>
+                    </pic:cNvPicPr>
+                  </pic:nvPicPr>
+                  <pic:blipFill>
+                    <a:blip r:embed="rId8" cstate="print">
+                      <a:extLst>
+                        <a:ext uri="{28A0092B-C50C-407E-A947-70E740481C1C}">
+                          <a14:useLocalDpi xmlns:a14="http://schemas.microsoft.com/office/drawing/2010/main" val="0"/>
+                        </a:ext>
+                      </a:extLst>
+                    </a:blip>
+                    <a:srcRect/>
+                    <a:stretch>
+                      <a:fillRect/>
+                    </a:stretch>
+                  </pic:blipFill>
+                  <pic:spPr bwMode="auto">
+                    <a:xfrm>
+                      <a:off x="0" y="0"/>
+                      <a:ext cx="5731510" cy="3289347"/>
+                    </a:xfrm>
+                    <a:prstGeom prst="rect">
+                      <a:avLst/>
+                    </a:prstGeom>
+                    <a:noFill/>
+                    <a:ln>
+                      <a:noFill/>
+                    </a:ln>
+                  </pic:spPr>
+                </pic:pic>
+              </a:graphicData>
+            </a:graphic>
+          </wp:inline>
+        </w:drawing>
+      </w:r>
+    </w:p>
+    <w:p>
+      <w:pPr>
+        <w:pStyle w:val="paragraph"/>
+      </w:pPr>
+      <w:r>
+        <w:t>Here is the complete pom.xml file for your reference:</w:t>
+      </w:r>
+    </w:p>
+    <w:p>
+      <w:pPr>
+        <w:pStyle w:val="Code"/>
+      </w:pPr>
+      <w:r>
+        <w:t>&lt;?xml version="1.0" encoding="UTF-8"?&gt;</w:t>
+      </w:r>
+    </w:p>
+    <w:p>
+      <w:pPr>
+        <w:pStyle w:val="Code"/>
+      </w:pPr>
+      <w:r>
+        <w:t xml:space="preserve">&lt;project </w:t>
+      </w:r>
+      <w:proofErr w:type="spellStart"/>
+      <w:r>
+        <w:t>xmlns</w:t>
+      </w:r>
+      <w:proofErr w:type="spellEnd"/>
+      <w:r>
+        <w:t xml:space="preserve">="http://maven.apache.org/POM/4.0.0" </w:t>
+      </w:r>
+      <w:proofErr w:type="spellStart"/>
+      <w:proofErr w:type="gramStart"/>
+      <w:r>
+        <w:t>xmlns:xsi</w:t>
+      </w:r>
+      <w:proofErr w:type="spellEnd"/>
+      <w:proofErr w:type="gramEnd"/>
+      <w:r>
+        <w:t>="http://www.w3.org/2001/XMLSchema-instance"</w:t>
+      </w:r>
+    </w:p>
+    <w:p>
+      <w:pPr>
+        <w:pStyle w:val="Code"/>
+      </w:pPr>
+      <w:r>
+        <w:tab/>
+      </w:r>
+      <w:proofErr w:type="spellStart"/>
+      <w:proofErr w:type="gramStart"/>
+      <w:r>
+        <w:t>xsi:schemaLocation</w:t>
+      </w:r>
+      <w:proofErr w:type="spellEnd"/>
+      <w:proofErr w:type="gramEnd"/>
+      <w:r>
+        <w:t>="http://maven.apache.org/POM/4.0.0 https://maven.apache.org/xsd/maven-4.0.0.xsd"&gt;</w:t>
+      </w:r>
+    </w:p>
+    <w:p>
+      <w:pPr>
+        <w:pStyle w:val="Code"/>
+      </w:pPr>
+      <w:r>
+        <w:tab/>
+        <w:t>&lt;</w:t>
+      </w:r>
+      <w:proofErr w:type="spellStart"/>
+      <w:r>
+        <w:t>modelVersion</w:t>
+      </w:r>
+      <w:proofErr w:type="spellEnd"/>
+      <w:r>
+        <w:t>&gt;4.0.0&lt;/</w:t>
+      </w:r>
+      <w:proofErr w:type="spellStart"/>
+      <w:r>
+        <w:t>modelVersion</w:t>
+      </w:r>
+      <w:proofErr w:type="spellEnd"/>
+      <w:r>
+        <w:t>&gt;</w:t>
+      </w:r>
+    </w:p>
+    <w:p>
+      <w:pPr>
+        <w:pStyle w:val="Code"/>
+      </w:pPr>
+      <w:r>
+        <w:tab/>
+        <w:t>&lt;parent&gt;</w:t>
+      </w:r>
+    </w:p>
+    <w:p>
+      <w:pPr>
+        <w:pStyle w:val="Code"/>
+      </w:pPr>
+      <w:r>
+        <w:tab/>
+      </w:r>
+      <w:r>
+        <w:tab/>
+      </w:r>
+      <w:proofErr w:type="gramStart"/>
+      <w:r>
+        <w:t>&lt;</w:t>
+      </w:r>
+      <w:proofErr w:type="spellStart"/>
+      <w:r>
+        <w:t>groupId</w:t>
+      </w:r>
+      <w:proofErr w:type="spellEnd"/>
+      <w:r>
+        <w:t>&gt;</w:t>
+      </w:r>
+      <w:proofErr w:type="spellStart"/>
+      <w:r>
+        <w:t>org.springframework.boot</w:t>
+      </w:r>
+      <w:proofErr w:type="spellEnd"/>
+      <w:proofErr w:type="gramEnd"/>
+      <w:r>
+        <w:t>&lt;/</w:t>
+      </w:r>
+      <w:proofErr w:type="spellStart"/>
+      <w:r>
+        <w:t>groupId</w:t>
+      </w:r>
+      <w:proofErr w:type="spellEnd"/>
+      <w:r>
+        <w:t>&gt;</w:t>
+      </w:r>
+    </w:p>
+    <w:p>
+      <w:pPr>
+        <w:pStyle w:val="Code"/>
+      </w:pPr>
+      <w:r>
+        <w:tab/>
+      </w:r>
+      <w:r>
+        <w:tab/>
+        <w:t>&lt;</w:t>
+      </w:r>
+      <w:proofErr w:type="spellStart"/>
+      <w:r>
+        <w:t>artifactId</w:t>
+      </w:r>
+      <w:proofErr w:type="spellEnd"/>
+      <w:r>
+        <w:t>&gt;spring-boot-starter-parent&lt;/</w:t>
+      </w:r>
+      <w:proofErr w:type="spellStart"/>
+      <w:r>
+        <w:t>artifactId</w:t>
+      </w:r>
+      <w:proofErr w:type="spellEnd"/>
+      <w:r>
+        <w:t>&gt;</w:t>
+      </w:r>
+    </w:p>
+    <w:p>
+      <w:pPr>
+        <w:pStyle w:val="Code"/>
+      </w:pPr>
+      <w:r>
+        <w:tab/>
+      </w:r>
+      <w:r>
+        <w:tab/>
+        <w:t>&lt;version&gt;3.0.6&lt;/version&gt;</w:t>
+      </w:r>
+    </w:p>
+    <w:p>
+      <w:pPr>
+        <w:pStyle w:val="Code"/>
+      </w:pPr>
+      <w:r>
+        <w:tab/>
+      </w:r>
+      <w:r>
+        <w:tab/>
+        <w:t>&lt;</w:t>
+      </w:r>
+      <w:proofErr w:type="spellStart"/>
+      <w:r>
+        <w:t>relativePath</w:t>
+      </w:r>
+      <w:proofErr w:type="spellEnd"/>
+      <w:r>
+        <w:t xml:space="preserve">/&gt; </w:t>
+      </w:r>
+      <w:proofErr w:type="gramStart"/>
+      <w:r>
+        <w:t>&lt;!--</w:t>
+      </w:r>
+      <w:proofErr w:type="gramEnd"/>
+      <w:r>
+        <w:t xml:space="preserve"> lookup parent from repository --&gt;</w:t>
+      </w:r>
+    </w:p>
+    <w:p>
+      <w:pPr>
+        <w:pStyle w:val="Code"/>
+      </w:pPr>
+      <w:r>
+        <w:tab/>
+        <w:t>&lt;/parent&gt;</w:t>
+      </w:r>
+    </w:p>
+    <w:p>
+      <w:pPr>
+        <w:pStyle w:val="Code"/>
+      </w:pPr>
+      <w:r>
+        <w:tab/>
+        <w:t>&lt;</w:t>
+      </w:r>
+      <w:proofErr w:type="spellStart"/>
+      <w:r>
+        <w:t>groupId</w:t>
+      </w:r>
+      <w:proofErr w:type="spellEnd"/>
+      <w:r>
+        <w:t>&gt;</w:t>
+      </w:r>
+      <w:proofErr w:type="spellStart"/>
+      <w:r>
+        <w:t>net.javaguides</w:t>
+      </w:r>
+      <w:proofErr w:type="spellEnd"/>
+      <w:r>
+        <w:t>&lt;/</w:t>
+      </w:r>
+      <w:proofErr w:type="spellStart"/>
+      <w:r>
+        <w:t>groupId</w:t>
+      </w:r>
+      <w:proofErr w:type="spellEnd"/>
+      <w:r>
+        <w:t>&gt;</w:t>
+      </w:r>
+    </w:p>
+    <w:p>
+      <w:pPr>
+        <w:pStyle w:val="Code"/>
+      </w:pPr>
+      <w:r>
+        <w:tab/>
+        <w:t>&lt;</w:t>
+      </w:r>
+      <w:proofErr w:type="spellStart"/>
+      <w:r>
+        <w:t>artifactId</w:t>
+      </w:r>
+      <w:proofErr w:type="spellEnd"/>
+      <w:r>
+        <w:t>&gt;school&lt;/</w:t>
+      </w:r>
+      <w:proofErr w:type="spellStart"/>
+      <w:r>
+        <w:t>artifactId</w:t>
+      </w:r>
+      <w:proofErr w:type="spellEnd"/>
+      <w:r>
+        <w:t>&gt;</w:t>
+      </w:r>
+    </w:p>
+    <w:p>
+      <w:pPr>
+        <w:pStyle w:val="Code"/>
+      </w:pPr>
+      <w:r>
+        <w:tab/>
+        <w:t>&lt;version&gt;0.0.1-SNAPSHOT&lt;/version&gt;</w:t>
+      </w:r>
+    </w:p>
+    <w:p>
+      <w:pPr>
+        <w:pStyle w:val="Code"/>
+      </w:pPr>
+      <w:r>
+        <w:tab/>
+        <w:t>&lt;name&gt;school&lt;/name&gt;</w:t>
+      </w:r>
+    </w:p>
+    <w:p>
+      <w:pPr>
+        <w:pStyle w:val="Code"/>
+      </w:pPr>
+      <w:r>
+        <w:tab/>
+        <w:t>&lt;description&gt;Demo project for Spring Boot&lt;/description&gt;</w:t>
+      </w:r>
+    </w:p>
+    <w:p>
+      <w:pPr>
+        <w:pStyle w:val="Code"/>
+      </w:pPr>
+      <w:r>
+        <w:tab/>
+        <w:t>&lt;properties&gt;</w:t>
+      </w:r>
+    </w:p>
+    <w:p>
+      <w:pPr>
+        <w:pStyle w:val="Code"/>
+      </w:pPr>
+      <w:r>
+        <w:lastRenderedPageBreak/>
+        <w:tab/>
+      </w:r>
+      <w:r>
+        <w:tab/>
+        <w:t>&lt;</w:t>
+      </w:r>
+      <w:proofErr w:type="spellStart"/>
+      <w:proofErr w:type="gramStart"/>
+      <w:r>
+        <w:t>java.version</w:t>
+      </w:r>
+      <w:proofErr w:type="spellEnd"/>
+      <w:proofErr w:type="gramEnd"/>
+      <w:r>
+        <w:t>&gt;17&lt;/</w:t>
+      </w:r>
+      <w:proofErr w:type="spellStart"/>
+      <w:proofErr w:type="gramStart"/>
+      <w:r>
+        <w:t>java.version</w:t>
+      </w:r>
+      <w:proofErr w:type="spellEnd"/>
+      <w:proofErr w:type="gramEnd"/>
+      <w:r>
+        <w:t>&gt;</w:t>
+      </w:r>
+    </w:p>
+    <w:p>
+      <w:pPr>
+        <w:pStyle w:val="Code"/>
+      </w:pPr>
+      <w:r>
+        <w:tab/>
+        <w:t>&lt;/properties&gt;</w:t>
+      </w:r>
+    </w:p>
+    <w:p>
+      <w:pPr>
+        <w:pStyle w:val="Code"/>
+      </w:pPr>
+      <w:r>
+        <w:tab/>
+        <w:t>&lt;dependencies&gt;</w:t>
+      </w:r>
+    </w:p>
+    <w:p>
+      <w:pPr>
+        <w:pStyle w:val="Code"/>
+      </w:pPr>
+      <w:r>
+        <w:tab/>
+      </w:r>
+      <w:r>
+        <w:tab/>
+        <w:t>&lt;dependency&gt;</w:t>
+      </w:r>
+    </w:p>
+    <w:p>
+      <w:pPr>
+        <w:pStyle w:val="Code"/>
+      </w:pPr>
+      <w:r>
+        <w:tab/>
+      </w:r>
+      <w:r>
+        <w:tab/>
+      </w:r>
+      <w:r>
+        <w:tab/>
+      </w:r>
+      <w:proofErr w:type="gramStart"/>
+      <w:r>
+        <w:t>&lt;</w:t>
+      </w:r>
+      <w:proofErr w:type="spellStart"/>
+      <w:r>
+        <w:t>groupId</w:t>
+      </w:r>
+      <w:proofErr w:type="spellEnd"/>
+      <w:r>
+        <w:t>&gt;</w:t>
+      </w:r>
+      <w:proofErr w:type="spellStart"/>
+      <w:r>
+        <w:t>org.springframework.boot</w:t>
+      </w:r>
+      <w:proofErr w:type="spellEnd"/>
+      <w:proofErr w:type="gramEnd"/>
+      <w:r>
+        <w:t>&lt;/</w:t>
+      </w:r>
+      <w:proofErr w:type="spellStart"/>
+      <w:r>
+        <w:t>groupId</w:t>
+      </w:r>
+      <w:proofErr w:type="spellEnd"/>
+      <w:r>
+        <w:t>&gt;</w:t>
+      </w:r>
+    </w:p>
+    <w:p>
+      <w:pPr>
+        <w:pStyle w:val="Code"/>
+      </w:pPr>
+      <w:r>
+        <w:tab/>
+      </w:r>
+      <w:r>
+        <w:tab/>
+      </w:r>
+      <w:r>
+        <w:tab/>
+        <w:t>&lt;</w:t>
+      </w:r>
+      <w:proofErr w:type="spellStart"/>
+      <w:r>
+        <w:t>artifactId</w:t>
+      </w:r>
+      <w:proofErr w:type="spellEnd"/>
+      <w:r>
+        <w:t>&gt;spring-boot-starter-actuator&lt;/</w:t>
+      </w:r>
+      <w:proofErr w:type="spellStart"/>
+      <w:r>
+        <w:t>artifactId</w:t>
+      </w:r>
+      <w:proofErr w:type="spellEnd"/>
+      <w:r>
+        <w:t>&gt;</w:t>
+      </w:r>
+    </w:p>
+    <w:p>
+      <w:pPr>
+        <w:pStyle w:val="Code"/>
+      </w:pPr>
+      <w:r>
+        <w:tab/>
+      </w:r>
+      <w:r>
+        <w:tab/>
+        <w:t>&lt;/dependency&gt;</w:t>
+      </w:r>
+    </w:p>
+    <w:p>
+      <w:pPr>
+        <w:pStyle w:val="Code"/>
+      </w:pPr>
+      <w:r>
+        <w:tab/>
+      </w:r>
+      <w:r>
+        <w:tab/>
+        <w:t>&lt;dependency&gt;</w:t>
+      </w:r>
+    </w:p>
+    <w:p>
+      <w:pPr>
+        <w:pStyle w:val="Code"/>
+      </w:pPr>
+      <w:r>
+        <w:tab/>
+      </w:r>
+      <w:r>
+        <w:tab/>
+      </w:r>
+      <w:r>
+        <w:tab/>
+      </w:r>
+      <w:proofErr w:type="gramStart"/>
+      <w:r>
+        <w:t>&lt;</w:t>
+      </w:r>
+      <w:proofErr w:type="spellStart"/>
+      <w:r>
+        <w:t>groupId</w:t>
+      </w:r>
+      <w:proofErr w:type="spellEnd"/>
+      <w:r>
+        <w:t>&gt;</w:t>
+      </w:r>
+      <w:proofErr w:type="spellStart"/>
+      <w:r>
+        <w:t>org.springframework.boot</w:t>
+      </w:r>
+      <w:proofErr w:type="spellEnd"/>
+      <w:proofErr w:type="gramEnd"/>
+      <w:r>
+        <w:t>&lt;/</w:t>
+      </w:r>
+      <w:proofErr w:type="spellStart"/>
+      <w:r>
+        <w:t>groupId</w:t>
+      </w:r>
+      <w:proofErr w:type="spellEnd"/>
+      <w:r>
+        <w:t>&gt;</w:t>
+      </w:r>
+    </w:p>
+    <w:p>
+      <w:pPr>
+        <w:pStyle w:val="Code"/>
+      </w:pPr>
+      <w:r>
+        <w:tab/>
+      </w:r>
+      <w:r>
+        <w:tab/>
+      </w:r>
+      <w:r>
+        <w:tab/>
+        <w:t>&lt;</w:t>
+      </w:r>
+      <w:proofErr w:type="spellStart"/>
+      <w:r>
+        <w:t>artifactId</w:t>
+      </w:r>
+      <w:proofErr w:type="spellEnd"/>
+      <w:r>
+        <w:t>&gt;spring-boot-starter-data-</w:t>
+      </w:r>
+      <w:proofErr w:type="spellStart"/>
+      <w:r>
+        <w:t>jpa</w:t>
+      </w:r>
+      <w:proofErr w:type="spellEnd"/>
+      <w:r>
+        <w:t>&lt;/</w:t>
+      </w:r>
+      <w:proofErr w:type="spellStart"/>
+      <w:r>
+        <w:t>artifactId</w:t>
+      </w:r>
+      <w:proofErr w:type="spellEnd"/>
+      <w:r>
+        <w:t>&gt;</w:t>
+      </w:r>
+    </w:p>
+    <w:p>
+      <w:pPr>
+        <w:pStyle w:val="Code"/>
+      </w:pPr>
+      <w:r>
+        <w:tab/>
+      </w:r>
+      <w:r>
+        <w:tab/>
+        <w:t>&lt;/dependency&gt;</w:t>
+      </w:r>
+    </w:p>
+    <w:p>
+      <w:pPr>
+        <w:pStyle w:val="Code"/>
+      </w:pPr>
+      <w:r>
+        <w:tab/>
+      </w:r>
+      <w:r>
+        <w:tab/>
+        <w:t>&lt;dependency&gt;</w:t>
+      </w:r>
+    </w:p>
+    <w:p>
+      <w:pPr>
+        <w:pStyle w:val="Code"/>
+      </w:pPr>
+      <w:r>
+        <w:tab/>
+      </w:r>
+      <w:r>
+        <w:tab/>
+      </w:r>
+      <w:r>
+        <w:tab/>
+      </w:r>
+      <w:proofErr w:type="gramStart"/>
+      <w:r>
+        <w:t>&lt;</w:t>
+      </w:r>
+      <w:proofErr w:type="spellStart"/>
+      <w:r>
+        <w:t>groupId</w:t>
+      </w:r>
+      <w:proofErr w:type="spellEnd"/>
+      <w:r>
+        <w:t>&gt;</w:t>
+      </w:r>
+      <w:proofErr w:type="spellStart"/>
+      <w:r>
+        <w:t>org.springframework.boot</w:t>
+      </w:r>
+      <w:proofErr w:type="spellEnd"/>
+      <w:proofErr w:type="gramEnd"/>
+      <w:r>
+        <w:t>&lt;/</w:t>
+      </w:r>
+      <w:proofErr w:type="spellStart"/>
+      <w:r>
+        <w:t>groupId</w:t>
+      </w:r>
+      <w:proofErr w:type="spellEnd"/>
+      <w:r>
+        <w:t>&gt;</w:t>
+      </w:r>
+    </w:p>
+    <w:p>
+      <w:pPr>
+        <w:pStyle w:val="Code"/>
+      </w:pPr>
+      <w:r>
+        <w:tab/>
+      </w:r>
+      <w:r>
+        <w:tab/>
+      </w:r>
+      <w:r>
+        <w:tab/>
+        <w:t>&lt;</w:t>
+      </w:r>
+      <w:proofErr w:type="spellStart"/>
+      <w:r>
+        <w:t>artifactId</w:t>
+      </w:r>
+      <w:proofErr w:type="spellEnd"/>
+      <w:r>
+        <w:t>&gt;spring-boot-starter-web&lt;/</w:t>
+      </w:r>
+      <w:proofErr w:type="spellStart"/>
+      <w:r>
+        <w:t>artifactId</w:t>
+      </w:r>
+      <w:proofErr w:type="spellEnd"/>
+      <w:r>
+        <w:t>&gt;</w:t>
+      </w:r>
+    </w:p>
+    <w:p>
+      <w:pPr>
+        <w:pStyle w:val="Code"/>
+      </w:pPr>
+      <w:r>
+        <w:tab/>
+      </w:r>
+      <w:r>
+        <w:tab/>
+        <w:t>&lt;/dependency&gt;</w:t>
+      </w:r>
+    </w:p>
+    <w:p>
+      <w:pPr>
+        <w:pStyle w:val="Code"/>
+      </w:pPr>
+    </w:p>
+    <w:p>
+      <w:pPr>
+        <w:pStyle w:val="Code"/>
+      </w:pPr>
+      <w:r>
+        <w:tab/>
+      </w:r>
+      <w:r>
+        <w:tab/>
+        <w:t>&lt;dependency&gt;</w:t>
+      </w:r>
+    </w:p>
+    <w:p>
+      <w:pPr>
+        <w:pStyle w:val="Code"/>
+      </w:pPr>
+      <w:r>
+        <w:tab/>
+      </w:r>
+      <w:r>
+        <w:tab/>
+      </w:r>
+      <w:r>
+        <w:tab/>
+        <w:t>&lt;</w:t>
+      </w:r>
+      <w:proofErr w:type="spellStart"/>
+      <w:r>
+        <w:t>groupId</w:t>
+      </w:r>
+      <w:proofErr w:type="spellEnd"/>
+      <w:r>
+        <w:t>&gt;</w:t>
+      </w:r>
+      <w:proofErr w:type="spellStart"/>
+      <w:r>
+        <w:t>org.postgresql</w:t>
+      </w:r>
+      <w:proofErr w:type="spellEnd"/>
+      <w:r>
+        <w:t>&lt;/</w:t>
+      </w:r>
+      <w:proofErr w:type="spellStart"/>
+      <w:r>
+        <w:t>groupId</w:t>
+      </w:r>
+      <w:proofErr w:type="spellEnd"/>
+      <w:r>
+        <w:t>&gt;</w:t>
+      </w:r>
+    </w:p>
+    <w:p>
+      <w:pPr>
+        <w:pStyle w:val="Code"/>
+      </w:pPr>
+      <w:r>
+        <w:tab/>
+      </w:r>
+      <w:r>
+        <w:tab/>
+      </w:r>
+      <w:r>
+        <w:tab/>
+        <w:t>&lt;</w:t>
+      </w:r>
+      <w:proofErr w:type="spellStart"/>
+      <w:r>
+        <w:t>artifactId</w:t>
+      </w:r>
+      <w:proofErr w:type="spellEnd"/>
+      <w:r>
+        <w:t>&gt;</w:t>
+      </w:r>
+      <w:proofErr w:type="spellStart"/>
+      <w:r>
+        <w:t>postgresql</w:t>
+      </w:r>
+      <w:proofErr w:type="spellEnd"/>
+      <w:r>
+        <w:t>&lt;/</w:t>
+      </w:r>
+      <w:proofErr w:type="spellStart"/>
+      <w:r>
+        <w:t>artifactId</w:t>
+      </w:r>
+      <w:proofErr w:type="spellEnd"/>
+      <w:r>
+        <w:t>&gt;</w:t>
+      </w:r>
+    </w:p>
+    <w:p>
+      <w:pPr>
+        <w:pStyle w:val="Code"/>
+      </w:pPr>
+      <w:r>
+        <w:tab/>
+      </w:r>
+      <w:r>
+        <w:tab/>
+      </w:r>
+      <w:r>
+        <w:tab/>
+        <w:t>&lt;scope&gt;runtime&lt;/scope&gt;</w:t>
+      </w:r>
+    </w:p>
+    <w:p>
+      <w:pPr>
+        <w:pStyle w:val="Code"/>
+      </w:pPr>
+      <w:r>
+        <w:tab/>
+      </w:r>
+      <w:r>
+        <w:tab/>
+        <w:t>&lt;/dependency&gt;</w:t>
+      </w:r>
+    </w:p>
+    <w:p>
+      <w:pPr>
+        <w:pStyle w:val="Code"/>
+      </w:pPr>
+      <w:r>
+        <w:tab/>
+      </w:r>
+      <w:r>
+        <w:tab/>
+        <w:t>&lt;dependency&gt;</w:t>
+      </w:r>
+    </w:p>
+    <w:p>
+      <w:pPr>
+        <w:pStyle w:val="Code"/>
+      </w:pPr>
+      <w:r>
+        <w:tab/>
+      </w:r>
+      <w:r>
+        <w:tab/>
+      </w:r>
+      <w:r>
+        <w:tab/>
+        <w:t>&lt;</w:t>
+      </w:r>
+      <w:proofErr w:type="spellStart"/>
+      <w:r>
+        <w:t>groupId</w:t>
+      </w:r>
+      <w:proofErr w:type="spellEnd"/>
+      <w:r>
+        <w:t>&gt;</w:t>
+      </w:r>
+      <w:proofErr w:type="spellStart"/>
+      <w:r>
+        <w:t>org.projectlombok</w:t>
+      </w:r>
+      <w:proofErr w:type="spellEnd"/>
+      <w:r>
+        <w:t>&lt;/</w:t>
+      </w:r>
+      <w:proofErr w:type="spellStart"/>
+      <w:r>
+        <w:t>groupId</w:t>
+      </w:r>
+      <w:proofErr w:type="spellEnd"/>
+      <w:r>
+        <w:t>&gt;</w:t>
+      </w:r>
+    </w:p>
+    <w:p>
+      <w:pPr>
+        <w:pStyle w:val="Code"/>
+      </w:pPr>
+      <w:r>
+        <w:tab/>
+      </w:r>
+      <w:r>
+        <w:tab/>
+      </w:r>
+      <w:r>
+        <w:tab/>
+        <w:t>&lt;</w:t>
+      </w:r>
+      <w:proofErr w:type="spellStart"/>
+      <w:r>
+        <w:t>artifactId</w:t>
+      </w:r>
+      <w:proofErr w:type="spellEnd"/>
+      <w:r>
+        <w:t>&gt;</w:t>
+      </w:r>
+      <w:proofErr w:type="spellStart"/>
+      <w:r>
+        <w:t>lombok</w:t>
+      </w:r>
+      <w:proofErr w:type="spellEnd"/>
+      <w:r>
+        <w:t>&lt;/</w:t>
+      </w:r>
+      <w:proofErr w:type="spellStart"/>
+      <w:r>
+        <w:t>artifactId</w:t>
+      </w:r>
+      <w:proofErr w:type="spellEnd"/>
+      <w:r>
+        <w:t>&gt;</w:t>
+      </w:r>
+    </w:p>
+    <w:p>
+      <w:pPr>
+        <w:pStyle w:val="Code"/>
+      </w:pPr>
+      <w:r>
+        <w:tab/>
+      </w:r>
+      <w:r>
+        <w:tab/>
+      </w:r>
+      <w:r>
+        <w:tab/>
+        <w:t>&lt;optional&gt;true&lt;/optional&gt;</w:t>
+      </w:r>
+    </w:p>
+    <w:p>
+      <w:pPr>
+        <w:pStyle w:val="Code"/>
+      </w:pPr>
+      <w:r>
+        <w:tab/>
+      </w:r>
+      <w:r>
+        <w:tab/>
+        <w:t>&lt;/dependency&gt;</w:t>
+      </w:r>
+    </w:p>
+    <w:p>
+      <w:pPr>
+        <w:pStyle w:val="Code"/>
+      </w:pPr>
+      <w:r>
+        <w:tab/>
+      </w:r>
+      <w:r>
+        <w:tab/>
+        <w:t>&lt;dependency&gt;</w:t>
+      </w:r>
+    </w:p>
+    <w:p>
+      <w:pPr>
+        <w:pStyle w:val="Code"/>
+      </w:pPr>
+      <w:r>
+        <w:tab/>
+      </w:r>
+      <w:r>
+        <w:tab/>
+      </w:r>
+      <w:r>
+        <w:tab/>
+      </w:r>
+      <w:proofErr w:type="gramStart"/>
+      <w:r>
+        <w:t>&lt;</w:t>
+      </w:r>
+      <w:proofErr w:type="spellStart"/>
+      <w:r>
+        <w:t>groupId</w:t>
+      </w:r>
+      <w:proofErr w:type="spellEnd"/>
+      <w:r>
+        <w:t>&gt;</w:t>
+      </w:r>
+      <w:proofErr w:type="spellStart"/>
+      <w:r>
+        <w:t>org.springframework.boot</w:t>
+      </w:r>
+      <w:proofErr w:type="spellEnd"/>
+      <w:proofErr w:type="gramEnd"/>
+      <w:r>
+        <w:t>&lt;/</w:t>
+      </w:r>
+      <w:proofErr w:type="spellStart"/>
+      <w:r>
+        <w:t>groupId</w:t>
+      </w:r>
+      <w:proofErr w:type="spellEnd"/>
+      <w:r>
+        <w:t>&gt;</w:t>
+      </w:r>
+    </w:p>
+    <w:p>
+      <w:pPr>
+        <w:pStyle w:val="Code"/>
+      </w:pPr>
+      <w:r>
+        <w:tab/>
+      </w:r>
+      <w:r>
+        <w:tab/>
+      </w:r>
+      <w:r>
+        <w:tab/>
+        <w:t>&lt;</w:t>
+      </w:r>
+      <w:proofErr w:type="spellStart"/>
+      <w:r>
+        <w:t>artifactId</w:t>
+      </w:r>
+      <w:proofErr w:type="spellEnd"/>
+      <w:r>
+        <w:t>&gt;spring-boot-starter-test&lt;/</w:t>
+      </w:r>
+      <w:proofErr w:type="spellStart"/>
+      <w:r>
+        <w:t>artifactId</w:t>
+      </w:r>
+      <w:proofErr w:type="spellEnd"/>
+      <w:r>
+        <w:t>&gt;</w:t>
+      </w:r>
+    </w:p>
+    <w:p>
+      <w:pPr>
+        <w:pStyle w:val="Code"/>
+      </w:pPr>
+      <w:r>
+        <w:tab/>
+      </w:r>
+      <w:r>
+        <w:tab/>
+      </w:r>
+      <w:r>
+        <w:tab/>
+        <w:t>&lt;scope&gt;test&lt;/scope&gt;</w:t>
+      </w:r>
+    </w:p>
+    <w:p>
+      <w:pPr>
+        <w:pStyle w:val="Code"/>
+      </w:pPr>
+      <w:r>
+        <w:tab/>
+      </w:r>
+      <w:r>
+        <w:tab/>
+        <w:t>&lt;/dependency&gt;</w:t>
+      </w:r>
+    </w:p>
+    <w:p>
+      <w:pPr>
+        <w:pStyle w:val="Code"/>
+      </w:pPr>
+      <w:r>
+        <w:tab/>
+        <w:t>&lt;/dependencies&gt;</w:t>
+      </w:r>
+    </w:p>
+    <w:p>
+      <w:pPr>
+        <w:pStyle w:val="Code"/>
+      </w:pPr>
+    </w:p>
+    <w:p>
+      <w:pPr>
+        <w:pStyle w:val="Code"/>
+      </w:pPr>
+      <w:r>
+        <w:tab/>
+        <w:t>&lt;build&gt;</w:t>
+      </w:r>
+    </w:p>
+    <w:p>
+      <w:pPr>
+        <w:pStyle w:val="Code"/>
+      </w:pPr>
+      <w:r>
+        <w:tab/>
+      </w:r>
+      <w:r>
+        <w:tab/>
+        <w:t>&lt;plugins&gt;</w:t>
+      </w:r>
+    </w:p>
+    <w:p>
+      <w:pPr>
+        <w:pStyle w:val="Code"/>
+      </w:pPr>
+      <w:r>
+        <w:tab/>
+      </w:r>
+      <w:r>
+        <w:tab/>
+      </w:r>
+      <w:r>
+        <w:tab/>
+        <w:t>&lt;plugin&gt;</w:t>
+      </w:r>
+    </w:p>
+    <w:p>
+      <w:pPr>
+        <w:pStyle w:val="Code"/>
+      </w:pPr>
+      <w:r>
+        <w:tab/>
+      </w:r>
+      <w:r>
+        <w:tab/>
+      </w:r>
+      <w:r>
+        <w:tab/>
+      </w:r>
+      <w:r>
+        <w:tab/>
+      </w:r>
+      <w:proofErr w:type="gramStart"/>
+      <w:r>
+        <w:t>&lt;</w:t>
+      </w:r>
+      <w:proofErr w:type="spellStart"/>
+      <w:r>
+        <w:t>groupId</w:t>
+      </w:r>
+      <w:proofErr w:type="spellEnd"/>
+      <w:r>
+        <w:t>&gt;</w:t>
+      </w:r>
+      <w:proofErr w:type="spellStart"/>
+      <w:r>
+        <w:t>org.springframework.boot</w:t>
+      </w:r>
+      <w:proofErr w:type="spellEnd"/>
+      <w:proofErr w:type="gramEnd"/>
+      <w:r>
+        <w:t>&lt;/</w:t>
+      </w:r>
+      <w:proofErr w:type="spellStart"/>
+      <w:r>
+        <w:t>groupId</w:t>
+      </w:r>
+      <w:proofErr w:type="spellEnd"/>
+      <w:r>
+        <w:t>&gt;</w:t>
+      </w:r>
+    </w:p>
+    <w:p>
+      <w:pPr>
+        <w:pStyle w:val="Code"/>
+      </w:pPr>
+      <w:r>
+        <w:tab/>
+      </w:r>
+      <w:r>
+        <w:tab/>
+      </w:r>
+      <w:r>
+        <w:tab/>
+      </w:r>
+      <w:r>
+        <w:tab/>
+        <w:t>&lt;</w:t>
+      </w:r>
+      <w:proofErr w:type="spellStart"/>
+      <w:r>
+        <w:t>artifactId</w:t>
+      </w:r>
+      <w:proofErr w:type="spellEnd"/>
+      <w:r>
+        <w:t>&gt;spring-boot-maven-plugin&lt;/</w:t>
+      </w:r>
+      <w:proofErr w:type="spellStart"/>
+      <w:r>
+        <w:t>artifactId</w:t>
+      </w:r>
+      <w:proofErr w:type="spellEnd"/>
+      <w:r>
+        <w:t>&gt;</w:t>
+      </w:r>
+    </w:p>
+    <w:p>
+      <w:pPr>
+        <w:pStyle w:val="Code"/>
+      </w:pPr>
+      <w:r>
+        <w:tab/>
+      </w:r>
+      <w:r>
+        <w:tab/>
+      </w:r>
+      <w:r>
+        <w:tab/>
+      </w:r>
+      <w:r>
+        <w:tab/>
+        <w:t>&lt;configuration&gt;</w:t>
+      </w:r>
+    </w:p>
+    <w:p>
+      <w:pPr>
+        <w:pStyle w:val="Code"/>
+      </w:pPr>
+      <w:r>
+        <w:tab/>
+      </w:r>
+      <w:r>
+        <w:tab/>
+      </w:r>
+      <w:r>
+        <w:tab/>
+      </w:r>
+      <w:r>
+        <w:tab/>
+      </w:r>
+      <w:r>
+        <w:tab/>
+        <w:t>&lt;excludes&gt;</w:t>
+      </w:r>
+    </w:p>
+    <w:p>
+      <w:pPr>
+        <w:pStyle w:val="Code"/>
+      </w:pPr>
+      <w:r>
+        <w:tab/>
+      </w:r>
+      <w:r>
+        <w:tab/>
+      </w:r>
+      <w:r>
+        <w:tab/>
+      </w:r>
+      <w:r>
+        <w:tab/>
+      </w:r>
+      <w:r>
+        <w:tab/>
+      </w:r>
+      <w:r>
+        <w:tab/>
+        <w:t>&lt;exclude&gt;</w:t>
+      </w:r>
+    </w:p>
+    <w:p>
+      <w:pPr>
+        <w:pStyle w:val="Code"/>
+      </w:pPr>
+      <w:r>
+        <w:tab/>
+      </w:r>
+      <w:r>
+        <w:tab/>
+      </w:r>
+      <w:r>
+        <w:tab/>
+      </w:r>
+      <w:r>
+        <w:tab/>
+      </w:r>
+      <w:r>
+        <w:tab/>
+      </w:r>
+      <w:r>
+        <w:tab/>
+      </w:r>
+      <w:r>
+        <w:tab/>
+        <w:t>&lt;</w:t>
+      </w:r>
+      <w:proofErr w:type="spellStart"/>
+      <w:r>
+        <w:t>groupId</w:t>
+      </w:r>
+      <w:proofErr w:type="spellEnd"/>
+      <w:r>
+        <w:t>&gt;</w:t>
+      </w:r>
+      <w:proofErr w:type="spellStart"/>
+      <w:r>
+        <w:t>org.projectlombok</w:t>
+      </w:r>
+      <w:proofErr w:type="spellEnd"/>
+      <w:r>
+        <w:t>&lt;/</w:t>
+      </w:r>
+      <w:proofErr w:type="spellStart"/>
+      <w:r>
+        <w:t>groupId</w:t>
+      </w:r>
+      <w:proofErr w:type="spellEnd"/>
+      <w:r>
+        <w:t>&gt;</w:t>
+      </w:r>
+    </w:p>
+    <w:p>
+      <w:pPr>
+        <w:pStyle w:val="Code"/>
+      </w:pPr>
+      <w:r>
+        <w:tab/>
+      </w:r>
+      <w:r>
+        <w:tab/>
+      </w:r>
+      <w:r>
+        <w:tab/>
+      </w:r>
+      <w:r>
+        <w:tab/>
+      </w:r>
+      <w:r>
+        <w:tab/>
+      </w:r>
+      <w:r>
+        <w:tab/>
+      </w:r>
+      <w:r>
+        <w:tab/>
+        <w:t>&lt;</w:t>
+      </w:r>
+      <w:proofErr w:type="spellStart"/>
+      <w:r>
+        <w:t>artifactId</w:t>
+      </w:r>
+      <w:proofErr w:type="spellEnd"/>
+      <w:r>
+        <w:t>&gt;</w:t>
+      </w:r>
+      <w:proofErr w:type="spellStart"/>
+      <w:r>
+        <w:t>lombok</w:t>
+      </w:r>
+      <w:proofErr w:type="spellEnd"/>
+      <w:r>
+        <w:t>&lt;/</w:t>
+      </w:r>
+      <w:proofErr w:type="spellStart"/>
+      <w:r>
+        <w:t>artifactId</w:t>
+      </w:r>
+      <w:proofErr w:type="spellEnd"/>
+      <w:r>
+        <w:t>&gt;</w:t>
+      </w:r>
+    </w:p>
+    <w:p>
+      <w:pPr>
+        <w:pStyle w:val="Code"/>
+      </w:pPr>
+      <w:r>
+        <w:tab/>
+      </w:r>
+      <w:r>
+        <w:tab/>
+      </w:r>
+      <w:r>
+        <w:tab/>
+      </w:r>
+      <w:r>
+        <w:tab/>
+      </w:r>
+      <w:r>
+        <w:tab/>
+      </w:r>
+      <w:r>
+        <w:tab/>
+        <w:t>&lt;/exclude&gt;</w:t>
+      </w:r>
+    </w:p>
+    <w:p>
+      <w:pPr>
+        <w:pStyle w:val="Code"/>
+      </w:pPr>
+      <w:r>
+        <w:tab/>
+      </w:r>
+      <w:r>
+        <w:tab/>
+      </w:r>
+      <w:r>
+        <w:tab/>
+      </w:r>
+      <w:r>
+        <w:tab/>
+      </w:r>
+      <w:r>
+        <w:tab/>
+        <w:t>&lt;/excludes&gt;</w:t>
+      </w:r>
+    </w:p>
+    <w:p>
+      <w:pPr>
+        <w:pStyle w:val="Code"/>
+      </w:pPr>
+      <w:r>
+        <w:tab/>
+      </w:r>
+      <w:r>
+        <w:tab/>
+      </w:r>
+      <w:r>
+        <w:tab/>
+      </w:r>
+      <w:r>
+        <w:tab/>
+        <w:t>&lt;/configuration&gt;</w:t>
+      </w:r>
+    </w:p>
+    <w:p>
+      <w:pPr>
+        <w:pStyle w:val="Code"/>
+      </w:pPr>
+      <w:r>
+        <w:tab/>
+      </w:r>
+      <w:r>
+        <w:tab/>
+      </w:r>
+      <w:r>
+        <w:tab/>
+        <w:t>&lt;/plugin&gt;</w:t>
+      </w:r>
+    </w:p>
+    <w:p>
+      <w:pPr>
+        <w:pStyle w:val="Code"/>
+      </w:pPr>
+      <w:r>
+        <w:tab/>
+      </w:r>
+      <w:r>
+        <w:tab/>
+        <w:t>&lt;/plugins&gt;</w:t>
+      </w:r>
+    </w:p>
+    <w:p>
+      <w:pPr>
+        <w:pStyle w:val="Code"/>
+      </w:pPr>
+      <w:r>
+        <w:tab/>
+        <w:t>&lt;/build&gt;</w:t>
+      </w:r>
+    </w:p>
+    <w:p>
+      <w:pPr>
+        <w:pStyle w:val="Code"/>
+      </w:pPr>
+    </w:p>
+    <w:p>
+      <w:pPr>
+        <w:pStyle w:val="Code"/>
+      </w:pPr>
+      <w:r>
+        <w:t>&lt;/project&gt;</w:t>
+      </w:r>
+    </w:p>
+    <w:p>
+      <w:pPr>
+        <w:pStyle w:val="paragraph"/>
+      </w:pPr>
+      <w:r>
+        <w:t>Configure PostgreSQL Database</w:t>
+      </w:r>
+    </w:p>
+    <w:p>
+      <w:pPr>
+        <w:pStyle w:val="paragraph"/>
+      </w:pPr>
+      <w:r>
+        <w:lastRenderedPageBreak/>
+        <w:t xml:space="preserve">Create an </w:t>
+      </w:r>
+      <w:proofErr w:type="spellStart"/>
+      <w:r>
+        <w:t>application.yml</w:t>
+      </w:r>
+      <w:proofErr w:type="spellEnd"/>
+      <w:r>
+        <w:t xml:space="preserve"> file under /resources folder and add the following content:</w:t>
+      </w:r>
+    </w:p>
+    <w:p>
+      <w:pPr>
+        <w:pStyle w:val="Code"/>
+      </w:pPr>
+      <w:r>
+        <w:t>server:</w:t>
+      </w:r>
+    </w:p>
+    <w:p>
+      <w:pPr>
+        <w:pStyle w:val="Code"/>
+      </w:pPr>
+      <w:r>
+        <w:t xml:space="preserve">  port: 8090</w:t>
+      </w:r>
+    </w:p>
+    <w:p>
+      <w:pPr>
+        <w:pStyle w:val="Code"/>
+      </w:pPr>
+      <w:r>
+        <w:t>spring:</w:t>
+      </w:r>
+    </w:p>
+    <w:p>
+      <w:pPr>
+        <w:pStyle w:val="Code"/>
+      </w:pPr>
+      <w:r>
+        <w:t xml:space="preserve">  application:</w:t>
+      </w:r>
+    </w:p>
+    <w:p>
+      <w:pPr>
+        <w:pStyle w:val="Code"/>
+      </w:pPr>
+      <w:r>
+        <w:t xml:space="preserve">    name: schools</w:t>
+      </w:r>
+    </w:p>
+    <w:p>
+      <w:pPr>
+        <w:pStyle w:val="Code"/>
+      </w:pPr>
+      <w:r>
+        <w:t xml:space="preserve">  </w:t>
+      </w:r>
+      <w:proofErr w:type="spellStart"/>
+      <w:r>
+        <w:t>datasource</w:t>
+      </w:r>
+      <w:proofErr w:type="spellEnd"/>
+      <w:r>
+        <w:t>:</w:t>
+      </w:r>
+    </w:p>
+    <w:p>
+      <w:pPr>
+        <w:pStyle w:val="Code"/>
+      </w:pPr>
+      <w:r>
+        <w:t xml:space="preserve">    driver-class-name: </w:t>
+      </w:r>
+      <w:proofErr w:type="spellStart"/>
+      <w:proofErr w:type="gramStart"/>
+      <w:r>
+        <w:t>org.postgresql</w:t>
+      </w:r>
+      <w:proofErr w:type="gramEnd"/>
+      <w:r>
+        <w:t>.Driver</w:t>
+      </w:r>
+      <w:proofErr w:type="spellEnd"/>
+    </w:p>
+    <w:p>
+      <w:pPr>
+        <w:pStyle w:val="Code"/>
+      </w:pPr>
+      <w:r>
+        <w:t xml:space="preserve">    url: </w:t>
+      </w:r>
+      <w:proofErr w:type="spellStart"/>
+      <w:proofErr w:type="gramStart"/>
+      <w:r>
+        <w:t>jdbc:postgresql</w:t>
+      </w:r>
+      <w:proofErr w:type="spellEnd"/>
+      <w:r>
+        <w:t>://localhost:5432/students</w:t>
+      </w:r>
+      <w:proofErr w:type="gramEnd"/>
+    </w:p>
+    <w:p>
+      <w:pPr>
+        <w:pStyle w:val="Code"/>
+      </w:pPr>
+      <w:r>
+        <w:t xml:space="preserve">    username: username</w:t>
+      </w:r>
+    </w:p>
+    <w:p>
+      <w:pPr>
+        <w:pStyle w:val="Code"/>
+      </w:pPr>
+      <w:r>
+        <w:t xml:space="preserve">    password: password</w:t>
+      </w:r>
+    </w:p>
+    <w:p>
+      <w:pPr>
+        <w:pStyle w:val="Code"/>
+      </w:pPr>
+      <w:r>
+        <w:t xml:space="preserve">  </w:t>
+      </w:r>
+      <w:proofErr w:type="spellStart"/>
+      <w:r>
+        <w:t>jpa</w:t>
+      </w:r>
+      <w:proofErr w:type="spellEnd"/>
+      <w:r>
+        <w:t>:</w:t>
+      </w:r>
+    </w:p>
+    <w:p>
+      <w:pPr>
+        <w:pStyle w:val="Code"/>
+      </w:pPr>
+      <w:r>
+        <w:t xml:space="preserve">    hibernate:</w:t>
+      </w:r>
+    </w:p>
+    <w:p>
+      <w:pPr>
+        <w:pStyle w:val="Code"/>
+      </w:pPr>
+      <w:r>
+        <w:t xml:space="preserve">      </w:t>
+      </w:r>
+      <w:proofErr w:type="spellStart"/>
+      <w:r>
+        <w:t>ddl</w:t>
+      </w:r>
+      <w:proofErr w:type="spellEnd"/>
+      <w:r>
+        <w:t>-auto: create</w:t>
+      </w:r>
+    </w:p>
+    <w:p>
+      <w:pPr>
+        <w:pStyle w:val="Code"/>
+      </w:pPr>
+      <w:r>
+        <w:t xml:space="preserve">    database: </w:t>
+      </w:r>
+      <w:proofErr w:type="spellStart"/>
+      <w:r>
+        <w:t>postgresql</w:t>
+      </w:r>
+      <w:proofErr w:type="spellEnd"/>
+    </w:p>
+    <w:p>
+      <w:pPr>
+        <w:pStyle w:val="Code"/>
+      </w:pPr>
+      <w:r>
+        <w:t xml:space="preserve">    database-platform: </w:t>
+      </w:r>
+      <w:proofErr w:type="spellStart"/>
+      <w:proofErr w:type="gramStart"/>
+      <w:r>
+        <w:t>org.hibernate</w:t>
+      </w:r>
+      <w:proofErr w:type="gramEnd"/>
+      <w:r>
+        <w:t>.</w:t>
+      </w:r>
+      <w:proofErr w:type="gramStart"/>
+      <w:r>
+        <w:t>dialect.PostgreSQLDialect</w:t>
+      </w:r>
+      <w:proofErr w:type="spellEnd"/>
+      <w:proofErr w:type="gramEnd"/>
+    </w:p>
+    <w:p>
+      <w:pPr>
+        <w:pStyle w:val="paragraph"/>
+      </w:pPr>
+      <w:r>
+        <w:t xml:space="preserve">Don’t forget to change the </w:t>
+      </w:r>
+      <w:proofErr w:type="spellStart"/>
+      <w:proofErr w:type="gramStart"/>
+      <w:r>
+        <w:t>spring.datasource</w:t>
+      </w:r>
+      <w:proofErr w:type="gramEnd"/>
+      <w:r>
+        <w:t>.username</w:t>
+      </w:r>
+      <w:proofErr w:type="spellEnd"/>
+      <w:r>
+        <w:t xml:space="preserve"> and </w:t>
+      </w:r>
+      <w:proofErr w:type="spellStart"/>
+      <w:proofErr w:type="gramStart"/>
+      <w:r>
+        <w:t>spring.datasource</w:t>
+      </w:r>
+      <w:proofErr w:type="gramEnd"/>
+      <w:r>
+        <w:t>.password</w:t>
+      </w:r>
+      <w:proofErr w:type="spellEnd"/>
+      <w:r>
+        <w:t xml:space="preserve"> as per your PostgreSQL installation. Also, create a database named schools in PostgreSQL before proceeding to the next section.</w:t>
+      </w:r>
+    </w:p>
+    <w:p>
+      <w:pPr>
+        <w:pStyle w:val="paragraph"/>
+      </w:pPr>
+      <w:r>
+        <w:t xml:space="preserve">You don’t need to create any tables. The tables will automatically be created by Hibernate from the School entity that we will define in the next step. This is made possible by the property </w:t>
+      </w:r>
+      <w:proofErr w:type="spellStart"/>
+      <w:r>
+        <w:t>spring.jpa.hibernate.ddl</w:t>
+      </w:r>
+      <w:proofErr w:type="spellEnd"/>
+      <w:r>
+        <w:t>-auto = create.</w:t>
+      </w:r>
+    </w:p>
+    <w:p>
+      <w:pPr>
+        <w:pStyle w:val="subjects"/>
+      </w:pPr>
+      <w:r>
+        <w:t>Domain Layer - School JPA Entity</w:t>
+      </w:r>
+    </w:p>
+    <w:p>
+      <w:pPr>
+        <w:pStyle w:val="Code"/>
+      </w:pPr>
+      <w:r>
+        <w:t xml:space="preserve">import </w:t>
+      </w:r>
+      <w:proofErr w:type="spellStart"/>
+      <w:proofErr w:type="gramStart"/>
+      <w:r>
+        <w:t>jakarta.persistence</w:t>
+      </w:r>
+      <w:proofErr w:type="gramEnd"/>
+      <w:r>
+        <w:t>.Entity</w:t>
+      </w:r>
+      <w:proofErr w:type="spellEnd"/>
+      <w:r>
+        <w:t>;</w:t>
+      </w:r>
+    </w:p>
+    <w:p>
+      <w:pPr>
+        <w:pStyle w:val="Code"/>
+      </w:pPr>
+      <w:r>
+        <w:t xml:space="preserve">import </w:t>
+      </w:r>
+      <w:proofErr w:type="spellStart"/>
+      <w:proofErr w:type="gramStart"/>
+      <w:r>
+        <w:t>jakarta.persistence</w:t>
+      </w:r>
+      <w:proofErr w:type="gramEnd"/>
+      <w:r>
+        <w:t>.GeneratedValue</w:t>
+      </w:r>
+      <w:proofErr w:type="spellEnd"/>
+      <w:r>
+        <w:t>;</w:t>
+      </w:r>
+    </w:p>
+    <w:p>
+      <w:pPr>
+        <w:pStyle w:val="Code"/>
+      </w:pPr>
+      <w:r>
+        <w:t xml:space="preserve">import </w:t>
+      </w:r>
+      <w:proofErr w:type="spellStart"/>
+      <w:proofErr w:type="gramStart"/>
+      <w:r>
+        <w:t>jakarta.persistence</w:t>
+      </w:r>
+      <w:proofErr w:type="gramEnd"/>
+      <w:r>
+        <w:t>.Id</w:t>
+      </w:r>
+      <w:proofErr w:type="spellEnd"/>
+      <w:r>
+        <w:t>;</w:t>
+      </w:r>
+    </w:p>
+    <w:p>
+      <w:pPr>
+        <w:pStyle w:val="Code"/>
+      </w:pPr>
+      <w:r>
+        <w:t xml:space="preserve">import </w:t>
+      </w:r>
+      <w:proofErr w:type="spellStart"/>
+      <w:proofErr w:type="gramStart"/>
+      <w:r>
+        <w:t>lombok</w:t>
+      </w:r>
+      <w:proofErr w:type="spellEnd"/>
+      <w:r>
+        <w:t>.*</w:t>
+      </w:r>
+      <w:proofErr w:type="gramEnd"/>
+      <w:r>
+        <w:t>;</w:t>
+      </w:r>
+    </w:p>
+    <w:p>
+      <w:pPr>
+        <w:pStyle w:val="Code"/>
+      </w:pPr>
+    </w:p>
+    <w:p>
+      <w:pPr>
+        <w:pStyle w:val="Code"/>
+      </w:pPr>
+      <w:r>
+        <w:t>@Entity</w:t>
+      </w:r>
+    </w:p>
+    <w:p>
+      <w:pPr>
+        <w:pStyle w:val="Code"/>
+      </w:pPr>
+      <w:r>
+        <w:t>@Getter</w:t>
+      </w:r>
+    </w:p>
+    <w:p>
+      <w:pPr>
+        <w:pStyle w:val="Code"/>
+      </w:pPr>
+      <w:r>
+        <w:t>@Setter</w:t>
+      </w:r>
+    </w:p>
+    <w:p>
+      <w:pPr>
+        <w:pStyle w:val="Code"/>
+      </w:pPr>
+      <w:r>
+        <w:t>@AllArgsConstructor</w:t>
+      </w:r>
+    </w:p>
+    <w:p>
+      <w:pPr>
+        <w:pStyle w:val="Code"/>
+      </w:pPr>
+      <w:r>
+        <w:t>@NoArgsConstructor</w:t>
+      </w:r>
+    </w:p>
+    <w:p>
+      <w:pPr>
+        <w:pStyle w:val="Code"/>
+      </w:pPr>
+      <w:r>
+        <w:t>@Builder</w:t>
+      </w:r>
+    </w:p>
+    <w:p>
+      <w:pPr>
+        <w:pStyle w:val="Code"/>
+      </w:pPr>
+      <w:r>
+        <w:t>public class School {</w:t>
+      </w:r>
+    </w:p>
+    <w:p>
+      <w:pPr>
+        <w:pStyle w:val="Code"/>
+      </w:pPr>
+    </w:p>
+    <w:p>
+      <w:pPr>
+        <w:pStyle w:val="Code"/>
+      </w:pPr>
+      <w:r>
+        <w:t xml:space="preserve">    @Id</w:t>
+      </w:r>
+    </w:p>
+    <w:p>
+      <w:pPr>
+        <w:pStyle w:val="Code"/>
+      </w:pPr>
+      <w:r>
+        <w:t xml:space="preserve">    @GeneratedValue</w:t>
+      </w:r>
+    </w:p>
+    <w:p>
+      <w:pPr>
+        <w:pStyle w:val="Code"/>
+      </w:pPr>
+      <w:r>
+        <w:t xml:space="preserve">    private Integer id;</w:t>
+      </w:r>
+    </w:p>
+    <w:p>
+      <w:pPr>
+        <w:pStyle w:val="Code"/>
+      </w:pPr>
+      <w:r>
+        <w:t xml:space="preserve">    private String name;</w:t>
+      </w:r>
+    </w:p>
+    <w:p>
+      <w:pPr>
+        <w:pStyle w:val="Code"/>
+      </w:pPr>
+      <w:r>
+        <w:t xml:space="preserve">    private String email;</w:t>
+      </w:r>
+    </w:p>
+    <w:p>
+      <w:pPr>
+        <w:pStyle w:val="Code"/>
+      </w:pPr>
+      <w:r>
+        <w:t>}</w:t>
+      </w:r>
+    </w:p>
+    <w:p>
+      <w:pPr>
+        <w:pStyle w:val="subjects"/>
+      </w:pPr>
+      <w:r>
+        <w:t xml:space="preserve">Repository Layer </w:t>
+      </w:r>
+      <w:r>
+        <w:t>–</w:t>
+      </w:r>
+      <w:r>
+        <w:t xml:space="preserve"> </w:t>
+      </w:r>
+      <w:proofErr w:type="spellStart"/>
+      <w:r>
+        <w:t>SchoolRepository</w:t>
+      </w:r>
+      <w:proofErr w:type="spellEnd"/>
+    </w:p>
+    <w:p>
+      <w:pPr>
+        <w:pStyle w:val="Code"/>
+      </w:pPr>
+      <w:r>
+        <w:t xml:space="preserve">import </w:t>
+      </w:r>
+      <w:proofErr w:type="spellStart"/>
+      <w:proofErr w:type="gramStart"/>
+      <w:r>
+        <w:t>org.springframework.data.jpa.repository</w:t>
+      </w:r>
+      <w:proofErr w:type="gramEnd"/>
+      <w:r>
+        <w:t>.JpaRepository</w:t>
+      </w:r>
+      <w:proofErr w:type="spellEnd"/>
+      <w:r>
+        <w:t>;</w:t>
+      </w:r>
+    </w:p>
+    <w:p>
+      <w:pPr>
+        <w:pStyle w:val="Code"/>
+      </w:pPr>
+    </w:p>
+    <w:p>
+      <w:pPr>
+        <w:pStyle w:val="Code"/>
+      </w:pPr>
+      <w:r>
+        <w:t xml:space="preserve">public interface </w:t>
+      </w:r>
+      <w:proofErr w:type="spellStart"/>
+      <w:r>
+        <w:t>SchoolRepository</w:t>
+      </w:r>
+      <w:proofErr w:type="spellEnd"/>
+      <w:r>
+        <w:t xml:space="preserve"> extends </w:t>
+      </w:r>
+      <w:proofErr w:type="spellStart"/>
+      <w:r>
+        <w:t>JpaRepository</w:t>
+      </w:r>
+      <w:proofErr w:type="spellEnd"/>
+      <w:r>
+        <w:t>&lt;School, Integer&gt; {</w:t>
+      </w:r>
+    </w:p>
+    <w:p>
+      <w:pPr>
+        <w:pStyle w:val="Code"/>
+      </w:pPr>
+      <w:r>
+        <w:lastRenderedPageBreak/>
+        <w:t>}</w:t>
+      </w:r>
+    </w:p>
+    <w:p>
+      <w:pPr>
+        <w:pStyle w:val="subjects"/>
+      </w:pPr>
+      <w:r>
+        <w:t>Create a DTO Class</w:t>
+      </w:r>
+    </w:p>
+    <w:p>
+      <w:pPr>
+        <w:pStyle w:val="Code"/>
+      </w:pPr>
+      <w:r>
+        <w:t xml:space="preserve">import </w:t>
+      </w:r>
+      <w:proofErr w:type="spellStart"/>
+      <w:proofErr w:type="gramStart"/>
+      <w:r>
+        <w:t>lombok</w:t>
+      </w:r>
+      <w:proofErr w:type="spellEnd"/>
+      <w:r>
+        <w:t>.*</w:t>
+      </w:r>
+      <w:proofErr w:type="gramEnd"/>
+      <w:r>
+        <w:t>;</w:t>
+      </w:r>
+    </w:p>
+    <w:p>
+      <w:pPr>
+        <w:pStyle w:val="Code"/>
+      </w:pPr>
+    </w:p>
+    <w:p>
+      <w:pPr>
+        <w:pStyle w:val="Code"/>
+      </w:pPr>
+      <w:r>
+        <w:t xml:space="preserve">import </w:t>
+      </w:r>
+      <w:proofErr w:type="spellStart"/>
+      <w:proofErr w:type="gramStart"/>
+      <w:r>
+        <w:t>java.util</w:t>
+      </w:r>
+      <w:proofErr w:type="gramEnd"/>
+      <w:r>
+        <w:t>.List</w:t>
+      </w:r>
+      <w:proofErr w:type="spellEnd"/>
+      <w:r>
+        <w:t>;</w:t>
+      </w:r>
+    </w:p>
+    <w:p>
+      <w:pPr>
+        <w:pStyle w:val="Code"/>
+      </w:pPr>
+    </w:p>
+    <w:p>
+      <w:pPr>
+        <w:pStyle w:val="Code"/>
+      </w:pPr>
+      <w:r>
+        <w:t>@Getter</w:t>
+      </w:r>
+    </w:p>
+    <w:p>
+      <w:pPr>
+        <w:pStyle w:val="Code"/>
+      </w:pPr>
+      <w:r>
+        <w:t>@Setter</w:t>
+      </w:r>
+    </w:p>
+    <w:p>
+      <w:pPr>
+        <w:pStyle w:val="Code"/>
+      </w:pPr>
+      <w:r>
+        <w:t>@AllArgsConstructor</w:t>
+      </w:r>
+    </w:p>
+    <w:p>
+      <w:pPr>
+        <w:pStyle w:val="Code"/>
+      </w:pPr>
+      <w:r>
+        <w:t>@NoArgsConstructor</w:t>
+      </w:r>
+    </w:p>
+    <w:p>
+      <w:pPr>
+        <w:pStyle w:val="Code"/>
+      </w:pPr>
+      <w:r>
+        <w:t>@Builder</w:t>
+      </w:r>
+    </w:p>
+    <w:p>
+      <w:pPr>
+        <w:pStyle w:val="Code"/>
+      </w:pPr>
+      <w:r>
+        <w:t xml:space="preserve">public class </w:t>
+      </w:r>
+      <w:proofErr w:type="spellStart"/>
+      <w:r>
+        <w:t>FullSchoolResponse</w:t>
+      </w:r>
+      <w:proofErr w:type="spellEnd"/>
+      <w:r>
+        <w:t xml:space="preserve"> {</w:t>
+      </w:r>
+    </w:p>
+    <w:p>
+      <w:pPr>
+        <w:pStyle w:val="Code"/>
+      </w:pPr>
+    </w:p>
+    <w:p>
+      <w:pPr>
+        <w:pStyle w:val="Code"/>
+      </w:pPr>
+      <w:r>
+        <w:t xml:space="preserve">    private String name;</w:t>
+      </w:r>
+    </w:p>
+    <w:p>
+      <w:pPr>
+        <w:pStyle w:val="Code"/>
+      </w:pPr>
+      <w:r>
+        <w:t xml:space="preserve">    private String email;</w:t>
+      </w:r>
+    </w:p>
+    <w:p>
+      <w:pPr>
+        <w:pStyle w:val="Code"/>
+      </w:pPr>
+      <w:r>
+        <w:t xml:space="preserve">    List&lt;Student&gt; students;</w:t>
+      </w:r>
+    </w:p>
+    <w:p>
+      <w:pPr>
+        <w:pStyle w:val="Code"/>
+      </w:pPr>
+      <w:r>
+        <w:t>}</w:t>
+      </w:r>
+    </w:p>
+    <w:p>
+      <w:pPr>
+        <w:pStyle w:val="subjects"/>
+      </w:pPr>
+      <w:r>
+        <w:t xml:space="preserve">Service Layer </w:t>
+      </w:r>
+      <w:r>
+        <w:t>–</w:t>
+      </w:r>
+      <w:r>
+        <w:t xml:space="preserve"> </w:t>
+      </w:r>
+      <w:proofErr w:type="spellStart"/>
+      <w:r>
+        <w:t>SchoolService</w:t>
+      </w:r>
+      <w:proofErr w:type="spellEnd"/>
+    </w:p>
+    <w:p>
+      <w:pPr>
+        <w:pStyle w:val="Code"/>
+      </w:pPr>
+      <w:r>
+        <w:t xml:space="preserve">import </w:t>
+      </w:r>
+      <w:proofErr w:type="spellStart"/>
+      <w:proofErr w:type="gramStart"/>
+      <w:r>
+        <w:t>lombok.RequiredArgsConstructor</w:t>
+      </w:r>
+      <w:proofErr w:type="spellEnd"/>
+      <w:proofErr w:type="gramEnd"/>
+      <w:r>
+        <w:t>;</w:t>
+      </w:r>
+    </w:p>
+    <w:p>
+      <w:pPr>
+        <w:pStyle w:val="Code"/>
+      </w:pPr>
+      <w:r>
+        <w:t xml:space="preserve">import </w:t>
+      </w:r>
+      <w:proofErr w:type="spellStart"/>
+      <w:proofErr w:type="gramStart"/>
+      <w:r>
+        <w:t>org.springframework</w:t>
+      </w:r>
+      <w:proofErr w:type="gramEnd"/>
+      <w:r>
+        <w:t>.</w:t>
+      </w:r>
+      <w:proofErr w:type="gramStart"/>
+      <w:r>
+        <w:t>stereotype.Service</w:t>
+      </w:r>
+      <w:proofErr w:type="spellEnd"/>
+      <w:proofErr w:type="gramEnd"/>
+      <w:r>
+        <w:t>;</w:t>
+      </w:r>
+    </w:p>
+    <w:p>
+      <w:pPr>
+        <w:pStyle w:val="Code"/>
+      </w:pPr>
+    </w:p>
+    <w:p>
+      <w:pPr>
+        <w:pStyle w:val="Code"/>
+      </w:pPr>
+      <w:r>
+        <w:t xml:space="preserve">import </w:t>
+      </w:r>
+      <w:proofErr w:type="spellStart"/>
+      <w:proofErr w:type="gramStart"/>
+      <w:r>
+        <w:t>java.util</w:t>
+      </w:r>
+      <w:proofErr w:type="gramEnd"/>
+      <w:r>
+        <w:t>.List</w:t>
+      </w:r>
+      <w:proofErr w:type="spellEnd"/>
+      <w:r>
+        <w:t>;</w:t>
+      </w:r>
+    </w:p>
+    <w:p>
+      <w:pPr>
+        <w:pStyle w:val="Code"/>
+      </w:pPr>
+    </w:p>
+    <w:p>
+      <w:pPr>
+        <w:pStyle w:val="Code"/>
+      </w:pPr>
+      <w:r>
+        <w:t>@Service</w:t>
+      </w:r>
+    </w:p>
+    <w:p>
+      <w:pPr>
+        <w:pStyle w:val="Code"/>
+      </w:pPr>
+      <w:r>
+        <w:t>@RequiredArgsConstructor</w:t>
+      </w:r>
+    </w:p>
+    <w:p>
+      <w:pPr>
+        <w:pStyle w:val="Code"/>
+      </w:pPr>
+      <w:r>
+        <w:t xml:space="preserve">public class </w:t>
+      </w:r>
+      <w:proofErr w:type="spellStart"/>
+      <w:r>
+        <w:t>SchoolService</w:t>
+      </w:r>
+      <w:proofErr w:type="spellEnd"/>
+      <w:r>
+        <w:t xml:space="preserve"> {</w:t>
+      </w:r>
+    </w:p>
+    <w:p>
+      <w:pPr>
+        <w:pStyle w:val="Code"/>
+      </w:pPr>
+    </w:p>
+    <w:p>
+      <w:pPr>
+        <w:pStyle w:val="Code"/>
+      </w:pPr>
+      <w:r>
+        <w:t xml:space="preserve">    private final </w:t>
+      </w:r>
+      <w:proofErr w:type="spellStart"/>
+      <w:r>
+        <w:t>SchoolRepository</w:t>
+      </w:r>
+      <w:proofErr w:type="spellEnd"/>
+      <w:r>
+        <w:t xml:space="preserve"> repository;</w:t>
+      </w:r>
+    </w:p>
+    <w:p>
+      <w:pPr>
+        <w:pStyle w:val="Code"/>
+      </w:pPr>
+      <w:r>
+        <w:t xml:space="preserve">    private final </w:t>
+      </w:r>
+      <w:proofErr w:type="spellStart"/>
+      <w:r>
+        <w:t>StudentClient</w:t>
+      </w:r>
+      <w:proofErr w:type="spellEnd"/>
+      <w:r>
+        <w:t xml:space="preserve"> client;</w:t>
+      </w:r>
+    </w:p>
+    <w:p>
+      <w:pPr>
+        <w:pStyle w:val="Code"/>
+      </w:pPr>
+    </w:p>
+    <w:p>
+      <w:pPr>
+        <w:pStyle w:val="Code"/>
+      </w:pPr>
+      <w:r>
+        <w:t xml:space="preserve">    public void </w:t>
+      </w:r>
+      <w:proofErr w:type="spellStart"/>
+      <w:proofErr w:type="gramStart"/>
+      <w:r>
+        <w:t>saveSchool</w:t>
+      </w:r>
+      <w:proofErr w:type="spellEnd"/>
+      <w:r>
+        <w:t>(</w:t>
+      </w:r>
+      <w:proofErr w:type="gramEnd"/>
+      <w:r>
+        <w:t>School school) {</w:t>
+      </w:r>
+    </w:p>
+    <w:p>
+      <w:pPr>
+        <w:pStyle w:val="Code"/>
+      </w:pPr>
+      <w:r>
+        <w:t xml:space="preserve">        </w:t>
+      </w:r>
+      <w:proofErr w:type="spellStart"/>
+      <w:proofErr w:type="gramStart"/>
+      <w:r>
+        <w:t>repository.save</w:t>
+      </w:r>
+      <w:proofErr w:type="spellEnd"/>
+      <w:proofErr w:type="gramEnd"/>
+      <w:r>
+        <w:t>(school);</w:t>
+      </w:r>
+    </w:p>
+    <w:p>
+      <w:pPr>
+        <w:pStyle w:val="Code"/>
+      </w:pPr>
+      <w:r>
+        <w:t xml:space="preserve">    }</w:t>
+      </w:r>
+    </w:p>
+    <w:p>
+      <w:pPr>
+        <w:pStyle w:val="Code"/>
+      </w:pPr>
+    </w:p>
+    <w:p>
+      <w:pPr>
+        <w:pStyle w:val="Code"/>
+      </w:pPr>
+      <w:r>
+        <w:t xml:space="preserve">    public List&lt;School&gt; </w:t>
+      </w:r>
+      <w:proofErr w:type="spellStart"/>
+      <w:proofErr w:type="gramStart"/>
+      <w:r>
+        <w:t>findAllSchools</w:t>
+      </w:r>
+      <w:proofErr w:type="spellEnd"/>
+      <w:r>
+        <w:t>(</w:t>
+      </w:r>
+      <w:proofErr w:type="gramEnd"/>
+      <w:r>
+        <w:t>) {</w:t>
+      </w:r>
+    </w:p>
+    <w:p>
+      <w:pPr>
+        <w:pStyle w:val="Code"/>
+      </w:pPr>
+      <w:r>
+        <w:t xml:space="preserve">        return </w:t>
+      </w:r>
+      <w:proofErr w:type="spellStart"/>
+      <w:proofErr w:type="gramStart"/>
+      <w:r>
+        <w:t>repository.findAll</w:t>
+      </w:r>
+      <w:proofErr w:type="spellEnd"/>
+      <w:proofErr w:type="gramEnd"/>
+      <w:r>
+        <w:t>();</w:t>
+      </w:r>
+    </w:p>
+    <w:p>
+      <w:pPr>
+        <w:pStyle w:val="Code"/>
+      </w:pPr>
+      <w:r>
+        <w:t xml:space="preserve">    }</w:t>
+      </w:r>
+    </w:p>
+    <w:p>
+      <w:pPr>
+        <w:pStyle w:val="Code"/>
+      </w:pPr>
+      <w:r>
+        <w:t>}</w:t>
+      </w:r>
+    </w:p>
+    <w:p>
+      <w:pPr>
+        <w:pStyle w:val="subjects"/>
+      </w:pPr>
+      <w:r>
+        <w:t xml:space="preserve">Controller Layer </w:t>
+      </w:r>
+      <w:r>
+        <w:t>–</w:t>
+      </w:r>
+      <w:r>
+        <w:t xml:space="preserve"> </w:t>
+      </w:r>
+      <w:proofErr w:type="spellStart"/>
+      <w:r>
+        <w:t>SchoolController</w:t>
+      </w:r>
+      <w:proofErr w:type="spellEnd"/>
+    </w:p>
+    <w:p>
+      <w:pPr>
+        <w:pStyle w:val="Code"/>
+      </w:pPr>
+      <w:r>
+        <w:t xml:space="preserve">import </w:t>
+      </w:r>
+      <w:proofErr w:type="spellStart"/>
+      <w:proofErr w:type="gramStart"/>
+      <w:r>
+        <w:t>lombok.RequiredArgsConstructor</w:t>
+      </w:r>
+      <w:proofErr w:type="spellEnd"/>
+      <w:proofErr w:type="gramEnd"/>
+      <w:r>
+        <w:t>;</w:t>
+      </w:r>
+    </w:p>
+    <w:p>
+      <w:pPr>
+        <w:pStyle w:val="Code"/>
+      </w:pPr>
+      <w:r>
+        <w:t xml:space="preserve">import </w:t>
+      </w:r>
+      <w:proofErr w:type="spellStart"/>
+      <w:proofErr w:type="gramStart"/>
+      <w:r>
+        <w:t>org.springframework</w:t>
+      </w:r>
+      <w:proofErr w:type="gramEnd"/>
+      <w:r>
+        <w:t>.</w:t>
+      </w:r>
+      <w:proofErr w:type="gramStart"/>
+      <w:r>
+        <w:t>http.HttpStatus</w:t>
+      </w:r>
+      <w:proofErr w:type="spellEnd"/>
+      <w:proofErr w:type="gramEnd"/>
+      <w:r>
+        <w:t>;</w:t>
+      </w:r>
+    </w:p>
+    <w:p>
+      <w:pPr>
+        <w:pStyle w:val="Code"/>
+      </w:pPr>
+      <w:r>
+        <w:t xml:space="preserve">import </w:t>
+      </w:r>
+      <w:proofErr w:type="spellStart"/>
+      <w:proofErr w:type="gramStart"/>
+      <w:r>
+        <w:t>org.springframework</w:t>
+      </w:r>
+      <w:proofErr w:type="gramEnd"/>
+      <w:r>
+        <w:t>.</w:t>
+      </w:r>
+      <w:proofErr w:type="gramStart"/>
+      <w:r>
+        <w:t>http.ResponseEntity</w:t>
+      </w:r>
+      <w:proofErr w:type="spellEnd"/>
+      <w:proofErr w:type="gramEnd"/>
+      <w:r>
+        <w:t>;</w:t>
+      </w:r>
+    </w:p>
+    <w:p>
+      <w:pPr>
+        <w:pStyle w:val="Code"/>
+      </w:pPr>
+      <w:r>
+        <w:t xml:space="preserve">import </w:t>
+      </w:r>
+      <w:proofErr w:type="spellStart"/>
+      <w:proofErr w:type="gramStart"/>
+      <w:r>
+        <w:t>org.springframework.web.bind</w:t>
+      </w:r>
+      <w:proofErr w:type="gramEnd"/>
+      <w:r>
+        <w:t>.</w:t>
+      </w:r>
+      <w:proofErr w:type="gramStart"/>
+      <w:r>
+        <w:t>annotation</w:t>
+      </w:r>
+      <w:proofErr w:type="spellEnd"/>
+      <w:r>
+        <w:t>.*</w:t>
+      </w:r>
+      <w:proofErr w:type="gramEnd"/>
+      <w:r>
+        <w:t>;</w:t>
+      </w:r>
+    </w:p>
+    <w:p>
+      <w:pPr>
+        <w:pStyle w:val="Code"/>
+      </w:pPr>
+    </w:p>
+    <w:p>
+      <w:pPr>
+        <w:pStyle w:val="Code"/>
+      </w:pPr>
+      <w:r>
+        <w:t xml:space="preserve">import </w:t>
+      </w:r>
+      <w:proofErr w:type="spellStart"/>
+      <w:proofErr w:type="gramStart"/>
+      <w:r>
+        <w:t>java.util</w:t>
+      </w:r>
+      <w:proofErr w:type="gramEnd"/>
+      <w:r>
+        <w:t>.List</w:t>
+      </w:r>
+      <w:proofErr w:type="spellEnd"/>
+      <w:r>
+        <w:t>;</w:t>
+      </w:r>
+    </w:p>
+    <w:p>
+      <w:pPr>
+        <w:pStyle w:val="Code"/>
+      </w:pPr>
+    </w:p>
+    <w:p>
+      <w:pPr>
+        <w:pStyle w:val="Code"/>
+      </w:pPr>
+      <w:r>
+        <w:t>@RestController</w:t>
+      </w:r>
+    </w:p>
+    <w:p>
+      <w:pPr>
+        <w:pStyle w:val="Code"/>
+      </w:pPr>
+      <w:r>
+        <w:lastRenderedPageBreak/>
+        <w:t>@RequestMapping("/api/v1/schools")</w:t>
+      </w:r>
+    </w:p>
+    <w:p>
+      <w:pPr>
+        <w:pStyle w:val="Code"/>
+      </w:pPr>
+      <w:r>
+        <w:t>@RequiredArgsConstructor</w:t>
+      </w:r>
+    </w:p>
+    <w:p>
+      <w:pPr>
+        <w:pStyle w:val="Code"/>
+      </w:pPr>
+      <w:r>
+        <w:t xml:space="preserve">public class </w:t>
+      </w:r>
+      <w:proofErr w:type="spellStart"/>
+      <w:r>
+        <w:t>SchoolController</w:t>
+      </w:r>
+      <w:proofErr w:type="spellEnd"/>
+      <w:r>
+        <w:t xml:space="preserve"> {</w:t>
+      </w:r>
+    </w:p>
+    <w:p>
+      <w:pPr>
+        <w:pStyle w:val="Code"/>
+      </w:pPr>
+    </w:p>
+    <w:p>
+      <w:pPr>
+        <w:pStyle w:val="Code"/>
+      </w:pPr>
+      <w:r>
+        <w:t xml:space="preserve">    private final </w:t>
+      </w:r>
+      <w:proofErr w:type="spellStart"/>
+      <w:r>
+        <w:t>SchoolService</w:t>
+      </w:r>
+      <w:proofErr w:type="spellEnd"/>
+      <w:r>
+        <w:t xml:space="preserve"> service;</w:t>
+      </w:r>
+    </w:p>
+    <w:p>
+      <w:pPr>
+        <w:pStyle w:val="Code"/>
+      </w:pPr>
+    </w:p>
+    <w:p>
+      <w:pPr>
+        <w:pStyle w:val="Code"/>
+      </w:pPr>
+      <w:r>
+        <w:t xml:space="preserve">    @PostMapping</w:t>
+      </w:r>
+    </w:p>
+    <w:p>
+      <w:pPr>
+        <w:pStyle w:val="Code"/>
+      </w:pPr>
+      <w:r>
+        <w:t xml:space="preserve">    @</w:t>
+      </w:r>
+      <w:proofErr w:type="gramStart"/>
+      <w:r>
+        <w:t>ResponseStatus(</w:t>
+      </w:r>
+      <w:proofErr w:type="gramEnd"/>
+      <w:r>
+        <w:t>HttpStatus.CREATED)</w:t>
+      </w:r>
+    </w:p>
+    <w:p>
+      <w:pPr>
+        <w:pStyle w:val="Code"/>
+      </w:pPr>
+      <w:r>
+        <w:t xml:space="preserve">    public void </w:t>
+      </w:r>
+      <w:proofErr w:type="gramStart"/>
+      <w:r>
+        <w:t>save(</w:t>
+      </w:r>
+      <w:proofErr w:type="gramEnd"/>
+    </w:p>
+    <w:p>
+      <w:pPr>
+        <w:pStyle w:val="Code"/>
+      </w:pPr>
+      <w:r>
+        <w:t xml:space="preserve">            @RequestBody School </w:t>
+      </w:r>
+      <w:proofErr w:type="spellStart"/>
+      <w:r>
+        <w:t>school</w:t>
+      </w:r>
+      <w:proofErr w:type="spellEnd"/>
+    </w:p>
+    <w:p>
+      <w:pPr>
+        <w:pStyle w:val="Code"/>
+      </w:pPr>
+      <w:r>
+        <w:t xml:space="preserve">    ) {</w:t>
+      </w:r>
+    </w:p>
+    <w:p>
+      <w:pPr>
+        <w:pStyle w:val="Code"/>
+      </w:pPr>
+      <w:r>
+        <w:t xml:space="preserve">        </w:t>
+      </w:r>
+      <w:proofErr w:type="spellStart"/>
+      <w:proofErr w:type="gramStart"/>
+      <w:r>
+        <w:t>service.saveSchool</w:t>
+      </w:r>
+      <w:proofErr w:type="spellEnd"/>
+      <w:proofErr w:type="gramEnd"/>
+      <w:r>
+        <w:t>(school);</w:t>
+      </w:r>
+    </w:p>
+    <w:p>
+      <w:pPr>
+        <w:pStyle w:val="Code"/>
+      </w:pPr>
+      <w:r>
+        <w:t xml:space="preserve">    }</w:t>
+      </w:r>
+    </w:p>
+    <w:p>
+      <w:pPr>
+        <w:pStyle w:val="Code"/>
+      </w:pPr>
+    </w:p>
+    <w:p>
+      <w:pPr>
+        <w:pStyle w:val="Code"/>
+      </w:pPr>
+      <w:r>
+        <w:t xml:space="preserve">    @GetMapping</w:t>
+      </w:r>
+    </w:p>
+    <w:p>
+      <w:pPr>
+        <w:pStyle w:val="Code"/>
+      </w:pPr>
+      <w:r>
+        <w:t xml:space="preserve">    public </w:t>
+      </w:r>
+      <w:proofErr w:type="spellStart"/>
+      <w:r>
+        <w:t>ResponseEntity</w:t>
+      </w:r>
+      <w:proofErr w:type="spellEnd"/>
+      <w:r>
+        <w:t xml:space="preserve">&lt;List&lt;School&gt;&gt; </w:t>
+      </w:r>
+      <w:proofErr w:type="spellStart"/>
+      <w:proofErr w:type="gramStart"/>
+      <w:r>
+        <w:t>findAllSchools</w:t>
+      </w:r>
+      <w:proofErr w:type="spellEnd"/>
+      <w:r>
+        <w:t>(</w:t>
+      </w:r>
+      <w:proofErr w:type="gramEnd"/>
+      <w:r>
+        <w:t>) {</w:t>
+      </w:r>
+    </w:p>
+    <w:p>
+      <w:pPr>
+        <w:pStyle w:val="Code"/>
+      </w:pPr>
+      <w:r>
+        <w:t xml:space="preserve">        return </w:t>
+      </w:r>
+      <w:proofErr w:type="spellStart"/>
+      <w:r>
+        <w:t>ResponseEntity.ok</w:t>
+      </w:r>
+      <w:proofErr w:type="spellEnd"/>
+      <w:r>
+        <w:t>(</w:t>
+      </w:r>
+      <w:proofErr w:type="spellStart"/>
+      <w:proofErr w:type="gramStart"/>
+      <w:r>
+        <w:t>service.findAllSchools</w:t>
+      </w:r>
+      <w:proofErr w:type="spellEnd"/>
+      <w:proofErr w:type="gramEnd"/>
+      <w:r>
+        <w:t>());</w:t>
+      </w:r>
+    </w:p>
+    <w:p>
+      <w:pPr>
+        <w:pStyle w:val="Code"/>
+      </w:pPr>
+      <w:r>
+        <w:t xml:space="preserve">    }</w:t>
+      </w:r>
+    </w:p>
+    <w:p>
+      <w:pPr>
+        <w:pStyle w:val="Code"/>
+      </w:pPr>
+      <w:r>
+        <w:t>}</w:t>
+      </w:r>
+    </w:p>
+    <w:p>
+      <w:pPr>
+        <w:pStyle w:val="paragraph"/>
+      </w:pPr>
+      <w:r>
+        <w:t>That's completed our school microservice development.</w:t>
       </w:r>
     </w:p>
     <w:sectPr>
@@ -4837,4 +7740,16 @@
     </a:ext>
   </a:extLst>
 </a:theme>
+</file>
+
+<file path=customXml/item1.xml><?xml version="1.0" encoding="utf-8"?>
+<b:Sources xmlns:b="http://schemas.openxmlformats.org/officeDocument/2006/bibliography" xmlns="http://schemas.openxmlformats.org/officeDocument/2006/bibliography" SelectedStyle="\APASixthEditionOfficeOnline.xsl" StyleName="APA" Version="6"/>
+</file>
+
+<file path=customXml/itemProps1.xml><?xml version="1.0" encoding="utf-8"?>
+<ds:datastoreItem xmlns:ds="http://schemas.openxmlformats.org/officeDocument/2006/customXml" ds:itemID="{A1CA1AA5-609F-49BE-B629-8DCF13E3739A}">
+  <ds:schemaRefs>
+    <ds:schemaRef ds:uri="http://schemas.openxmlformats.org/officeDocument/2006/bibliography"/>
+  </ds:schemaRefs>
+</ds:datastoreItem>
 </file>
--- a/Microservices Project using Spring Boot.docx
+++ b/Microservices Project using Spring Boot.docx
@@ -6259,6 +6259,91 @@
       <w:r>
         <w:t>That's completed our school microservice development.</w:t>
       </w:r>
+    </w:p>
+    <w:p>
+      <w:pPr>
+        <w:pStyle w:val="headersub"/>
+      </w:pPr>
+      <w:r>
+        <w:t xml:space="preserve">Using </w:t>
+      </w:r>
+      <w:proofErr w:type="spellStart"/>
+      <w:r>
+        <w:t>OpenFeign</w:t>
+      </w:r>
+      <w:proofErr w:type="spellEnd"/>
+      <w:r>
+        <w:t xml:space="preserve"> - Inter-Service Communication</w:t>
+      </w:r>
+    </w:p>
+    <w:p>
+      <w:pPr>
+        <w:pStyle w:val="paragraph"/>
+      </w:pPr>
+      <w:r>
+        <w:t xml:space="preserve">In this section, we will see the inter-service communication using </w:t>
+      </w:r>
+      <w:proofErr w:type="spellStart"/>
+      <w:r>
+        <w:t>OpenFeign</w:t>
+      </w:r>
+      <w:proofErr w:type="spellEnd"/>
+      <w:r>
+        <w:t>, a declarative REST client that simplifies service-to-service communication within the microservices ecosystem.</w:t>
+      </w:r>
+    </w:p>
+    <w:p>
+      <w:pPr>
+        <w:pStyle w:val="paragraph"/>
+      </w:pPr>
+      <w:r>
+        <w:t xml:space="preserve">We will see how to use the </w:t>
+      </w:r>
+      <w:proofErr w:type="spellStart"/>
+      <w:r>
+        <w:t>OpenFeign</w:t>
+      </w:r>
+      <w:proofErr w:type="spellEnd"/>
+      <w:r>
+        <w:t xml:space="preserve"> library to make a REST API call from school service to student service.</w:t>
+      </w:r>
+    </w:p>
+    <w:p>
+      <w:pPr>
+        <w:pStyle w:val="subjects"/>
+      </w:pPr>
+      <w:r>
+        <w:t xml:space="preserve">Add </w:t>
+      </w:r>
+      <w:proofErr w:type="spellStart"/>
+      <w:r>
+        <w:t>OpenFeign</w:t>
+      </w:r>
+      <w:proofErr w:type="spellEnd"/>
+      <w:r>
+        <w:t xml:space="preserve"> Dependency</w:t>
+      </w:r>
+    </w:p>
+    <w:p>
+      <w:pPr>
+        <w:pStyle w:val="paragraph"/>
+      </w:pPr>
+      <w:r>
+        <w:t xml:space="preserve">In order to use the </w:t>
+      </w:r>
+      <w:proofErr w:type="spellStart"/>
+      <w:r>
+        <w:t>OpenFeign</w:t>
+      </w:r>
+      <w:proofErr w:type="spellEnd"/>
+      <w:r>
+        <w:t xml:space="preserve"> library, open the pom.xml file of the school service project and add the below dependency:</w:t>
+      </w:r>
+    </w:p>
+    <w:p>
+      <w:pPr>
+        <w:pStyle w:val="paragraph"/>
+      </w:pPr>
     </w:p>
     <w:sectPr>
       <w:pgSz w:w="11906" w:h="16838"/>
